--- a/TDD_Auto_Count_Social_Media_Reach.docx
+++ b/TDD_Auto_Count_Social_Media_Reach.docx
@@ -96,7 +96,7 @@
               <w:rPr>
                 <w:sz w:val="20"/>
               </w:rPr>
-              <w:t>2.0</w:t>
+              <w:t>3.0</w:t>
             </w:r>
           </w:p>
         </w:tc>
@@ -140,7 +140,7 @@
               <w:rPr>
                 <w:sz w:val="20"/>
               </w:rPr>
-              <w:t>11 May 2026</w:t>
+              <w:t>13 May 2026</w:t>
             </w:r>
           </w:p>
         </w:tc>
@@ -272,7 +272,7 @@
               <w:rPr>
                 <w:sz w:val="20"/>
               </w:rPr>
-              <w:t>BRD v4.0 — Auto Count Social Media Reach</w:t>
+              <w:t>BRD v5.0 — Auto Count Social Media Reach</w:t>
             </w:r>
           </w:p>
         </w:tc>
@@ -566,6 +566,92 @@
           </w:p>
         </w:tc>
       </w:tr>
+      <w:tr>
+        <w:tc>
+          <w:tcPr>
+            <w:tcW w:type="dxa" w:w="2340"/>
+            <w:tcW w:w="1007" w:type="dxa"/>
+            <w:shd w:val="clear" w:color="auto" w:fill="FFFFFF"/>
+            <w:tcBorders>
+              <w:top w:val="single" w:sz="4" w:space="0" w:color="CCCCCC"/>
+              <w:left w:val="single" w:sz="4" w:space="0" w:color="CCCCCC"/>
+              <w:bottom w:val="single" w:sz="4" w:space="0" w:color="CCCCCC"/>
+              <w:right w:val="single" w:sz="4" w:space="0" w:color="CCCCCC"/>
+            </w:tcBorders>
+          </w:tcPr>
+          <w:p>
+            <w:r>
+              <w:rPr>
+                <w:sz w:val="20"/>
+              </w:rPr>
+              <w:t>3.0</w:t>
+            </w:r>
+          </w:p>
+        </w:tc>
+        <w:tc>
+          <w:tcPr>
+            <w:tcW w:type="dxa" w:w="2340"/>
+            <w:tcW w:w="2160" w:type="dxa"/>
+            <w:shd w:val="clear" w:color="auto" w:fill="FFFFFF"/>
+            <w:tcBorders>
+              <w:top w:val="single" w:sz="4" w:space="0" w:color="CCCCCC"/>
+              <w:left w:val="single" w:sz="4" w:space="0" w:color="CCCCCC"/>
+              <w:bottom w:val="single" w:sz="4" w:space="0" w:color="CCCCCC"/>
+              <w:right w:val="single" w:sz="4" w:space="0" w:color="CCCCCC"/>
+            </w:tcBorders>
+          </w:tcPr>
+          <w:p>
+            <w:r>
+              <w:rPr>
+                <w:sz w:val="20"/>
+              </w:rPr>
+              <w:t>13 May 2026</w:t>
+            </w:r>
+          </w:p>
+        </w:tc>
+        <w:tc>
+          <w:tcPr>
+            <w:tcW w:type="dxa" w:w="2340"/>
+            <w:tcW w:w="2160" w:type="dxa"/>
+            <w:shd w:val="clear" w:color="auto" w:fill="FFFFFF"/>
+            <w:tcBorders>
+              <w:top w:val="single" w:sz="4" w:space="0" w:color="CCCCCC"/>
+              <w:left w:val="single" w:sz="4" w:space="0" w:color="CCCCCC"/>
+              <w:bottom w:val="single" w:sz="4" w:space="0" w:color="CCCCCC"/>
+              <w:right w:val="single" w:sz="4" w:space="0" w:color="CCCCCC"/>
+            </w:tcBorders>
+          </w:tcPr>
+          <w:p>
+            <w:r>
+              <w:rPr>
+                <w:sz w:val="20"/>
+              </w:rPr>
+              <w:t>jingyi-rere</w:t>
+            </w:r>
+          </w:p>
+        </w:tc>
+        <w:tc>
+          <w:tcPr>
+            <w:tcW w:type="dxa" w:w="2340"/>
+            <w:tcW w:w="5472" w:type="dxa"/>
+            <w:shd w:val="clear" w:color="auto" w:fill="FFFFFF"/>
+            <w:tcBorders>
+              <w:top w:val="single" w:sz="4" w:space="0" w:color="CCCCCC"/>
+              <w:left w:val="single" w:sz="4" w:space="0" w:color="CCCCCC"/>
+              <w:bottom w:val="single" w:sz="4" w:space="0" w:color="CCCCCC"/>
+              <w:right w:val="single" w:sz="4" w:space="0" w:color="CCCCCC"/>
+            </w:tcBorders>
+          </w:tcPr>
+          <w:p>
+            <w:r>
+              <w:rPr>
+                <w:sz w:val="20"/>
+              </w:rPr>
+              <w:t>Updated: watcher.py background daemon, yt-dlp for YouTube/TikTok, Firefox for Instagram/RedNote, single atomic Lark write, retry logic, shortcode security validation, startup env check, 283 tests, src/ module layout, structured logging</w:t>
+            </w:r>
+          </w:p>
+        </w:tc>
+      </w:tr>
     </w:tbl>
     <w:p/>
     <w:p>
@@ -589,7 +675,7 @@
           <w:i w:val="0"/>
           <w:sz w:val="22"/>
         </w:rPr>
-        <w:t>The Auto Count Social Media Reach system is a Python-based automation tool. The user pastes video URLs into Column F of their Lark Sheet, then runs python run.py. The system reads those URLs, opens each video in a real Chrome browser using Playwright, takes a screenshot, and sends it to Claude Haiku Vision to extract the posted date, caption, and view count. The data is then written to columns A, D, E, G of the Lark Sheet. A hard allowlist in lark_writer.py enforces that no other columns can ever be written to.</w:t>
+        <w:t>The Auto Count Social Media Reach system is a Python-based automation tool. The user pastes video URLs into Column F of their Lark Bitable, then runs python watcher.py once. The watcher checks Lark every 5 minutes for new URLs and processes them automatically. Each URL is routed to the best extraction method: yt-dlp (fast, exact numbers, no browser) for YouTube and TikTok; Firefox + Claude Haiku Vision (claude-haiku-4-5) for Instagram and RedNote. Instagram uses a two-screenshot approach: reel page for caption and date, profile grid for view count. All extracted data is written to columns A, D, E, G in a single atomic Lark API call. A hard allowlist in lark_writer.py ensures no other columns can ever be written to. All activity is logged to logs/auto_count.log. Errors are displayed in plain English.</w:t>
       </w:r>
     </w:p>
     <w:p/>
@@ -639,7 +725,7 @@
         <w:tc>
           <w:tcPr>
             <w:tcW w:type="dxa" w:w="3120"/>
-            <w:tcW w:w="3168" w:type="dxa"/>
+            <w:tcW w:w="3600" w:type="dxa"/>
             <w:shd w:val="clear" w:color="auto" w:fill="1F497D"/>
             <w:tcBorders>
               <w:top w:val="single" w:sz="4" w:space="0" w:color="1F497D"/>
@@ -662,7 +748,7 @@
         <w:tc>
           <w:tcPr>
             <w:tcW w:type="dxa" w:w="3120"/>
-            <w:tcW w:w="5040" w:type="dxa"/>
+            <w:tcW w:w="4608" w:type="dxa"/>
             <w:shd w:val="clear" w:color="auto" w:fill="1F497D"/>
             <w:tcBorders>
               <w:top w:val="single" w:sz="4" w:space="0" w:color="1F497D"/>
@@ -701,14 +787,14 @@
               <w:rPr>
                 <w:sz w:val="20"/>
               </w:rPr>
-              <w:t>Data extraction method</w:t>
+              <w:t>YouTube/TikTok extraction</w:t>
             </w:r>
           </w:p>
         </w:tc>
         <w:tc>
           <w:tcPr>
             <w:tcW w:type="dxa" w:w="3120"/>
-            <w:tcW w:w="3168" w:type="dxa"/>
+            <w:tcW w:w="3600" w:type="dxa"/>
             <w:shd w:val="clear" w:color="auto" w:fill="FFFFFF"/>
             <w:tcBorders>
               <w:top w:val="single" w:sz="4" w:space="0" w:color="CCCCCC"/>
@@ -722,14 +808,14 @@
               <w:rPr>
                 <w:sz w:val="20"/>
               </w:rPr>
-              <w:t>Playwright + Claude Vision (NO platform APIs)</w:t>
+              <w:t>yt-dlp (no browser)</w:t>
             </w:r>
           </w:p>
         </w:tc>
         <w:tc>
           <w:tcPr>
             <w:tcW w:type="dxa" w:w="3120"/>
-            <w:tcW w:w="5040" w:type="dxa"/>
+            <w:tcW w:w="4608" w:type="dxa"/>
             <w:shd w:val="clear" w:color="auto" w:fill="FFFFFF"/>
             <w:tcBorders>
               <w:top w:val="single" w:sz="4" w:space="0" w:color="CCCCCC"/>
@@ -743,7 +829,7 @@
               <w:rPr>
                 <w:sz w:val="20"/>
               </w:rPr>
-              <w:t>Works on all 7 platforms including RedNote which has no API. More reliable and future-proof.</w:t>
+              <w:t>Fast, exact numbers. Uses Chrome cookies for auth. No screenshots needed.</w:t>
             </w:r>
           </w:p>
         </w:tc>
@@ -766,14 +852,14 @@
               <w:rPr>
                 <w:sz w:val="20"/>
               </w:rPr>
-              <w:t>Column safety</w:t>
+              <w:t>Instagram/RedNote extraction</w:t>
             </w:r>
           </w:p>
         </w:tc>
         <w:tc>
           <w:tcPr>
             <w:tcW w:type="dxa" w:w="3120"/>
-            <w:tcW w:w="3168" w:type="dxa"/>
+            <w:tcW w:w="3600" w:type="dxa"/>
             <w:shd w:val="clear" w:color="auto" w:fill="F0F4FF"/>
             <w:tcBorders>
               <w:top w:val="single" w:sz="4" w:space="0" w:color="CCCCCC"/>
@@ -787,14 +873,14 @@
               <w:rPr>
                 <w:sz w:val="20"/>
               </w:rPr>
-              <w:t>Hard allowlist raises exception for B/C/F/H</w:t>
+              <w:t>Firefox + Claude Haiku Vision (claude-haiku-4-5)</w:t>
             </w:r>
           </w:p>
         </w:tc>
         <w:tc>
           <w:tcPr>
             <w:tcW w:type="dxa" w:w="3120"/>
-            <w:tcW w:w="5040" w:type="dxa"/>
+            <w:tcW w:w="4608" w:type="dxa"/>
             <w:shd w:val="clear" w:color="auto" w:fill="F0F4FF"/>
             <w:tcBorders>
               <w:top w:val="single" w:sz="4" w:space="0" w:color="CCCCCC"/>
@@ -808,7 +894,7 @@
               <w:rPr>
                 <w:sz w:val="20"/>
               </w:rPr>
-              <w:t>Prevents any accidental data corruption in user-managed columns.</w:t>
+              <w:t>No API available. Firefox with saved login handles paywalls/popups.</w:t>
             </w:r>
           </w:p>
         </w:tc>
@@ -831,14 +917,14 @@
               <w:rPr>
                 <w:sz w:val="20"/>
               </w:rPr>
-              <w:t>Column F</w:t>
+              <w:t>Instagram view count</w:t>
             </w:r>
           </w:p>
         </w:tc>
         <w:tc>
           <w:tcPr>
             <w:tcW w:type="dxa" w:w="3120"/>
-            <w:tcW w:w="3168" w:type="dxa"/>
+            <w:tcW w:w="3600" w:type="dxa"/>
             <w:shd w:val="clear" w:color="auto" w:fill="FFFFFF"/>
             <w:tcBorders>
               <w:top w:val="single" w:sz="4" w:space="0" w:color="CCCCCC"/>
@@ -852,14 +938,14 @@
               <w:rPr>
                 <w:sz w:val="20"/>
               </w:rPr>
-              <w:t>Read only — never write</w:t>
+              <w:t>Two-screenshot: reel page + profile grid</w:t>
             </w:r>
           </w:p>
         </w:tc>
         <w:tc>
           <w:tcPr>
             <w:tcW w:type="dxa" w:w="3120"/>
-            <w:tcW w:w="5040" w:type="dxa"/>
+            <w:tcW w:w="4608" w:type="dxa"/>
             <w:shd w:val="clear" w:color="auto" w:fill="FFFFFF"/>
             <w:tcBorders>
               <w:top w:val="single" w:sz="4" w:space="0" w:color="CCCCCC"/>
@@ -873,7 +959,7 @@
               <w:rPr>
                 <w:sz w:val="20"/>
               </w:rPr>
-              <w:t>User owns this column. System reads URL from here but never modifies it.</w:t>
+              <w:t>Individual reel pages hide view counts on desktop. Profile grid always shows them.</w:t>
             </w:r>
           </w:p>
         </w:tc>
@@ -896,14 +982,14 @@
               <w:rPr>
                 <w:sz w:val="20"/>
               </w:rPr>
-              <w:t>Row management</w:t>
+              <w:t>Column safety</w:t>
             </w:r>
           </w:p>
         </w:tc>
         <w:tc>
           <w:tcPr>
             <w:tcW w:type="dxa" w:w="3120"/>
-            <w:tcW w:w="3168" w:type="dxa"/>
+            <w:tcW w:w="3600" w:type="dxa"/>
             <w:shd w:val="clear" w:color="auto" w:fill="F0F4FF"/>
             <w:tcBorders>
               <w:top w:val="single" w:sz="4" w:space="0" w:color="CCCCCC"/>
@@ -917,14 +1003,14 @@
               <w:rPr>
                 <w:sz w:val="20"/>
               </w:rPr>
-              <w:t>Write into existing rows only</w:t>
+              <w:t>Hard allowlist raises ValueError for B/C/F/H</w:t>
             </w:r>
           </w:p>
         </w:tc>
         <w:tc>
           <w:tcPr>
             <w:tcW w:type="dxa" w:w="3120"/>
-            <w:tcW w:w="5040" w:type="dxa"/>
+            <w:tcW w:w="4608" w:type="dxa"/>
             <w:shd w:val="clear" w:color="auto" w:fill="F0F4FF"/>
             <w:tcBorders>
               <w:top w:val="single" w:sz="4" w:space="0" w:color="CCCCCC"/>
@@ -938,7 +1024,7 @@
               <w:rPr>
                 <w:sz w:val="20"/>
               </w:rPr>
-              <w:t>User controls row structure. System fills in the blanks only.</w:t>
+              <w:t>Prevents accidental data corruption in user-managed columns. Enforced in code, not config.</w:t>
             </w:r>
           </w:p>
         </w:tc>
@@ -961,14 +1047,14 @@
               <w:rPr>
                 <w:sz w:val="20"/>
               </w:rPr>
-              <w:t>Trigger</w:t>
+              <w:t>Lark write strategy</w:t>
             </w:r>
           </w:p>
         </w:tc>
         <w:tc>
           <w:tcPr>
             <w:tcW w:type="dxa" w:w="3120"/>
-            <w:tcW w:w="3168" w:type="dxa"/>
+            <w:tcW w:w="3600" w:type="dxa"/>
             <w:shd w:val="clear" w:color="auto" w:fill="FFFFFF"/>
             <w:tcBorders>
               <w:top w:val="single" w:sz="4" w:space="0" w:color="CCCCCC"/>
@@ -982,14 +1068,14 @@
               <w:rPr>
                 <w:sz w:val="20"/>
               </w:rPr>
-              <w:t>python run.py — no UI</w:t>
+              <w:t>Single atomic API call per row in write_row()</w:t>
             </w:r>
           </w:p>
         </w:tc>
         <w:tc>
           <w:tcPr>
             <w:tcW w:type="dxa" w:w="3120"/>
-            <w:tcW w:w="5040" w:type="dxa"/>
+            <w:tcW w:w="4608" w:type="dxa"/>
             <w:shd w:val="clear" w:color="auto" w:fill="FFFFFF"/>
             <w:tcBorders>
               <w:top w:val="single" w:sz="4" w:space="0" w:color="CCCCCC"/>
@@ -1003,7 +1089,7 @@
               <w:rPr>
                 <w:sz w:val="20"/>
               </w:rPr>
-              <w:t>Simple, fast, no dependencies on web frameworks.</w:t>
+              <w:t>Prevents partial writes if process crashes mid-row. All fields written or none.</w:t>
             </w:r>
           </w:p>
         </w:tc>
@@ -1026,14 +1112,14 @@
               <w:rPr>
                 <w:sz w:val="20"/>
               </w:rPr>
-              <w:t>AI model</w:t>
+              <w:t>Retry logic</w:t>
             </w:r>
           </w:p>
         </w:tc>
         <w:tc>
           <w:tcPr>
             <w:tcW w:type="dxa" w:w="3120"/>
-            <w:tcW w:w="3168" w:type="dxa"/>
+            <w:tcW w:w="3600" w:type="dxa"/>
             <w:shd w:val="clear" w:color="auto" w:fill="F0F4FF"/>
             <w:tcBorders>
               <w:top w:val="single" w:sz="4" w:space="0" w:color="CCCCCC"/>
@@ -1047,14 +1133,14 @@
               <w:rPr>
                 <w:sz w:val="20"/>
               </w:rPr>
-              <w:t>claude-haiku-4-5-20251001 for vision</w:t>
+              <w:t>with_retry(): 3 attempts, 2s/4s/8s back-off</w:t>
             </w:r>
           </w:p>
         </w:tc>
         <w:tc>
           <w:tcPr>
             <w:tcW w:type="dxa" w:w="3120"/>
-            <w:tcW w:w="5040" w:type="dxa"/>
+            <w:tcW w:w="4608" w:type="dxa"/>
             <w:shd w:val="clear" w:color="auto" w:fill="F0F4FF"/>
             <w:tcBorders>
               <w:top w:val="single" w:sz="4" w:space="0" w:color="CCCCCC"/>
@@ -1068,7 +1154,7 @@
               <w:rPr>
                 <w:sz w:val="20"/>
               </w:rPr>
-              <w:t>Fast and cost-effective for screenshot analysis.</w:t>
+              <w:t>Handles transient network blips without crashing the watcher loop.</w:t>
             </w:r>
           </w:p>
         </w:tc>
@@ -1091,14 +1177,14 @@
               <w:rPr>
                 <w:sz w:val="20"/>
               </w:rPr>
-              <w:t>Browser profile</w:t>
+              <w:t>Startup validation</w:t>
             </w:r>
           </w:p>
         </w:tc>
         <w:tc>
           <w:tcPr>
             <w:tcW w:type="dxa" w:w="3120"/>
-            <w:tcW w:w="3168" w:type="dxa"/>
+            <w:tcW w:w="3600" w:type="dxa"/>
             <w:shd w:val="clear" w:color="auto" w:fill="FFFFFF"/>
             <w:tcBorders>
               <w:top w:val="single" w:sz="4" w:space="0" w:color="CCCCCC"/>
@@ -1112,14 +1198,14 @@
               <w:rPr>
                 <w:sz w:val="20"/>
               </w:rPr>
-              <w:t>Persistent Chrome at ~/.cache/auto-count/chrome-profile</w:t>
+              <w:t>_validate_env() checks all .env vars at boot</w:t>
             </w:r>
           </w:p>
         </w:tc>
         <w:tc>
           <w:tcPr>
             <w:tcW w:type="dxa" w:w="3120"/>
-            <w:tcW w:w="5040" w:type="dxa"/>
+            <w:tcW w:w="4608" w:type="dxa"/>
             <w:shd w:val="clear" w:color="auto" w:fill="FFFFFF"/>
             <w:tcBorders>
               <w:top w:val="single" w:sz="4" w:space="0" w:color="CCCCCC"/>
@@ -1133,7 +1219,267 @@
               <w:rPr>
                 <w:sz w:val="20"/>
               </w:rPr>
-              <w:t>Retains login sessions across runs — no re-login needed.</w:t>
+              <w:t>Clear error at startup instead of confusing NoneType crash mid-run.</w:t>
+            </w:r>
+          </w:p>
+        </w:tc>
+      </w:tr>
+      <w:tr>
+        <w:tc>
+          <w:tcPr>
+            <w:tcW w:type="dxa" w:w="3120"/>
+            <w:tcW w:w="2592" w:type="dxa"/>
+            <w:shd w:val="clear" w:color="auto" w:fill="F0F4FF"/>
+            <w:tcBorders>
+              <w:top w:val="single" w:sz="4" w:space="0" w:color="CCCCCC"/>
+              <w:left w:val="single" w:sz="4" w:space="0" w:color="CCCCCC"/>
+              <w:bottom w:val="single" w:sz="4" w:space="0" w:color="CCCCCC"/>
+              <w:right w:val="single" w:sz="4" w:space="0" w:color="CCCCCC"/>
+            </w:tcBorders>
+          </w:tcPr>
+          <w:p>
+            <w:r>
+              <w:rPr>
+                <w:sz w:val="20"/>
+              </w:rPr>
+              <w:t>Shortcode security</w:t>
+            </w:r>
+          </w:p>
+        </w:tc>
+        <w:tc>
+          <w:tcPr>
+            <w:tcW w:type="dxa" w:w="3120"/>
+            <w:tcW w:w="3600" w:type="dxa"/>
+            <w:shd w:val="clear" w:color="auto" w:fill="F0F4FF"/>
+            <w:tcBorders>
+              <w:top w:val="single" w:sz="4" w:space="0" w:color="CCCCCC"/>
+              <w:left w:val="single" w:sz="4" w:space="0" w:color="CCCCCC"/>
+              <w:bottom w:val="single" w:sz="4" w:space="0" w:color="CCCCCC"/>
+              <w:right w:val="single" w:sz="4" w:space="0" w:color="CCCCCC"/>
+            </w:tcBorders>
+          </w:tcPr>
+          <w:p>
+            <w:r>
+              <w:rPr>
+                <w:sz w:val="20"/>
+              </w:rPr>
+              <w:t>re.fullmatch() validates shortcode before JS eval</w:t>
+            </w:r>
+          </w:p>
+        </w:tc>
+        <w:tc>
+          <w:tcPr>
+            <w:tcW w:type="dxa" w:w="3120"/>
+            <w:tcW w:w="4608" w:type="dxa"/>
+            <w:shd w:val="clear" w:color="auto" w:fill="F0F4FF"/>
+            <w:tcBorders>
+              <w:top w:val="single" w:sz="4" w:space="0" w:color="CCCCCC"/>
+              <w:left w:val="single" w:sz="4" w:space="0" w:color="CCCCCC"/>
+              <w:bottom w:val="single" w:sz="4" w:space="0" w:color="CCCCCC"/>
+              <w:right w:val="single" w:sz="4" w:space="0" w:color="CCCCCC"/>
+            </w:tcBorders>
+          </w:tcPr>
+          <w:p>
+            <w:r>
+              <w:rPr>
+                <w:sz w:val="20"/>
+              </w:rPr>
+              <w:t>Prevents JS injection if a malicious URL reaches the page.evaluate() call.</w:t>
+            </w:r>
+          </w:p>
+        </w:tc>
+      </w:tr>
+      <w:tr>
+        <w:tc>
+          <w:tcPr>
+            <w:tcW w:type="dxa" w:w="3120"/>
+            <w:tcW w:w="2592" w:type="dxa"/>
+            <w:shd w:val="clear" w:color="auto" w:fill="FFFFFF"/>
+            <w:tcBorders>
+              <w:top w:val="single" w:sz="4" w:space="0" w:color="CCCCCC"/>
+              <w:left w:val="single" w:sz="4" w:space="0" w:color="CCCCCC"/>
+              <w:bottom w:val="single" w:sz="4" w:space="0" w:color="CCCCCC"/>
+              <w:right w:val="single" w:sz="4" w:space="0" w:color="CCCCCC"/>
+            </w:tcBorders>
+          </w:tcPr>
+          <w:p>
+            <w:r>
+              <w:rPr>
+                <w:sz w:val="20"/>
+              </w:rPr>
+              <w:t>Trigger mode</w:t>
+            </w:r>
+          </w:p>
+        </w:tc>
+        <w:tc>
+          <w:tcPr>
+            <w:tcW w:type="dxa" w:w="3120"/>
+            <w:tcW w:w="3600" w:type="dxa"/>
+            <w:shd w:val="clear" w:color="auto" w:fill="FFFFFF"/>
+            <w:tcBorders>
+              <w:top w:val="single" w:sz="4" w:space="0" w:color="CCCCCC"/>
+              <w:left w:val="single" w:sz="4" w:space="0" w:color="CCCCCC"/>
+              <w:bottom w:val="single" w:sz="4" w:space="0" w:color="CCCCCC"/>
+              <w:right w:val="single" w:sz="4" w:space="0" w:color="CCCCCC"/>
+            </w:tcBorders>
+          </w:tcPr>
+          <w:p>
+            <w:r>
+              <w:rPr>
+                <w:sz w:val="20"/>
+              </w:rPr>
+              <w:t>watcher.py daemon, checks Lark every 5 minutes</w:t>
+            </w:r>
+          </w:p>
+        </w:tc>
+        <w:tc>
+          <w:tcPr>
+            <w:tcW w:type="dxa" w:w="3120"/>
+            <w:tcW w:w="4608" w:type="dxa"/>
+            <w:shd w:val="clear" w:color="auto" w:fill="FFFFFF"/>
+            <w:tcBorders>
+              <w:top w:val="single" w:sz="4" w:space="0" w:color="CCCCCC"/>
+              <w:left w:val="single" w:sz="4" w:space="0" w:color="CCCCCC"/>
+              <w:bottom w:val="single" w:sz="4" w:space="0" w:color="CCCCCC"/>
+              <w:right w:val="single" w:sz="4" w:space="0" w:color="CCCCCC"/>
+            </w:tcBorders>
+          </w:tcPr>
+          <w:p>
+            <w:r>
+              <w:rPr>
+                <w:sz w:val="20"/>
+              </w:rPr>
+              <w:t>User pastes URL once - data appears automatically. No manual run per batch.</w:t>
+            </w:r>
+          </w:p>
+        </w:tc>
+      </w:tr>
+      <w:tr>
+        <w:tc>
+          <w:tcPr>
+            <w:tcW w:type="dxa" w:w="3120"/>
+            <w:tcW w:w="2592" w:type="dxa"/>
+            <w:shd w:val="clear" w:color="auto" w:fill="F0F4FF"/>
+            <w:tcBorders>
+              <w:top w:val="single" w:sz="4" w:space="0" w:color="CCCCCC"/>
+              <w:left w:val="single" w:sz="4" w:space="0" w:color="CCCCCC"/>
+              <w:bottom w:val="single" w:sz="4" w:space="0" w:color="CCCCCC"/>
+              <w:right w:val="single" w:sz="4" w:space="0" w:color="CCCCCC"/>
+            </w:tcBorders>
+          </w:tcPr>
+          <w:p>
+            <w:r>
+              <w:rPr>
+                <w:sz w:val="20"/>
+              </w:rPr>
+              <w:t>Browser</w:t>
+            </w:r>
+          </w:p>
+        </w:tc>
+        <w:tc>
+          <w:tcPr>
+            <w:tcW w:type="dxa" w:w="3120"/>
+            <w:tcW w:w="3600" w:type="dxa"/>
+            <w:shd w:val="clear" w:color="auto" w:fill="F0F4FF"/>
+            <w:tcBorders>
+              <w:top w:val="single" w:sz="4" w:space="0" w:color="CCCCCC"/>
+              <w:left w:val="single" w:sz="4" w:space="0" w:color="CCCCCC"/>
+              <w:bottom w:val="single" w:sz="4" w:space="0" w:color="CCCCCC"/>
+              <w:right w:val="single" w:sz="4" w:space="0" w:color="CCCCCC"/>
+            </w:tcBorders>
+          </w:tcPr>
+          <w:p>
+            <w:r>
+              <w:rPr>
+                <w:sz w:val="20"/>
+              </w:rPr>
+              <w:t>Firefox persistent context, ~/.cache/auto-count/firefox-profile</w:t>
+            </w:r>
+          </w:p>
+        </w:tc>
+        <w:tc>
+          <w:tcPr>
+            <w:tcW w:type="dxa" w:w="3120"/>
+            <w:tcW w:w="4608" w:type="dxa"/>
+            <w:shd w:val="clear" w:color="auto" w:fill="F0F4FF"/>
+            <w:tcBorders>
+              <w:top w:val="single" w:sz="4" w:space="0" w:color="CCCCCC"/>
+              <w:left w:val="single" w:sz="4" w:space="0" w:color="CCCCCC"/>
+              <w:bottom w:val="single" w:sz="4" w:space="0" w:color="CCCCCC"/>
+              <w:right w:val="single" w:sz="4" w:space="0" w:color="CCCCCC"/>
+            </w:tcBorders>
+          </w:tcPr>
+          <w:p>
+            <w:r>
+              <w:rPr>
+                <w:sz w:val="20"/>
+              </w:rPr>
+              <w:t>Separate from user Chrome. Retains Instagram/RedNote login across runs.</w:t>
+            </w:r>
+          </w:p>
+        </w:tc>
+      </w:tr>
+      <w:tr>
+        <w:tc>
+          <w:tcPr>
+            <w:tcW w:type="dxa" w:w="3120"/>
+            <w:tcW w:w="2592" w:type="dxa"/>
+            <w:shd w:val="clear" w:color="auto" w:fill="FFFFFF"/>
+            <w:tcBorders>
+              <w:top w:val="single" w:sz="4" w:space="0" w:color="CCCCCC"/>
+              <w:left w:val="single" w:sz="4" w:space="0" w:color="CCCCCC"/>
+              <w:bottom w:val="single" w:sz="4" w:space="0" w:color="CCCCCC"/>
+              <w:right w:val="single" w:sz="4" w:space="0" w:color="CCCCCC"/>
+            </w:tcBorders>
+          </w:tcPr>
+          <w:p>
+            <w:r>
+              <w:rPr>
+                <w:sz w:val="20"/>
+              </w:rPr>
+              <w:t>Shared utilities</w:t>
+            </w:r>
+          </w:p>
+        </w:tc>
+        <w:tc>
+          <w:tcPr>
+            <w:tcW w:type="dxa" w:w="3120"/>
+            <w:tcW w:w="3600" w:type="dxa"/>
+            <w:shd w:val="clear" w:color="auto" w:fill="FFFFFF"/>
+            <w:tcBorders>
+              <w:top w:val="single" w:sz="4" w:space="0" w:color="CCCCCC"/>
+              <w:left w:val="single" w:sz="4" w:space="0" w:color="CCCCCC"/>
+              <w:bottom w:val="single" w:sz="4" w:space="0" w:color="CCCCCC"/>
+              <w:right w:val="single" w:sz="4" w:space="0" w:color="CCCCCC"/>
+            </w:tcBorders>
+          </w:tcPr>
+          <w:p>
+            <w:r>
+              <w:rPr>
+                <w:sz w:val="20"/>
+              </w:rPr>
+              <w:t>src/utils.py: clean_caption + with_retry</w:t>
+            </w:r>
+          </w:p>
+        </w:tc>
+        <w:tc>
+          <w:tcPr>
+            <w:tcW w:type="dxa" w:w="3120"/>
+            <w:tcW w:w="4608" w:type="dxa"/>
+            <w:shd w:val="clear" w:color="auto" w:fill="FFFFFF"/>
+            <w:tcBorders>
+              <w:top w:val="single" w:sz="4" w:space="0" w:color="CCCCCC"/>
+              <w:left w:val="single" w:sz="4" w:space="0" w:color="CCCCCC"/>
+              <w:bottom w:val="single" w:sz="4" w:space="0" w:color="CCCCCC"/>
+              <w:right w:val="single" w:sz="4" w:space="0" w:color="CCCCCC"/>
+            </w:tcBorders>
+          </w:tcPr>
+          <w:p>
+            <w:r>
+              <w:rPr>
+                <w:sz w:val="20"/>
+              </w:rPr>
+              <w:t>Single source of truth - no duplicate code across modules.</w:t>
             </w:r>
           </w:p>
         </w:tc>
@@ -1171,7 +1517,7 @@
         <w:tc>
           <w:tcPr>
             <w:tcW w:type="dxa" w:w="3120"/>
-            <w:tcW w:w="2592" w:type="dxa"/>
+            <w:tcW w:w="2880" w:type="dxa"/>
             <w:shd w:val="clear" w:color="auto" w:fill="1F497D"/>
             <w:tcBorders>
               <w:top w:val="single" w:sz="4" w:space="0" w:color="1F497D"/>
@@ -1217,7 +1563,7 @@
         <w:tc>
           <w:tcPr>
             <w:tcW w:type="dxa" w:w="3120"/>
-            <w:tcW w:w="5760" w:type="dxa"/>
+            <w:tcW w:w="5328" w:type="dxa"/>
             <w:shd w:val="clear" w:color="auto" w:fill="1F497D"/>
             <w:tcBorders>
               <w:top w:val="single" w:sz="4" w:space="0" w:color="1F497D"/>
@@ -1242,7 +1588,7 @@
         <w:tc>
           <w:tcPr>
             <w:tcW w:type="dxa" w:w="3120"/>
-            <w:tcW w:w="2592" w:type="dxa"/>
+            <w:tcW w:w="2880" w:type="dxa"/>
             <w:shd w:val="clear" w:color="auto" w:fill="FFFFFF"/>
             <w:tcBorders>
               <w:top w:val="single" w:sz="4" w:space="0" w:color="CCCCCC"/>
@@ -1256,7 +1602,7 @@
               <w:rPr>
                 <w:sz w:val="20"/>
               </w:rPr>
-              <w:t>run.py</w:t>
+              <w:t>watcher.py</w:t>
             </w:r>
           </w:p>
         </w:tc>
@@ -1277,14 +1623,14 @@
               <w:rPr>
                 <w:sz w:val="20"/>
               </w:rPr>
-              <w:t>Main Entry Point</w:t>
+              <w:t>Background Daemon</w:t>
             </w:r>
           </w:p>
         </w:tc>
         <w:tc>
           <w:tcPr>
             <w:tcW w:type="dxa" w:w="3120"/>
-            <w:tcW w:w="5760" w:type="dxa"/>
+            <w:tcW w:w="5328" w:type="dxa"/>
             <w:shd w:val="clear" w:color="auto" w:fill="FFFFFF"/>
             <w:tcBorders>
               <w:top w:val="single" w:sz="4" w:space="0" w:color="CCCCCC"/>
@@ -1298,12 +1644,33 @@
               <w:rPr>
                 <w:sz w:val="20"/>
               </w:rPr>
-              <w:t>Orchestrates all components. User runs this file.</w:t>
+              <w:t>Checks Lark every 5 min. Validates .env on startup. Calls process_all() each cycle.</w:t>
             </w:r>
           </w:p>
         </w:tc>
       </w:tr>
       <w:tr>
+        <w:tc>
+          <w:tcPr>
+            <w:tcW w:type="dxa" w:w="3120"/>
+            <w:tcW w:w="2880" w:type="dxa"/>
+            <w:shd w:val="clear" w:color="auto" w:fill="F0F4FF"/>
+            <w:tcBorders>
+              <w:top w:val="single" w:sz="4" w:space="0" w:color="CCCCCC"/>
+              <w:left w:val="single" w:sz="4" w:space="0" w:color="CCCCCC"/>
+              <w:bottom w:val="single" w:sz="4" w:space="0" w:color="CCCCCC"/>
+              <w:right w:val="single" w:sz="4" w:space="0" w:color="CCCCCC"/>
+            </w:tcBorders>
+          </w:tcPr>
+          <w:p>
+            <w:r>
+              <w:rPr>
+                <w:sz w:val="20"/>
+              </w:rPr>
+              <w:t>src/lark_reader.py</w:t>
+            </w:r>
+          </w:p>
+        </w:tc>
         <w:tc>
           <w:tcPr>
             <w:tcW w:type="dxa" w:w="3120"/>
@@ -1321,7 +1688,116 @@
               <w:rPr>
                 <w:sz w:val="20"/>
               </w:rPr>
-              <w:t>lark_reader.py</w:t>
+              <w:t>Lark Bitable Reader</w:t>
+            </w:r>
+          </w:p>
+        </w:tc>
+        <w:tc>
+          <w:tcPr>
+            <w:tcW w:type="dxa" w:w="3120"/>
+            <w:tcW w:w="5328" w:type="dxa"/>
+            <w:shd w:val="clear" w:color="auto" w:fill="F0F4FF"/>
+            <w:tcBorders>
+              <w:top w:val="single" w:sz="4" w:space="0" w:color="CCCCCC"/>
+              <w:left w:val="single" w:sz="4" w:space="0" w:color="CCCCCC"/>
+              <w:bottom w:val="single" w:sz="4" w:space="0" w:color="CCCCCC"/>
+              <w:right w:val="single" w:sz="4" w:space="0" w:color="CCCCCC"/>
+            </w:tcBorders>
+          </w:tcPr>
+          <w:p>
+            <w:r>
+              <w:rPr>
+                <w:sz w:val="20"/>
+              </w:rPr>
+              <w:t>Reads Lark. Returns (record_id, url) pairs where Column F has URL and A/D/E/G are empty.</w:t>
+            </w:r>
+          </w:p>
+        </w:tc>
+      </w:tr>
+      <w:tr>
+        <w:tc>
+          <w:tcPr>
+            <w:tcW w:type="dxa" w:w="3120"/>
+            <w:tcW w:w="2880" w:type="dxa"/>
+            <w:shd w:val="clear" w:color="auto" w:fill="FFFFFF"/>
+            <w:tcBorders>
+              <w:top w:val="single" w:sz="4" w:space="0" w:color="CCCCCC"/>
+              <w:left w:val="single" w:sz="4" w:space="0" w:color="CCCCCC"/>
+              <w:bottom w:val="single" w:sz="4" w:space="0" w:color="CCCCCC"/>
+              <w:right w:val="single" w:sz="4" w:space="0" w:color="CCCCCC"/>
+            </w:tcBorders>
+          </w:tcPr>
+          <w:p>
+            <w:r>
+              <w:rPr>
+                <w:sz w:val="20"/>
+              </w:rPr>
+              <w:t>src/lark_writer.py</w:t>
+            </w:r>
+          </w:p>
+        </w:tc>
+        <w:tc>
+          <w:tcPr>
+            <w:tcW w:type="dxa" w:w="3120"/>
+            <w:tcW w:w="2592" w:type="dxa"/>
+            <w:shd w:val="clear" w:color="auto" w:fill="FFFFFF"/>
+            <w:tcBorders>
+              <w:top w:val="single" w:sz="4" w:space="0" w:color="CCCCCC"/>
+              <w:left w:val="single" w:sz="4" w:space="0" w:color="CCCCCC"/>
+              <w:bottom w:val="single" w:sz="4" w:space="0" w:color="CCCCCC"/>
+              <w:right w:val="single" w:sz="4" w:space="0" w:color="CCCCCC"/>
+            </w:tcBorders>
+          </w:tcPr>
+          <w:p>
+            <w:r>
+              <w:rPr>
+                <w:sz w:val="20"/>
+              </w:rPr>
+              <w:t>Lark Bitable Writer</w:t>
+            </w:r>
+          </w:p>
+        </w:tc>
+        <w:tc>
+          <w:tcPr>
+            <w:tcW w:type="dxa" w:w="3120"/>
+            <w:tcW w:w="5328" w:type="dxa"/>
+            <w:shd w:val="clear" w:color="auto" w:fill="FFFFFF"/>
+            <w:tcBorders>
+              <w:top w:val="single" w:sz="4" w:space="0" w:color="CCCCCC"/>
+              <w:left w:val="single" w:sz="4" w:space="0" w:color="CCCCCC"/>
+              <w:bottom w:val="single" w:sz="4" w:space="0" w:color="CCCCCC"/>
+              <w:right w:val="single" w:sz="4" w:space="0" w:color="CCCCCC"/>
+            </w:tcBorders>
+          </w:tcPr>
+          <w:p>
+            <w:r>
+              <w:rPr>
+                <w:sz w:val="20"/>
+              </w:rPr>
+              <w:t>Writes A/D/E/G in ONE atomic API call. Hard allowlist raises ValueError for any other column. Retries 3x.</w:t>
+            </w:r>
+          </w:p>
+        </w:tc>
+      </w:tr>
+      <w:tr>
+        <w:tc>
+          <w:tcPr>
+            <w:tcW w:type="dxa" w:w="3120"/>
+            <w:tcW w:w="2880" w:type="dxa"/>
+            <w:shd w:val="clear" w:color="auto" w:fill="F0F4FF"/>
+            <w:tcBorders>
+              <w:top w:val="single" w:sz="4" w:space="0" w:color="CCCCCC"/>
+              <w:left w:val="single" w:sz="4" w:space="0" w:color="CCCCCC"/>
+              <w:bottom w:val="single" w:sz="4" w:space="0" w:color="CCCCCC"/>
+              <w:right w:val="single" w:sz="4" w:space="0" w:color="CCCCCC"/>
+            </w:tcBorders>
+          </w:tcPr>
+          <w:p>
+            <w:r>
+              <w:rPr>
+                <w:sz w:val="20"/>
+              </w:rPr>
+              <w:t>src/browser_reader.py</w:t>
             </w:r>
           </w:p>
         </w:tc>
@@ -1342,14 +1818,14 @@
               <w:rPr>
                 <w:sz w:val="20"/>
               </w:rPr>
-              <w:t>Lark Sheet Reader</w:t>
+              <w:t>Firefox Controller</w:t>
             </w:r>
           </w:p>
         </w:tc>
         <w:tc>
           <w:tcPr>
             <w:tcW w:type="dxa" w:w="3120"/>
-            <w:tcW w:w="5760" w:type="dxa"/>
+            <w:tcW w:w="5328" w:type="dxa"/>
             <w:shd w:val="clear" w:color="auto" w:fill="F0F4FF"/>
             <w:tcBorders>
               <w:top w:val="single" w:sz="4" w:space="0" w:color="CCCCCC"/>
@@ -1363,12 +1839,33 @@
               <w:rPr>
                 <w:sz w:val="20"/>
               </w:rPr>
-              <w:t>Reads Lark Sheet. Returns rows where Column F has URL and A/D/E/G are empty.</w:t>
+              <w:t>Opens Instagram/RedNote in persistent Firefox. Two-screenshot Instagram flow (reel + grid).</w:t>
             </w:r>
           </w:p>
         </w:tc>
       </w:tr>
       <w:tr>
+        <w:tc>
+          <w:tcPr>
+            <w:tcW w:type="dxa" w:w="3120"/>
+            <w:tcW w:w="2880" w:type="dxa"/>
+            <w:shd w:val="clear" w:color="auto" w:fill="FFFFFF"/>
+            <w:tcBorders>
+              <w:top w:val="single" w:sz="4" w:space="0" w:color="CCCCCC"/>
+              <w:left w:val="single" w:sz="4" w:space="0" w:color="CCCCCC"/>
+              <w:bottom w:val="single" w:sz="4" w:space="0" w:color="CCCCCC"/>
+              <w:right w:val="single" w:sz="4" w:space="0" w:color="CCCCCC"/>
+            </w:tcBorders>
+          </w:tcPr>
+          <w:p>
+            <w:r>
+              <w:rPr>
+                <w:sz w:val="20"/>
+              </w:rPr>
+              <w:t>src/metadata_reader.py</w:t>
+            </w:r>
+          </w:p>
+        </w:tc>
         <w:tc>
           <w:tcPr>
             <w:tcW w:type="dxa" w:w="3120"/>
@@ -1386,7 +1883,116 @@
               <w:rPr>
                 <w:sz w:val="20"/>
               </w:rPr>
-              <w:t>lark_writer.py</w:t>
+              <w:t>yt-dlp Extractor</w:t>
+            </w:r>
+          </w:p>
+        </w:tc>
+        <w:tc>
+          <w:tcPr>
+            <w:tcW w:type="dxa" w:w="3120"/>
+            <w:tcW w:w="5328" w:type="dxa"/>
+            <w:shd w:val="clear" w:color="auto" w:fill="FFFFFF"/>
+            <w:tcBorders>
+              <w:top w:val="single" w:sz="4" w:space="0" w:color="CCCCCC"/>
+              <w:left w:val="single" w:sz="4" w:space="0" w:color="CCCCCC"/>
+              <w:bottom w:val="single" w:sz="4" w:space="0" w:color="CCCCCC"/>
+              <w:right w:val="single" w:sz="4" w:space="0" w:color="CCCCCC"/>
+            </w:tcBorders>
+          </w:tcPr>
+          <w:p>
+            <w:r>
+              <w:rPr>
+                <w:sz w:val="20"/>
+              </w:rPr>
+              <w:t>Extracts YouTube/TikTok metadata without a browser. Fast and exact.</w:t>
+            </w:r>
+          </w:p>
+        </w:tc>
+      </w:tr>
+      <w:tr>
+        <w:tc>
+          <w:tcPr>
+            <w:tcW w:type="dxa" w:w="3120"/>
+            <w:tcW w:w="2880" w:type="dxa"/>
+            <w:shd w:val="clear" w:color="auto" w:fill="F0F4FF"/>
+            <w:tcBorders>
+              <w:top w:val="single" w:sz="4" w:space="0" w:color="CCCCCC"/>
+              <w:left w:val="single" w:sz="4" w:space="0" w:color="CCCCCC"/>
+              <w:bottom w:val="single" w:sz="4" w:space="0" w:color="CCCCCC"/>
+              <w:right w:val="single" w:sz="4" w:space="0" w:color="CCCCCC"/>
+            </w:tcBorders>
+          </w:tcPr>
+          <w:p>
+            <w:r>
+              <w:rPr>
+                <w:sz w:val="20"/>
+              </w:rPr>
+              <w:t>src/vision_extract.py</w:t>
+            </w:r>
+          </w:p>
+        </w:tc>
+        <w:tc>
+          <w:tcPr>
+            <w:tcW w:type="dxa" w:w="3120"/>
+            <w:tcW w:w="2592" w:type="dxa"/>
+            <w:shd w:val="clear" w:color="auto" w:fill="F0F4FF"/>
+            <w:tcBorders>
+              <w:top w:val="single" w:sz="4" w:space="0" w:color="CCCCCC"/>
+              <w:left w:val="single" w:sz="4" w:space="0" w:color="CCCCCC"/>
+              <w:bottom w:val="single" w:sz="4" w:space="0" w:color="CCCCCC"/>
+              <w:right w:val="single" w:sz="4" w:space="0" w:color="CCCCCC"/>
+            </w:tcBorders>
+          </w:tcPr>
+          <w:p>
+            <w:r>
+              <w:rPr>
+                <w:sz w:val="20"/>
+              </w:rPr>
+              <w:t>Claude Vision Extractor</w:t>
+            </w:r>
+          </w:p>
+        </w:tc>
+        <w:tc>
+          <w:tcPr>
+            <w:tcW w:type="dxa" w:w="3120"/>
+            <w:tcW w:w="5328" w:type="dxa"/>
+            <w:shd w:val="clear" w:color="auto" w:fill="F0F4FF"/>
+            <w:tcBorders>
+              <w:top w:val="single" w:sz="4" w:space="0" w:color="CCCCCC"/>
+              <w:left w:val="single" w:sz="4" w:space="0" w:color="CCCCCC"/>
+              <w:bottom w:val="single" w:sz="4" w:space="0" w:color="CCCCCC"/>
+              <w:right w:val="single" w:sz="4" w:space="0" w:color="CCCCCC"/>
+            </w:tcBorders>
+          </w:tcPr>
+          <w:p>
+            <w:r>
+              <w:rPr>
+                <w:sz w:val="20"/>
+              </w:rPr>
+              <w:t>Sends screenshot to claude-haiku-4-5. Compresses images &gt;4.5MB. Returns posted_date, caption, view_count.</w:t>
+            </w:r>
+          </w:p>
+        </w:tc>
+      </w:tr>
+      <w:tr>
+        <w:tc>
+          <w:tcPr>
+            <w:tcW w:type="dxa" w:w="3120"/>
+            <w:tcW w:w="2880" w:type="dxa"/>
+            <w:shd w:val="clear" w:color="auto" w:fill="FFFFFF"/>
+            <w:tcBorders>
+              <w:top w:val="single" w:sz="4" w:space="0" w:color="CCCCCC"/>
+              <w:left w:val="single" w:sz="4" w:space="0" w:color="CCCCCC"/>
+              <w:bottom w:val="single" w:sz="4" w:space="0" w:color="CCCCCC"/>
+              <w:right w:val="single" w:sz="4" w:space="0" w:color="CCCCCC"/>
+            </w:tcBorders>
+          </w:tcPr>
+          <w:p>
+            <w:r>
+              <w:rPr>
+                <w:sz w:val="20"/>
+              </w:rPr>
+              <w:t>src/processor.py</w:t>
             </w:r>
           </w:p>
         </w:tc>
@@ -1407,14 +2013,14 @@
               <w:rPr>
                 <w:sz w:val="20"/>
               </w:rPr>
-              <w:t>Lark Sheet Writer</w:t>
+              <w:t>URL Router + Orchestrator</w:t>
             </w:r>
           </w:p>
         </w:tc>
         <w:tc>
           <w:tcPr>
             <w:tcW w:type="dxa" w:w="3120"/>
-            <w:tcW w:w="5760" w:type="dxa"/>
+            <w:tcW w:w="5328" w:type="dxa"/>
             <w:shd w:val="clear" w:color="auto" w:fill="FFFFFF"/>
             <w:tcBorders>
               <w:top w:val="single" w:sz="4" w:space="0" w:color="CCCCCC"/>
@@ -1428,12 +2034,33 @@
               <w:rPr>
                 <w:sz w:val="20"/>
               </w:rPr>
-              <w:t>Writes to columns A/D/E/G ONLY. Hard allowlist raises exception for any other column.</w:t>
+              <w:t>Routes each URL to yt-dlp or Firefox+Vision. Merges Instagram two-screenshot results.</w:t>
             </w:r>
           </w:p>
         </w:tc>
       </w:tr>
       <w:tr>
+        <w:tc>
+          <w:tcPr>
+            <w:tcW w:type="dxa" w:w="3120"/>
+            <w:tcW w:w="2880" w:type="dxa"/>
+            <w:shd w:val="clear" w:color="auto" w:fill="F0F4FF"/>
+            <w:tcBorders>
+              <w:top w:val="single" w:sz="4" w:space="0" w:color="CCCCCC"/>
+              <w:left w:val="single" w:sz="4" w:space="0" w:color="CCCCCC"/>
+              <w:bottom w:val="single" w:sz="4" w:space="0" w:color="CCCCCC"/>
+              <w:right w:val="single" w:sz="4" w:space="0" w:color="CCCCCC"/>
+            </w:tcBorders>
+          </w:tcPr>
+          <w:p>
+            <w:r>
+              <w:rPr>
+                <w:sz w:val="20"/>
+              </w:rPr>
+              <w:t>src/utils.py</w:t>
+            </w:r>
+          </w:p>
+        </w:tc>
         <w:tc>
           <w:tcPr>
             <w:tcW w:type="dxa" w:w="3120"/>
@@ -1451,7 +2078,116 @@
               <w:rPr>
                 <w:sz w:val="20"/>
               </w:rPr>
-              <w:t>browser_reader.py</w:t>
+              <w:t>Shared Utilities</w:t>
+            </w:r>
+          </w:p>
+        </w:tc>
+        <w:tc>
+          <w:tcPr>
+            <w:tcW w:type="dxa" w:w="3120"/>
+            <w:tcW w:w="5328" w:type="dxa"/>
+            <w:shd w:val="clear" w:color="auto" w:fill="F0F4FF"/>
+            <w:tcBorders>
+              <w:top w:val="single" w:sz="4" w:space="0" w:color="CCCCCC"/>
+              <w:left w:val="single" w:sz="4" w:space="0" w:color="CCCCCC"/>
+              <w:bottom w:val="single" w:sz="4" w:space="0" w:color="CCCCCC"/>
+              <w:right w:val="single" w:sz="4" w:space="0" w:color="CCCCCC"/>
+            </w:tcBorders>
+          </w:tcPr>
+          <w:p>
+            <w:r>
+              <w:rPr>
+                <w:sz w:val="20"/>
+              </w:rPr>
+              <w:t>clean_caption() (Unicode hashtag strip) and with_retry() decorator. Used across all modules.</w:t>
+            </w:r>
+          </w:p>
+        </w:tc>
+      </w:tr>
+      <w:tr>
+        <w:tc>
+          <w:tcPr>
+            <w:tcW w:type="dxa" w:w="3120"/>
+            <w:tcW w:w="2880" w:type="dxa"/>
+            <w:shd w:val="clear" w:color="auto" w:fill="FFFFFF"/>
+            <w:tcBorders>
+              <w:top w:val="single" w:sz="4" w:space="0" w:color="CCCCCC"/>
+              <w:left w:val="single" w:sz="4" w:space="0" w:color="CCCCCC"/>
+              <w:bottom w:val="single" w:sz="4" w:space="0" w:color="CCCCCC"/>
+              <w:right w:val="single" w:sz="4" w:space="0" w:color="CCCCCC"/>
+            </w:tcBorders>
+          </w:tcPr>
+          <w:p>
+            <w:r>
+              <w:rPr>
+                <w:sz w:val="20"/>
+              </w:rPr>
+              <w:t>src/logger.py</w:t>
+            </w:r>
+          </w:p>
+        </w:tc>
+        <w:tc>
+          <w:tcPr>
+            <w:tcW w:type="dxa" w:w="3120"/>
+            <w:tcW w:w="2592" w:type="dxa"/>
+            <w:shd w:val="clear" w:color="auto" w:fill="FFFFFF"/>
+            <w:tcBorders>
+              <w:top w:val="single" w:sz="4" w:space="0" w:color="CCCCCC"/>
+              <w:left w:val="single" w:sz="4" w:space="0" w:color="CCCCCC"/>
+              <w:bottom w:val="single" w:sz="4" w:space="0" w:color="CCCCCC"/>
+              <w:right w:val="single" w:sz="4" w:space="0" w:color="CCCCCC"/>
+            </w:tcBorders>
+          </w:tcPr>
+          <w:p>
+            <w:r>
+              <w:rPr>
+                <w:sz w:val="20"/>
+              </w:rPr>
+              <w:t>Structured Logger</w:t>
+            </w:r>
+          </w:p>
+        </w:tc>
+        <w:tc>
+          <w:tcPr>
+            <w:tcW w:type="dxa" w:w="3120"/>
+            <w:tcW w:w="5328" w:type="dxa"/>
+            <w:shd w:val="clear" w:color="auto" w:fill="FFFFFF"/>
+            <w:tcBorders>
+              <w:top w:val="single" w:sz="4" w:space="0" w:color="CCCCCC"/>
+              <w:left w:val="single" w:sz="4" w:space="0" w:color="CCCCCC"/>
+              <w:bottom w:val="single" w:sz="4" w:space="0" w:color="CCCCCC"/>
+              <w:right w:val="single" w:sz="4" w:space="0" w:color="CCCCCC"/>
+            </w:tcBorders>
+          </w:tcPr>
+          <w:p>
+            <w:r>
+              <w:rPr>
+                <w:sz w:val="20"/>
+              </w:rPr>
+              <w:t>Rotating log file at logs/auto_count.log (1MB, 7 backups). INFO to terminal, DEBUG to file.</w:t>
+            </w:r>
+          </w:p>
+        </w:tc>
+      </w:tr>
+      <w:tr>
+        <w:tc>
+          <w:tcPr>
+            <w:tcW w:type="dxa" w:w="3120"/>
+            <w:tcW w:w="2880" w:type="dxa"/>
+            <w:shd w:val="clear" w:color="auto" w:fill="F0F4FF"/>
+            <w:tcBorders>
+              <w:top w:val="single" w:sz="4" w:space="0" w:color="CCCCCC"/>
+              <w:left w:val="single" w:sz="4" w:space="0" w:color="CCCCCC"/>
+              <w:bottom w:val="single" w:sz="4" w:space="0" w:color="CCCCCC"/>
+              <w:right w:val="single" w:sz="4" w:space="0" w:color="CCCCCC"/>
+            </w:tcBorders>
+          </w:tcPr>
+          <w:p>
+            <w:r>
+              <w:rPr>
+                <w:sz w:val="20"/>
+              </w:rPr>
+              <w:t>src/friendly_errors.py</w:t>
             </w:r>
           </w:p>
         </w:tc>
@@ -1472,14 +2208,14 @@
               <w:rPr>
                 <w:sz w:val="20"/>
               </w:rPr>
-              <w:t>Browser Controller</w:t>
+              <w:t>Error Translator</w:t>
             </w:r>
           </w:p>
         </w:tc>
         <w:tc>
           <w:tcPr>
             <w:tcW w:type="dxa" w:w="3120"/>
-            <w:tcW w:w="5760" w:type="dxa"/>
+            <w:tcW w:w="5328" w:type="dxa"/>
             <w:shd w:val="clear" w:color="auto" w:fill="F0F4FF"/>
             <w:tcBorders>
               <w:top w:val="single" w:sz="4" w:space="0" w:color="CCCCCC"/>
@@ -1493,12 +2229,33 @@
               <w:rPr>
                 <w:sz w:val="20"/>
               </w:rPr>
-              <w:t>Opens video URLs in persistent Chrome using Playwright. Takes screenshots.</w:t>
+              <w:t>Maps 15+ technical exceptions to plain English messages for non-technical users.</w:t>
             </w:r>
           </w:p>
         </w:tc>
       </w:tr>
       <w:tr>
+        <w:tc>
+          <w:tcPr>
+            <w:tcW w:type="dxa" w:w="3120"/>
+            <w:tcW w:w="2880" w:type="dxa"/>
+            <w:shd w:val="clear" w:color="auto" w:fill="FFFFFF"/>
+            <w:tcBorders>
+              <w:top w:val="single" w:sz="4" w:space="0" w:color="CCCCCC"/>
+              <w:left w:val="single" w:sz="4" w:space="0" w:color="CCCCCC"/>
+              <w:bottom w:val="single" w:sz="4" w:space="0" w:color="CCCCCC"/>
+              <w:right w:val="single" w:sz="4" w:space="0" w:color="CCCCCC"/>
+            </w:tcBorders>
+          </w:tcPr>
+          <w:p>
+            <w:r>
+              <w:rPr>
+                <w:sz w:val="20"/>
+              </w:rPr>
+              <w:t>src/reporter.py</w:t>
+            </w:r>
+          </w:p>
+        </w:tc>
         <w:tc>
           <w:tcPr>
             <w:tcW w:type="dxa" w:w="3120"/>
@@ -1516,14 +2273,14 @@
               <w:rPr>
                 <w:sz w:val="20"/>
               </w:rPr>
-              <w:t>vision_extract.py</w:t>
+              <w:t>Run Reporter</w:t>
             </w:r>
           </w:p>
         </w:tc>
         <w:tc>
           <w:tcPr>
             <w:tcW w:type="dxa" w:w="3120"/>
-            <w:tcW w:w="2592" w:type="dxa"/>
+            <w:tcW w:w="5328" w:type="dxa"/>
             <w:shd w:val="clear" w:color="auto" w:fill="FFFFFF"/>
             <w:tcBorders>
               <w:top w:val="single" w:sz="4" w:space="0" w:color="CCCCCC"/>
@@ -1537,158 +2294,7 @@
               <w:rPr>
                 <w:sz w:val="20"/>
               </w:rPr>
-              <w:t>AI Vision Extractor</w:t>
-            </w:r>
-          </w:p>
-        </w:tc>
-        <w:tc>
-          <w:tcPr>
-            <w:tcW w:type="dxa" w:w="3120"/>
-            <w:tcW w:w="5760" w:type="dxa"/>
-            <w:shd w:val="clear" w:color="auto" w:fill="FFFFFF"/>
-            <w:tcBorders>
-              <w:top w:val="single" w:sz="4" w:space="0" w:color="CCCCCC"/>
-              <w:left w:val="single" w:sz="4" w:space="0" w:color="CCCCCC"/>
-              <w:bottom w:val="single" w:sz="4" w:space="0" w:color="CCCCCC"/>
-              <w:right w:val="single" w:sz="4" w:space="0" w:color="CCCCCC"/>
-            </w:tcBorders>
-          </w:tcPr>
-          <w:p>
-            <w:r>
-              <w:rPr>
-                <w:sz w:val="20"/>
-              </w:rPr>
-              <w:t>Sends screenshot to Claude Haiku Vision. Returns JSON: posted_date, caption, view_count.</w:t>
-            </w:r>
-          </w:p>
-        </w:tc>
-      </w:tr>
-      <w:tr>
-        <w:tc>
-          <w:tcPr>
-            <w:tcW w:type="dxa" w:w="3120"/>
-            <w:tcW w:w="2592" w:type="dxa"/>
-            <w:shd w:val="clear" w:color="auto" w:fill="F0F4FF"/>
-            <w:tcBorders>
-              <w:top w:val="single" w:sz="4" w:space="0" w:color="CCCCCC"/>
-              <w:left w:val="single" w:sz="4" w:space="0" w:color="CCCCCC"/>
-              <w:bottom w:val="single" w:sz="4" w:space="0" w:color="CCCCCC"/>
-              <w:right w:val="single" w:sz="4" w:space="0" w:color="CCCCCC"/>
-            </w:tcBorders>
-          </w:tcPr>
-          <w:p>
-            <w:r>
-              <w:rPr>
-                <w:sz w:val="20"/>
-              </w:rPr>
-              <w:t>processor.py</w:t>
-            </w:r>
-          </w:p>
-        </w:tc>
-        <w:tc>
-          <w:tcPr>
-            <w:tcW w:type="dxa" w:w="3120"/>
-            <w:tcW w:w="2592" w:type="dxa"/>
-            <w:shd w:val="clear" w:color="auto" w:fill="F0F4FF"/>
-            <w:tcBorders>
-              <w:top w:val="single" w:sz="4" w:space="0" w:color="CCCCCC"/>
-              <w:left w:val="single" w:sz="4" w:space="0" w:color="CCCCCC"/>
-              <w:bottom w:val="single" w:sz="4" w:space="0" w:color="CCCCCC"/>
-              <w:right w:val="single" w:sz="4" w:space="0" w:color="CCCCCC"/>
-            </w:tcBorders>
-          </w:tcPr>
-          <w:p>
-            <w:r>
-              <w:rPr>
-                <w:sz w:val="20"/>
-              </w:rPr>
-              <w:t>Data Processor</w:t>
-            </w:r>
-          </w:p>
-        </w:tc>
-        <w:tc>
-          <w:tcPr>
-            <w:tcW w:type="dxa" w:w="3120"/>
-            <w:tcW w:w="5760" w:type="dxa"/>
-            <w:shd w:val="clear" w:color="auto" w:fill="F0F4FF"/>
-            <w:tcBorders>
-              <w:top w:val="single" w:sz="4" w:space="0" w:color="CCCCCC"/>
-              <w:left w:val="single" w:sz="4" w:space="0" w:color="CCCCCC"/>
-              <w:bottom w:val="single" w:sz="4" w:space="0" w:color="CCCCCC"/>
-              <w:right w:val="single" w:sz="4" w:space="0" w:color="CCCCCC"/>
-            </w:tcBorders>
-          </w:tcPr>
-          <w:p>
-            <w:r>
-              <w:rPr>
-                <w:sz w:val="20"/>
-              </w:rPr>
-              <w:t>Cleans caption (Unicode hashtag strip), formats date, sets Content Type default.</w:t>
-            </w:r>
-          </w:p>
-        </w:tc>
-      </w:tr>
-      <w:tr>
-        <w:tc>
-          <w:tcPr>
-            <w:tcW w:type="dxa" w:w="3120"/>
-            <w:tcW w:w="2592" w:type="dxa"/>
-            <w:shd w:val="clear" w:color="auto" w:fill="FFFFFF"/>
-            <w:tcBorders>
-              <w:top w:val="single" w:sz="4" w:space="0" w:color="CCCCCC"/>
-              <w:left w:val="single" w:sz="4" w:space="0" w:color="CCCCCC"/>
-              <w:bottom w:val="single" w:sz="4" w:space="0" w:color="CCCCCC"/>
-              <w:right w:val="single" w:sz="4" w:space="0" w:color="CCCCCC"/>
-            </w:tcBorders>
-          </w:tcPr>
-          <w:p>
-            <w:r>
-              <w:rPr>
-                <w:sz w:val="20"/>
-              </w:rPr>
-              <w:t>reporter.py</w:t>
-            </w:r>
-          </w:p>
-        </w:tc>
-        <w:tc>
-          <w:tcPr>
-            <w:tcW w:type="dxa" w:w="3120"/>
-            <w:tcW w:w="2592" w:type="dxa"/>
-            <w:shd w:val="clear" w:color="auto" w:fill="FFFFFF"/>
-            <w:tcBorders>
-              <w:top w:val="single" w:sz="4" w:space="0" w:color="CCCCCC"/>
-              <w:left w:val="single" w:sz="4" w:space="0" w:color="CCCCCC"/>
-              <w:bottom w:val="single" w:sz="4" w:space="0" w:color="CCCCCC"/>
-              <w:right w:val="single" w:sz="4" w:space="0" w:color="CCCCCC"/>
-            </w:tcBorders>
-          </w:tcPr>
-          <w:p>
-            <w:r>
-              <w:rPr>
-                <w:sz w:val="20"/>
-              </w:rPr>
-              <w:t>Run Reporter</w:t>
-            </w:r>
-          </w:p>
-        </w:tc>
-        <w:tc>
-          <w:tcPr>
-            <w:tcW w:type="dxa" w:w="3120"/>
-            <w:tcW w:w="5760" w:type="dxa"/>
-            <w:shd w:val="clear" w:color="auto" w:fill="FFFFFF"/>
-            <w:tcBorders>
-              <w:top w:val="single" w:sz="4" w:space="0" w:color="CCCCCC"/>
-              <w:left w:val="single" w:sz="4" w:space="0" w:color="CCCCCC"/>
-              <w:bottom w:val="single" w:sz="4" w:space="0" w:color="CCCCCC"/>
-              <w:right w:val="single" w:sz="4" w:space="0" w:color="CCCCCC"/>
-            </w:tcBorders>
-          </w:tcPr>
-          <w:p>
-            <w:r>
-              <w:rPr>
-                <w:sz w:val="20"/>
-              </w:rPr>
-              <w:t>Prints run summary: rows processed, successes, failures, errors.</w:t>
+              <w:t>Prints run summary: rows processed, successes, failures, friendly error descriptions.</w:t>
             </w:r>
           </w:p>
         </w:tc>
@@ -1714,7 +2320,21 @@
           <w:color w:val="00008B"/>
           <w:sz w:val="18"/>
         </w:rPr>
-        <w:t xml:space="preserve">  USER pastes URLs into Lark Column F</w:t>
+        <w:t xml:space="preserve">  USER starts watcher once: python watcher.py</w:t>
+      </w:r>
+    </w:p>
+    <w:p>
+      <w:pPr>
+        <w:ind w:left="432"/>
+        <w:shd w:val="clear" w:color="auto" w:fill="F5F5F5"/>
+      </w:pPr>
+      <w:r>
+        <w:rPr>
+          <w:rFonts w:ascii="Courier New" w:hAnsi="Courier New"/>
+          <w:color w:val="00008B"/>
+          <w:sz w:val="18"/>
+        </w:rPr>
+        <w:t xml:space="preserve">  watcher.py: validates .env, then loops every 5 minutes</w:t>
       </w:r>
     </w:p>
     <w:p>
@@ -1742,7 +2362,7 @@
           <w:color w:val="00008B"/>
           <w:sz w:val="18"/>
         </w:rPr>
-        <w:t xml:space="preserve">  USER runs: python run.py</w:t>
+        <w:t xml:space="preserve">  USER pastes URLs into Lark Column F (any time)</w:t>
       </w:r>
     </w:p>
     <w:p>
@@ -1770,21 +2390,7 @@
           <w:color w:val="00008B"/>
           <w:sz w:val="18"/>
         </w:rPr>
-        <w:t xml:space="preserve">  [lark_reader.py]</w:t>
-      </w:r>
-    </w:p>
-    <w:p>
-      <w:pPr>
-        <w:ind w:left="432"/>
-        <w:shd w:val="clear" w:color="auto" w:fill="F5F5F5"/>
-      </w:pPr>
-      <w:r>
-        <w:rPr>
-          <w:rFonts w:ascii="Courier New" w:hAnsi="Courier New"/>
-          <w:color w:val="00008B"/>
-          <w:sz w:val="18"/>
-        </w:rPr>
-        <w:t xml:space="preserve">  Reads Lark Sheet -- finds rows where F has URL + A/D/E/G empty</w:t>
+        <w:t xml:space="preserve">  [lark_reader.py] -- finds rows where F has URL + A/D/E/G empty</w:t>
       </w:r>
     </w:p>
     <w:p>
@@ -1840,7 +2446,7 @@
           <w:color w:val="00008B"/>
           <w:sz w:val="18"/>
         </w:rPr>
-        <w:t xml:space="preserve">  [browser_reader.py]</w:t>
+        <w:t xml:space="preserve">  [processor.py] _route(url)</w:t>
       </w:r>
     </w:p>
     <w:p>
@@ -1854,7 +2460,7 @@
           <w:color w:val="00008B"/>
           <w:sz w:val="18"/>
         </w:rPr>
-        <w:t xml:space="preserve">  Opens URL in persistent Chrome (Playwright)</w:t>
+        <w:t xml:space="preserve">         |</w:t>
       </w:r>
     </w:p>
     <w:p>
@@ -1868,7 +2474,203 @@
           <w:color w:val="00008B"/>
           <w:sz w:val="18"/>
         </w:rPr>
-        <w:t xml:space="preserve">  Takes screenshot of video page</w:t>
+        <w:t xml:space="preserve">         +---- YouTube / TikTok? ----+</w:t>
+      </w:r>
+    </w:p>
+    <w:p>
+      <w:pPr>
+        <w:ind w:left="432"/>
+        <w:shd w:val="clear" w:color="auto" w:fill="F5F5F5"/>
+      </w:pPr>
+      <w:r>
+        <w:rPr>
+          <w:rFonts w:ascii="Courier New" w:hAnsi="Courier New"/>
+          <w:color w:val="00008B"/>
+          <w:sz w:val="18"/>
+        </w:rPr>
+        <w:t xml:space="preserve">         |                           v</w:t>
+      </w:r>
+    </w:p>
+    <w:p>
+      <w:pPr>
+        <w:ind w:left="432"/>
+        <w:shd w:val="clear" w:color="auto" w:fill="F5F5F5"/>
+      </w:pPr>
+      <w:r>
+        <w:rPr>
+          <w:rFonts w:ascii="Courier New" w:hAnsi="Courier New"/>
+          <w:color w:val="00008B"/>
+          <w:sz w:val="18"/>
+        </w:rPr>
+        <w:t xml:space="preserve">         |             [metadata_reader.py]</w:t>
+      </w:r>
+    </w:p>
+    <w:p>
+      <w:pPr>
+        <w:ind w:left="432"/>
+        <w:shd w:val="clear" w:color="auto" w:fill="F5F5F5"/>
+      </w:pPr>
+      <w:r>
+        <w:rPr>
+          <w:rFonts w:ascii="Courier New" w:hAnsi="Courier New"/>
+          <w:color w:val="00008B"/>
+          <w:sz w:val="18"/>
+        </w:rPr>
+        <w:t xml:space="preserve">         |             yt-dlp: posted_date, caption, view_count</w:t>
+      </w:r>
+    </w:p>
+    <w:p>
+      <w:pPr>
+        <w:ind w:left="432"/>
+        <w:shd w:val="clear" w:color="auto" w:fill="F5F5F5"/>
+      </w:pPr>
+      <w:r>
+        <w:rPr>
+          <w:rFonts w:ascii="Courier New" w:hAnsi="Courier New"/>
+          <w:color w:val="00008B"/>
+          <w:sz w:val="18"/>
+        </w:rPr>
+        <w:t xml:space="preserve">         |</w:t>
+      </w:r>
+    </w:p>
+    <w:p>
+      <w:pPr>
+        <w:ind w:left="432"/>
+        <w:shd w:val="clear" w:color="auto" w:fill="F5F5F5"/>
+      </w:pPr>
+      <w:r>
+        <w:rPr>
+          <w:rFonts w:ascii="Courier New" w:hAnsi="Courier New"/>
+          <w:color w:val="00008B"/>
+          <w:sz w:val="18"/>
+        </w:rPr>
+        <w:t xml:space="preserve">         +---- Instagram / RedNote? -+</w:t>
+      </w:r>
+    </w:p>
+    <w:p>
+      <w:pPr>
+        <w:ind w:left="432"/>
+        <w:shd w:val="clear" w:color="auto" w:fill="F5F5F5"/>
+      </w:pPr>
+      <w:r>
+        <w:rPr>
+          <w:rFonts w:ascii="Courier New" w:hAnsi="Courier New"/>
+          <w:color w:val="00008B"/>
+          <w:sz w:val="18"/>
+        </w:rPr>
+        <w:t xml:space="preserve">                                     v</w:t>
+      </w:r>
+    </w:p>
+    <w:p>
+      <w:pPr>
+        <w:ind w:left="432"/>
+        <w:shd w:val="clear" w:color="auto" w:fill="F5F5F5"/>
+      </w:pPr>
+      <w:r>
+        <w:rPr>
+          <w:rFonts w:ascii="Courier New" w:hAnsi="Courier New"/>
+          <w:color w:val="00008B"/>
+          <w:sz w:val="18"/>
+        </w:rPr>
+        <w:t xml:space="preserve">                       [browser_reader.py] Firefox</w:t>
+      </w:r>
+    </w:p>
+    <w:p>
+      <w:pPr>
+        <w:ind w:left="432"/>
+        <w:shd w:val="clear" w:color="auto" w:fill="F5F5F5"/>
+      </w:pPr>
+      <w:r>
+        <w:rPr>
+          <w:rFonts w:ascii="Courier New" w:hAnsi="Courier New"/>
+          <w:color w:val="00008B"/>
+          <w:sz w:val="18"/>
+        </w:rPr>
+        <w:t xml:space="preserve">                       Instagram: reel screenshot (caption+date)</w:t>
+      </w:r>
+    </w:p>
+    <w:p>
+      <w:pPr>
+        <w:ind w:left="432"/>
+        <w:shd w:val="clear" w:color="auto" w:fill="F5F5F5"/>
+      </w:pPr>
+      <w:r>
+        <w:rPr>
+          <w:rFonts w:ascii="Courier New" w:hAnsi="Courier New"/>
+          <w:color w:val="00008B"/>
+          <w:sz w:val="18"/>
+        </w:rPr>
+        <w:t xml:space="preserve">                                + grid screenshot (view count)</w:t>
+      </w:r>
+    </w:p>
+    <w:p>
+      <w:pPr>
+        <w:ind w:left="432"/>
+        <w:shd w:val="clear" w:color="auto" w:fill="F5F5F5"/>
+      </w:pPr>
+      <w:r>
+        <w:rPr>
+          <w:rFonts w:ascii="Courier New" w:hAnsi="Courier New"/>
+          <w:color w:val="00008B"/>
+          <w:sz w:val="18"/>
+        </w:rPr>
+        <w:t xml:space="preserve">                       RedNote:  full-page screenshot</w:t>
+      </w:r>
+    </w:p>
+    <w:p>
+      <w:pPr>
+        <w:ind w:left="432"/>
+        <w:shd w:val="clear" w:color="auto" w:fill="F5F5F5"/>
+      </w:pPr>
+      <w:r>
+        <w:rPr>
+          <w:rFonts w:ascii="Courier New" w:hAnsi="Courier New"/>
+          <w:color w:val="00008B"/>
+          <w:sz w:val="18"/>
+        </w:rPr>
+        <w:t xml:space="preserve">                                     v</w:t>
+      </w:r>
+    </w:p>
+    <w:p>
+      <w:pPr>
+        <w:ind w:left="432"/>
+        <w:shd w:val="clear" w:color="auto" w:fill="F5F5F5"/>
+      </w:pPr>
+      <w:r>
+        <w:rPr>
+          <w:rFonts w:ascii="Courier New" w:hAnsi="Courier New"/>
+          <w:color w:val="00008B"/>
+          <w:sz w:val="18"/>
+        </w:rPr>
+        <w:t xml:space="preserve">                       [vision_extract.py] claude-haiku-4-5</w:t>
+      </w:r>
+    </w:p>
+    <w:p>
+      <w:pPr>
+        <w:ind w:left="432"/>
+        <w:shd w:val="clear" w:color="auto" w:fill="F5F5F5"/>
+      </w:pPr>
+      <w:r>
+        <w:rPr>
+          <w:rFonts w:ascii="Courier New" w:hAnsi="Courier New"/>
+          <w:color w:val="00008B"/>
+          <w:sz w:val="18"/>
+        </w:rPr>
+        <w:t xml:space="preserve">                       Compresses if &gt;4.5MB</w:t>
+      </w:r>
+    </w:p>
+    <w:p>
+      <w:pPr>
+        <w:ind w:left="432"/>
+        <w:shd w:val="clear" w:color="auto" w:fill="F5F5F5"/>
+      </w:pPr>
+      <w:r>
+        <w:rPr>
+          <w:rFonts w:ascii="Courier New" w:hAnsi="Courier New"/>
+          <w:color w:val="00008B"/>
+          <w:sz w:val="18"/>
+        </w:rPr>
+        <w:t xml:space="preserve">                       Returns: { posted_date, caption, view_count }</w:t>
       </w:r>
     </w:p>
     <w:p>
@@ -1910,119 +2712,7 @@
           <w:color w:val="00008B"/>
           <w:sz w:val="18"/>
         </w:rPr>
-        <w:t xml:space="preserve">  [vision_extract.py]</w:t>
-      </w:r>
-    </w:p>
-    <w:p>
-      <w:pPr>
-        <w:ind w:left="432"/>
-        <w:shd w:val="clear" w:color="auto" w:fill="F5F5F5"/>
-      </w:pPr>
-      <w:r>
-        <w:rPr>
-          <w:rFonts w:ascii="Courier New" w:hAnsi="Courier New"/>
-          <w:color w:val="00008B"/>
-          <w:sz w:val="18"/>
-        </w:rPr>
-        <w:t xml:space="preserve">  Sends screenshot to Claude Haiku Vision</w:t>
-      </w:r>
-    </w:p>
-    <w:p>
-      <w:pPr>
-        <w:ind w:left="432"/>
-        <w:shd w:val="clear" w:color="auto" w:fill="F5F5F5"/>
-      </w:pPr>
-      <w:r>
-        <w:rPr>
-          <w:rFonts w:ascii="Courier New" w:hAnsi="Courier New"/>
-          <w:color w:val="00008B"/>
-          <w:sz w:val="18"/>
-        </w:rPr>
-        <w:t xml:space="preserve">  Returns JSON: { posted_date, caption, view_count }</w:t>
-      </w:r>
-    </w:p>
-    <w:p>
-      <w:pPr>
-        <w:ind w:left="432"/>
-        <w:shd w:val="clear" w:color="auto" w:fill="F5F5F5"/>
-      </w:pPr>
-      <w:r>
-        <w:rPr>
-          <w:rFonts w:ascii="Courier New" w:hAnsi="Courier New"/>
-          <w:color w:val="00008B"/>
-          <w:sz w:val="18"/>
-        </w:rPr>
-        <w:t xml:space="preserve">         |</w:t>
-      </w:r>
-    </w:p>
-    <w:p>
-      <w:pPr>
-        <w:ind w:left="432"/>
-        <w:shd w:val="clear" w:color="auto" w:fill="F5F5F5"/>
-      </w:pPr>
-      <w:r>
-        <w:rPr>
-          <w:rFonts w:ascii="Courier New" w:hAnsi="Courier New"/>
-          <w:color w:val="00008B"/>
-          <w:sz w:val="18"/>
-        </w:rPr>
-        <w:t xml:space="preserve">         v</w:t>
-      </w:r>
-    </w:p>
-    <w:p>
-      <w:pPr>
-        <w:ind w:left="432"/>
-        <w:shd w:val="clear" w:color="auto" w:fill="F5F5F5"/>
-      </w:pPr>
-      <w:r>
-        <w:rPr>
-          <w:rFonts w:ascii="Courier New" w:hAnsi="Courier New"/>
-          <w:color w:val="00008B"/>
-          <w:sz w:val="18"/>
-        </w:rPr>
-        <w:t xml:space="preserve">  [processor.py]</w:t>
-      </w:r>
-    </w:p>
-    <w:p>
-      <w:pPr>
-        <w:ind w:left="432"/>
-        <w:shd w:val="clear" w:color="auto" w:fill="F5F5F5"/>
-      </w:pPr>
-      <w:r>
-        <w:rPr>
-          <w:rFonts w:ascii="Courier New" w:hAnsi="Courier New"/>
-          <w:color w:val="00008B"/>
-          <w:sz w:val="18"/>
-        </w:rPr>
-        <w:t xml:space="preserve">  clean_caption() -- strips ALL Unicode hashtags</w:t>
-      </w:r>
-    </w:p>
-    <w:p>
-      <w:pPr>
-        <w:ind w:left="432"/>
-        <w:shd w:val="clear" w:color="auto" w:fill="F5F5F5"/>
-      </w:pPr>
-      <w:r>
-        <w:rPr>
-          <w:rFonts w:ascii="Courier New" w:hAnsi="Courier New"/>
-          <w:color w:val="00008B"/>
-          <w:sz w:val="18"/>
-        </w:rPr>
-        <w:t xml:space="preserve">  format_date()   -- standardises date format</w:t>
-      </w:r>
-    </w:p>
-    <w:p>
-      <w:pPr>
-        <w:ind w:left="432"/>
-        <w:shd w:val="clear" w:color="auto" w:fill="F5F5F5"/>
-      </w:pPr>
-      <w:r>
-        <w:rPr>
-          <w:rFonts w:ascii="Courier New" w:hAnsi="Courier New"/>
-          <w:color w:val="00008B"/>
-          <w:sz w:val="18"/>
-        </w:rPr>
-        <w:t xml:space="preserve">  set_content_type() -- returns "Content Casual"</w:t>
+        <w:t xml:space="preserve">  [src/utils.py] clean_caption() -- strips ALL Unicode hashtags</w:t>
       </w:r>
     </w:p>
     <w:p>
@@ -2078,6 +2768,20 @@
           <w:color w:val="00008B"/>
           <w:sz w:val="18"/>
         </w:rPr>
+        <w:t xml:space="preserve">  ONE atomic API call: { Date, Title, Content Type, Reach }</w:t>
+      </w:r>
+    </w:p>
+    <w:p>
+      <w:pPr>
+        <w:ind w:left="432"/>
+        <w:shd w:val="clear" w:color="auto" w:fill="F5F5F5"/>
+      </w:pPr>
+      <w:r>
+        <w:rPr>
+          <w:rFonts w:ascii="Courier New" w:hAnsi="Courier New"/>
+          <w:color w:val="00008B"/>
+          <w:sz w:val="18"/>
+        </w:rPr>
         <w:t xml:space="preserve">  Column A &lt;-- posted_date</w:t>
       </w:r>
     </w:p>
@@ -2106,7 +2810,7 @@
           <w:color w:val="00008B"/>
           <w:sz w:val="18"/>
         </w:rPr>
-        <w:t xml:space="preserve">  Column E &lt;-- "Content Casual"</w:t>
+        <w:t xml:space="preserve">  Column E &lt;-- "Content Casual"  (always)</w:t>
       </w:r>
     </w:p>
     <w:p>
@@ -2134,7 +2838,21 @@
           <w:color w:val="00008B"/>
           <w:sz w:val="18"/>
         </w:rPr>
-        <w:t xml:space="preserve">  Column B/C/F/H --&gt; RAISES EXCEPTION immediately</w:t>
+        <w:t xml:space="preserve">  Column B/C/F/H --&gt; ValueError immediately</w:t>
+      </w:r>
+    </w:p>
+    <w:p>
+      <w:pPr>
+        <w:ind w:left="432"/>
+        <w:shd w:val="clear" w:color="auto" w:fill="F5F5F5"/>
+      </w:pPr>
+      <w:r>
+        <w:rPr>
+          <w:rFonts w:ascii="Courier New" w:hAnsi="Courier New"/>
+          <w:color w:val="00008B"/>
+          <w:sz w:val="18"/>
+        </w:rPr>
+        <w:t xml:space="preserve">  Retries 3x on failure (2s, 4s, 8s back-off)</w:t>
       </w:r>
     </w:p>
     <w:p>
@@ -2176,7 +2894,7 @@
           <w:color w:val="00008B"/>
           <w:sz w:val="18"/>
         </w:rPr>
-        <w:t xml:space="preserve">  [reporter.py]</w:t>
+        <w:t xml:space="preserve">  [reporter.py] + [logger.py] + [friendly_errors.py]</w:t>
       </w:r>
     </w:p>
     <w:p>
@@ -2190,7 +2908,7 @@
           <w:color w:val="00008B"/>
           <w:sz w:val="18"/>
         </w:rPr>
-        <w:t xml:space="preserve">  Prints run summary to terminal</w:t>
+        <w:t xml:space="preserve">  logs/auto_count.log + terminal summary</w:t>
       </w:r>
     </w:p>
     <w:p/>
@@ -2323,7 +3041,7 @@
               <w:rPr>
                 <w:sz w:val="20"/>
               </w:rPr>
-              <w:t>3.11+</w:t>
+              <w:t>3.9+</w:t>
             </w:r>
           </w:p>
         </w:tc>
@@ -2409,7 +3127,7 @@
               <w:rPr>
                 <w:sz w:val="20"/>
               </w:rPr>
-              <w:t>Browser automation — opens video pages, takes screenshots</w:t>
+              <w:t>Firefox browser automation for Instagram/RedNote screenshots</w:t>
             </w:r>
           </w:p>
         </w:tc>
@@ -2432,7 +3150,7 @@
               <w:rPr>
                 <w:sz w:val="20"/>
               </w:rPr>
-              <w:t>anthropic</w:t>
+              <w:t>yt-dlp</w:t>
             </w:r>
           </w:p>
         </w:tc>
@@ -2474,7 +3192,7 @@
               <w:rPr>
                 <w:sz w:val="20"/>
               </w:rPr>
-              <w:t>Claude Haiku Vision API for screenshot analysis + AI recommendations</w:t>
+              <w:t>YouTube/TikTok metadata extraction without browser (fast, exact)</w:t>
             </w:r>
           </w:p>
         </w:tc>
@@ -2497,7 +3215,7 @@
               <w:rPr>
                 <w:sz w:val="20"/>
               </w:rPr>
-              <w:t>lark-oapi</w:t>
+              <w:t>anthropic</w:t>
             </w:r>
           </w:p>
         </w:tc>
@@ -2539,7 +3257,7 @@
               <w:rPr>
                 <w:sz w:val="20"/>
               </w:rPr>
-              <w:t>Official Lark Open API SDK for reading/writing Lark Sheet</w:t>
+              <w:t>Claude Haiku Vision API (claude-haiku-4-5) for screenshot analysis</w:t>
             </w:r>
           </w:p>
         </w:tc>
@@ -2562,7 +3280,7 @@
               <w:rPr>
                 <w:sz w:val="20"/>
               </w:rPr>
-              <w:t>python-dotenv</w:t>
+              <w:t>Pillow (PIL)</w:t>
             </w:r>
           </w:p>
         </w:tc>
@@ -2604,7 +3322,7 @@
               <w:rPr>
                 <w:sz w:val="20"/>
               </w:rPr>
-              <w:t>Load API keys and secrets from .env file securely</w:t>
+              <w:t>Image compression — reduces screenshots &gt;4.5MB before sending to Claude</w:t>
             </w:r>
           </w:p>
         </w:tc>
@@ -2627,7 +3345,7 @@
               <w:rPr>
                 <w:sz w:val="20"/>
               </w:rPr>
-              <w:t>pytest</w:t>
+              <w:t>lark-oapi</w:t>
             </w:r>
           </w:p>
         </w:tc>
@@ -2669,7 +3387,7 @@
               <w:rPr>
                 <w:sz w:val="20"/>
               </w:rPr>
-              <w:t>Run automated tests — especially column allowlist tests</w:t>
+              <w:t>Official Lark Open API SDK for reading/writing Lark Bitable</w:t>
             </w:r>
           </w:p>
         </w:tc>
@@ -2692,7 +3410,7 @@
               <w:rPr>
                 <w:sz w:val="20"/>
               </w:rPr>
-              <w:t>re (built-in)</w:t>
+              <w:t>python-dotenv</w:t>
             </w:r>
           </w:p>
         </w:tc>
@@ -2713,7 +3431,7 @@
               <w:rPr>
                 <w:sz w:val="20"/>
               </w:rPr>
-              <w:t>built-in</w:t>
+              <w:t>latest (pinned)</w:t>
             </w:r>
           </w:p>
         </w:tc>
@@ -2734,7 +3452,7 @@
               <w:rPr>
                 <w:sz w:val="20"/>
               </w:rPr>
-              <w:t>Unicode-aware regex for hashtag removal</w:t>
+              <w:t>Load API keys and secrets from .env file securely</w:t>
             </w:r>
           </w:p>
         </w:tc>
@@ -2757,7 +3475,7 @@
               <w:rPr>
                 <w:sz w:val="20"/>
               </w:rPr>
-              <w:t>pathlib (built-in)</w:t>
+              <w:t>python-dateutil</w:t>
             </w:r>
           </w:p>
         </w:tc>
@@ -2778,7 +3496,7 @@
               <w:rPr>
                 <w:sz w:val="20"/>
               </w:rPr>
-              <w:t>built-in</w:t>
+              <w:t>latest (pinned)</w:t>
             </w:r>
           </w:p>
         </w:tc>
@@ -2799,7 +3517,7 @@
               <w:rPr>
                 <w:sz w:val="20"/>
               </w:rPr>
-              <w:t>File path management for Chrome profile directory</w:t>
+              <w:t>Parse flexible date strings (e.g. "3 days ago") into timestamps</w:t>
             </w:r>
           </w:p>
         </w:tc>
@@ -2822,7 +3540,7 @@
               <w:rPr>
                 <w:sz w:val="20"/>
               </w:rPr>
-              <w:t>json (built-in)</w:t>
+              <w:t>pytest</w:t>
             </w:r>
           </w:p>
         </w:tc>
@@ -2843,7 +3561,7 @@
               <w:rPr>
                 <w:sz w:val="20"/>
               </w:rPr>
-              <w:t>built-in</w:t>
+              <w:t>latest (pinned)</w:t>
             </w:r>
           </w:p>
         </w:tc>
@@ -2864,7 +3582,7 @@
               <w:rPr>
                 <w:sz w:val="20"/>
               </w:rPr>
-              <w:t>Parse Claude Vision response JSON</w:t>
+              <w:t>283 automated tests across 6 test files — no real network calls</w:t>
             </w:r>
           </w:p>
         </w:tc>
@@ -2887,7 +3605,7 @@
               <w:rPr>
                 <w:sz w:val="20"/>
               </w:rPr>
-              <w:t>datetime (built-in)</w:t>
+              <w:t>re (built-in)</w:t>
             </w:r>
           </w:p>
         </w:tc>
@@ -2929,7 +3647,137 @@
               <w:rPr>
                 <w:sz w:val="20"/>
               </w:rPr>
-              <w:t>Date formatting and standardisation</w:t>
+              <w:t>Unicode-aware regex for hashtag removal and shortcode validation</w:t>
+            </w:r>
+          </w:p>
+        </w:tc>
+      </w:tr>
+      <w:tr>
+        <w:tc>
+          <w:tcPr>
+            <w:tcW w:type="dxa" w:w="3120"/>
+            <w:tcW w:w="3168" w:type="dxa"/>
+            <w:shd w:val="clear" w:color="auto" w:fill="FFFFFF"/>
+            <w:tcBorders>
+              <w:top w:val="single" w:sz="4" w:space="0" w:color="CCCCCC"/>
+              <w:left w:val="single" w:sz="4" w:space="0" w:color="CCCCCC"/>
+              <w:bottom w:val="single" w:sz="4" w:space="0" w:color="CCCCCC"/>
+              <w:right w:val="single" w:sz="4" w:space="0" w:color="CCCCCC"/>
+            </w:tcBorders>
+          </w:tcPr>
+          <w:p>
+            <w:r>
+              <w:rPr>
+                <w:sz w:val="20"/>
+              </w:rPr>
+              <w:t>logging (built-in)</w:t>
+            </w:r>
+          </w:p>
+        </w:tc>
+        <w:tc>
+          <w:tcPr>
+            <w:tcW w:type="dxa" w:w="3120"/>
+            <w:tcW w:w="1440" w:type="dxa"/>
+            <w:shd w:val="clear" w:color="auto" w:fill="FFFFFF"/>
+            <w:tcBorders>
+              <w:top w:val="single" w:sz="4" w:space="0" w:color="CCCCCC"/>
+              <w:left w:val="single" w:sz="4" w:space="0" w:color="CCCCCC"/>
+              <w:bottom w:val="single" w:sz="4" w:space="0" w:color="CCCCCC"/>
+              <w:right w:val="single" w:sz="4" w:space="0" w:color="CCCCCC"/>
+            </w:tcBorders>
+          </w:tcPr>
+          <w:p>
+            <w:r>
+              <w:rPr>
+                <w:sz w:val="20"/>
+              </w:rPr>
+              <w:t>built-in</w:t>
+            </w:r>
+          </w:p>
+        </w:tc>
+        <w:tc>
+          <w:tcPr>
+            <w:tcW w:type="dxa" w:w="3120"/>
+            <w:tcW w:w="6192" w:type="dxa"/>
+            <w:shd w:val="clear" w:color="auto" w:fill="FFFFFF"/>
+            <w:tcBorders>
+              <w:top w:val="single" w:sz="4" w:space="0" w:color="CCCCCC"/>
+              <w:left w:val="single" w:sz="4" w:space="0" w:color="CCCCCC"/>
+              <w:bottom w:val="single" w:sz="4" w:space="0" w:color="CCCCCC"/>
+              <w:right w:val="single" w:sz="4" w:space="0" w:color="CCCCCC"/>
+            </w:tcBorders>
+          </w:tcPr>
+          <w:p>
+            <w:r>
+              <w:rPr>
+                <w:sz w:val="20"/>
+              </w:rPr>
+              <w:t>Structured rotating log file (logs/auto_count.log)</w:t>
+            </w:r>
+          </w:p>
+        </w:tc>
+      </w:tr>
+      <w:tr>
+        <w:tc>
+          <w:tcPr>
+            <w:tcW w:type="dxa" w:w="3120"/>
+            <w:tcW w:w="3168" w:type="dxa"/>
+            <w:shd w:val="clear" w:color="auto" w:fill="F0F4FF"/>
+            <w:tcBorders>
+              <w:top w:val="single" w:sz="4" w:space="0" w:color="CCCCCC"/>
+              <w:left w:val="single" w:sz="4" w:space="0" w:color="CCCCCC"/>
+              <w:bottom w:val="single" w:sz="4" w:space="0" w:color="CCCCCC"/>
+              <w:right w:val="single" w:sz="4" w:space="0" w:color="CCCCCC"/>
+            </w:tcBorders>
+          </w:tcPr>
+          <w:p>
+            <w:r>
+              <w:rPr>
+                <w:sz w:val="20"/>
+              </w:rPr>
+              <w:t>asyncio (built-in)</w:t>
+            </w:r>
+          </w:p>
+        </w:tc>
+        <w:tc>
+          <w:tcPr>
+            <w:tcW w:type="dxa" w:w="3120"/>
+            <w:tcW w:w="1440" w:type="dxa"/>
+            <w:shd w:val="clear" w:color="auto" w:fill="F0F4FF"/>
+            <w:tcBorders>
+              <w:top w:val="single" w:sz="4" w:space="0" w:color="CCCCCC"/>
+              <w:left w:val="single" w:sz="4" w:space="0" w:color="CCCCCC"/>
+              <w:bottom w:val="single" w:sz="4" w:space="0" w:color="CCCCCC"/>
+              <w:right w:val="single" w:sz="4" w:space="0" w:color="CCCCCC"/>
+            </w:tcBorders>
+          </w:tcPr>
+          <w:p>
+            <w:r>
+              <w:rPr>
+                <w:sz w:val="20"/>
+              </w:rPr>
+              <w:t>built-in</w:t>
+            </w:r>
+          </w:p>
+        </w:tc>
+        <w:tc>
+          <w:tcPr>
+            <w:tcW w:type="dxa" w:w="3120"/>
+            <w:tcW w:w="6192" w:type="dxa"/>
+            <w:shd w:val="clear" w:color="auto" w:fill="F0F4FF"/>
+            <w:tcBorders>
+              <w:top w:val="single" w:sz="4" w:space="0" w:color="CCCCCC"/>
+              <w:left w:val="single" w:sz="4" w:space="0" w:color="CCCCCC"/>
+              <w:bottom w:val="single" w:sz="4" w:space="0" w:color="CCCCCC"/>
+              <w:right w:val="single" w:sz="4" w:space="0" w:color="CCCCCC"/>
+            </w:tcBorders>
+          </w:tcPr>
+          <w:p>
+            <w:r>
+              <w:rPr>
+                <w:sz w:val="20"/>
+              </w:rPr>
+              <w:t>Async event loop for Playwright browser operations</w:t>
             </w:r>
           </w:p>
         </w:tc>
@@ -8024,7 +8872,7 @@
               <w:rPr>
                 <w:sz w:val="20"/>
               </w:rPr>
-              <w:t>claude-haiku-4-5-20251001</w:t>
+              <w:t>claude-haiku-4-5</w:t>
             </w:r>
           </w:p>
         </w:tc>
@@ -8949,7 +9797,7 @@
               <w:rPr>
                 <w:sz w:val="20"/>
               </w:rPr>
-              <w:t>Chrome profile</w:t>
+              <w:t>Firefox profile</w:t>
             </w:r>
           </w:p>
         </w:tc>
@@ -8970,7 +9818,7 @@
               <w:rPr>
                 <w:sz w:val="20"/>
               </w:rPr>
-              <w:t>Stored locally at ~/.cache/auto-count/chrome-profile. Never shared.</w:t>
+              <w:t>Stored locally at ~/.cache/auto-count/firefox-profile. Never shared. Contains login sessions.</w:t>
             </w:r>
           </w:p>
         </w:tc>
@@ -8993,7 +9841,7 @@
               <w:rPr>
                 <w:sz w:val="20"/>
               </w:rPr>
-              <w:t>Column protection</w:t>
+              <w:t>Shortcode validation</w:t>
             </w:r>
           </w:p>
         </w:tc>
@@ -9002,6 +9850,50 @@
             <w:tcW w:type="dxa" w:w="4680"/>
             <w:tcW w:w="7200" w:type="dxa"/>
             <w:shd w:val="clear" w:color="auto" w:fill="F0F4FF"/>
+            <w:tcBorders>
+              <w:top w:val="single" w:sz="4" w:space="0" w:color="CCCCCC"/>
+              <w:left w:val="single" w:sz="4" w:space="0" w:color="CCCCCC"/>
+              <w:bottom w:val="single" w:sz="4" w:space="0" w:color="CCCCCC"/>
+              <w:right w:val="single" w:sz="4" w:space="0" w:color="CCCCCC"/>
+            </w:tcBorders>
+          </w:tcPr>
+          <w:p>
+            <w:r>
+              <w:rPr>
+                <w:sz w:val="20"/>
+              </w:rPr>
+              <w:t>re.fullmatch(r"[A-Za-z0-9_-]+", shortcode) before page.evaluate(). Prevents JS injection from malicious URLs.</w:t>
+            </w:r>
+          </w:p>
+        </w:tc>
+      </w:tr>
+      <w:tr>
+        <w:tc>
+          <w:tcPr>
+            <w:tcW w:type="dxa" w:w="4680"/>
+            <w:tcW w:w="3600" w:type="dxa"/>
+            <w:shd w:val="clear" w:color="auto" w:fill="FFFFFF"/>
+            <w:tcBorders>
+              <w:top w:val="single" w:sz="4" w:space="0" w:color="CCCCCC"/>
+              <w:left w:val="single" w:sz="4" w:space="0" w:color="CCCCCC"/>
+              <w:bottom w:val="single" w:sz="4" w:space="0" w:color="CCCCCC"/>
+              <w:right w:val="single" w:sz="4" w:space="0" w:color="CCCCCC"/>
+            </w:tcBorders>
+          </w:tcPr>
+          <w:p>
+            <w:r>
+              <w:rPr>
+                <w:sz w:val="20"/>
+              </w:rPr>
+              <w:t>Column protection</w:t>
+            </w:r>
+          </w:p>
+        </w:tc>
+        <w:tc>
+          <w:tcPr>
+            <w:tcW w:type="dxa" w:w="4680"/>
+            <w:tcW w:w="7200" w:type="dxa"/>
+            <w:shd w:val="clear" w:color="auto" w:fill="FFFFFF"/>
             <w:tcBorders>
               <w:top w:val="single" w:sz="4" w:space="0" w:color="CCCCCC"/>
               <w:left w:val="single" w:sz="4" w:space="0" w:color="CCCCCC"/>
@@ -9054,7 +9946,7 @@
           <w:color w:val="00008B"/>
           <w:sz w:val="18"/>
         </w:rPr>
-        <w:t xml:space="preserve">  |-- run.py                    # Main entry point: python run.py</w:t>
+        <w:t xml:space="preserve">  |-- watcher.py                # Background daemon: python watcher.py</w:t>
       </w:r>
     </w:p>
     <w:p>
@@ -9068,7 +9960,7 @@
           <w:color w:val="00008B"/>
           <w:sz w:val="18"/>
         </w:rPr>
-        <w:t xml:space="preserve">  |-- lark_reader.py            # Read Lark Sheet, find rows to process</w:t>
+        <w:t xml:space="preserve">  |-- src/</w:t>
       </w:r>
     </w:p>
     <w:p>
@@ -9082,7 +9974,7 @@
           <w:color w:val="00008B"/>
           <w:sz w:val="18"/>
         </w:rPr>
-        <w:t xml:space="preserve">  |-- lark_writer.py            # Write to Lark Sheet (hard allowlist A/D/E/G)</w:t>
+        <w:t xml:space="preserve">  |   |-- processor.py          # URL router + orchestrator (routes to yt-dlp or Firefox+Vision)</w:t>
       </w:r>
     </w:p>
     <w:p>
@@ -9096,7 +9988,7 @@
           <w:color w:val="00008B"/>
           <w:sz w:val="18"/>
         </w:rPr>
-        <w:t xml:space="preserve">  |-- browser_reader.py         # Playwright Chrome automation + screenshots</w:t>
+        <w:t xml:space="preserve">  |   |-- lark_reader.py        # Read Lark Bitable, find rows to process</w:t>
       </w:r>
     </w:p>
     <w:p>
@@ -9110,7 +10002,7 @@
           <w:color w:val="00008B"/>
           <w:sz w:val="18"/>
         </w:rPr>
-        <w:t xml:space="preserve">  |-- vision_extract.py         # Claude Haiku Vision: screenshot -&gt; JSON</w:t>
+        <w:t xml:space="preserve">  |   |-- lark_writer.py        # Write to Lark Bitable (hard allowlist A/D/E/G, single call, retry)</w:t>
       </w:r>
     </w:p>
     <w:p>
@@ -9124,7 +10016,7 @@
           <w:color w:val="00008B"/>
           <w:sz w:val="18"/>
         </w:rPr>
-        <w:t xml:space="preserve">  |-- processor.py              # clean_caption, format_date, set_content_type</w:t>
+        <w:t xml:space="preserve">  |   |-- browser_reader.py     # Firefox automation: Instagram 2-screenshot, RedNote screenshot</w:t>
       </w:r>
     </w:p>
     <w:p>
@@ -9138,7 +10030,91 @@
           <w:color w:val="00008B"/>
           <w:sz w:val="18"/>
         </w:rPr>
-        <w:t xml:space="preserve">  |-- reporter.py               # Print run summary to terminal</w:t>
+        <w:t xml:space="preserve">  |   |-- metadata_reader.py    # yt-dlp: YouTube/TikTok metadata (no browser)</w:t>
+      </w:r>
+    </w:p>
+    <w:p>
+      <w:pPr>
+        <w:ind w:left="432"/>
+        <w:shd w:val="clear" w:color="auto" w:fill="F5F5F5"/>
+      </w:pPr>
+      <w:r>
+        <w:rPr>
+          <w:rFonts w:ascii="Courier New" w:hAnsi="Courier New"/>
+          <w:color w:val="00008B"/>
+          <w:sz w:val="18"/>
+        </w:rPr>
+        <w:t xml:space="preserve">  |   |-- vision_extract.py     # Claude Vision: screenshot -&gt; JSON (claude-haiku-4-5)</w:t>
+      </w:r>
+    </w:p>
+    <w:p>
+      <w:pPr>
+        <w:ind w:left="432"/>
+        <w:shd w:val="clear" w:color="auto" w:fill="F5F5F5"/>
+      </w:pPr>
+      <w:r>
+        <w:rPr>
+          <w:rFonts w:ascii="Courier New" w:hAnsi="Courier New"/>
+          <w:color w:val="00008B"/>
+          <w:sz w:val="18"/>
+        </w:rPr>
+        <w:t xml:space="preserve">  |   |-- utils.py              # Shared: clean_caption(), with_retry() decorator</w:t>
+      </w:r>
+    </w:p>
+    <w:p>
+      <w:pPr>
+        <w:ind w:left="432"/>
+        <w:shd w:val="clear" w:color="auto" w:fill="F5F5F5"/>
+      </w:pPr>
+      <w:r>
+        <w:rPr>
+          <w:rFonts w:ascii="Courier New" w:hAnsi="Courier New"/>
+          <w:color w:val="00008B"/>
+          <w:sz w:val="18"/>
+        </w:rPr>
+        <w:t xml:space="preserve">  |   |-- logger.py             # Rotating log file: logs/auto_count.log</w:t>
+      </w:r>
+    </w:p>
+    <w:p>
+      <w:pPr>
+        <w:ind w:left="432"/>
+        <w:shd w:val="clear" w:color="auto" w:fill="F5F5F5"/>
+      </w:pPr>
+      <w:r>
+        <w:rPr>
+          <w:rFonts w:ascii="Courier New" w:hAnsi="Courier New"/>
+          <w:color w:val="00008B"/>
+          <w:sz w:val="18"/>
+        </w:rPr>
+        <w:t xml:space="preserve">  |   |-- friendly_errors.py    # Maps technical errors to plain English messages</w:t>
+      </w:r>
+    </w:p>
+    <w:p>
+      <w:pPr>
+        <w:ind w:left="432"/>
+        <w:shd w:val="clear" w:color="auto" w:fill="F5F5F5"/>
+      </w:pPr>
+      <w:r>
+        <w:rPr>
+          <w:rFonts w:ascii="Courier New" w:hAnsi="Courier New"/>
+          <w:color w:val="00008B"/>
+          <w:sz w:val="18"/>
+        </w:rPr>
+        <w:t xml:space="preserve">  |   |-- reporter.py           # Print run summary to terminal</w:t>
+      </w:r>
+    </w:p>
+    <w:p>
+      <w:pPr>
+        <w:ind w:left="432"/>
+        <w:shd w:val="clear" w:color="auto" w:fill="F5F5F5"/>
+      </w:pPr>
+      <w:r>
+        <w:rPr>
+          <w:rFonts w:ascii="Courier New" w:hAnsi="Courier New"/>
+          <w:color w:val="00008B"/>
+          <w:sz w:val="18"/>
+        </w:rPr>
+        <w:t xml:space="preserve">  |   |-- _env.py               # Load .env from project root</w:t>
       </w:r>
     </w:p>
     <w:p>
@@ -9166,7 +10142,7 @@
           <w:color w:val="00008B"/>
           <w:sz w:val="18"/>
         </w:rPr>
-        <w:t xml:space="preserve">  |   |-- test_lark_writer.py   # pytest: B/C/F/H writes raise ValueError</w:t>
+        <w:t xml:space="preserve">  |   |-- test_lark_writer.py        # B/C/F/H raises ValueError, single-call write</w:t>
       </w:r>
     </w:p>
     <w:p>
@@ -9180,7 +10156,119 @@
           <w:color w:val="00008B"/>
           <w:sz w:val="18"/>
         </w:rPr>
-        <w:t xml:space="preserve">  |   |-- test_processor.py     # pytest: hashtag removal tests</w:t>
+        <w:t xml:space="preserve">  |   |-- test_lark_writer_extended.py  # Extended write tests</w:t>
+      </w:r>
+    </w:p>
+    <w:p>
+      <w:pPr>
+        <w:ind w:left="432"/>
+        <w:shd w:val="clear" w:color="auto" w:fill="F5F5F5"/>
+      </w:pPr>
+      <w:r>
+        <w:rPr>
+          <w:rFonts w:ascii="Courier New" w:hAnsi="Courier New"/>
+          <w:color w:val="00008B"/>
+          <w:sz w:val="18"/>
+        </w:rPr>
+        <w:t xml:space="preserve">  |   |-- test_lark_reader.py        # URL extraction edge cases</w:t>
+      </w:r>
+    </w:p>
+    <w:p>
+      <w:pPr>
+        <w:ind w:left="432"/>
+        <w:shd w:val="clear" w:color="auto" w:fill="F5F5F5"/>
+      </w:pPr>
+      <w:r>
+        <w:rPr>
+          <w:rFonts w:ascii="Courier New" w:hAnsi="Courier New"/>
+          <w:color w:val="00008B"/>
+          <w:sz w:val="18"/>
+        </w:rPr>
+        <w:t xml:space="preserve">  |   |-- test_positive_cases.py     # 67 positive tests</w:t>
+      </w:r>
+    </w:p>
+    <w:p>
+      <w:pPr>
+        <w:ind w:left="432"/>
+        <w:shd w:val="clear" w:color="auto" w:fill="F5F5F5"/>
+      </w:pPr>
+      <w:r>
+        <w:rPr>
+          <w:rFonts w:ascii="Courier New" w:hAnsi="Courier New"/>
+          <w:color w:val="00008B"/>
+          <w:sz w:val="18"/>
+        </w:rPr>
+        <w:t xml:space="preserve">  |   |-- test_negative_cases.py     # 67 negative/edge case tests</w:t>
+      </w:r>
+    </w:p>
+    <w:p>
+      <w:pPr>
+        <w:ind w:left="432"/>
+        <w:shd w:val="clear" w:color="auto" w:fill="F5F5F5"/>
+      </w:pPr>
+      <w:r>
+        <w:rPr>
+          <w:rFonts w:ascii="Courier New" w:hAnsi="Courier New"/>
+          <w:color w:val="00008B"/>
+          <w:sz w:val="18"/>
+        </w:rPr>
+        <w:t xml:space="preserve">  |   |-- test_security.py           # 16 security tests</w:t>
+      </w:r>
+    </w:p>
+    <w:p>
+      <w:pPr>
+        <w:ind w:left="432"/>
+        <w:shd w:val="clear" w:color="auto" w:fill="F5F5F5"/>
+      </w:pPr>
+      <w:r>
+        <w:rPr>
+          <w:rFonts w:ascii="Courier New" w:hAnsi="Courier New"/>
+          <w:color w:val="00008B"/>
+          <w:sz w:val="18"/>
+        </w:rPr>
+        <w:t xml:space="preserve">  |   |-- test_performance.py        # 8 performance/timing tests</w:t>
+      </w:r>
+    </w:p>
+    <w:p>
+      <w:pPr>
+        <w:ind w:left="432"/>
+        <w:shd w:val="clear" w:color="auto" w:fill="F5F5F5"/>
+      </w:pPr>
+      <w:r>
+        <w:rPr>
+          <w:rFonts w:ascii="Courier New" w:hAnsi="Courier New"/>
+          <w:color w:val="00008B"/>
+          <w:sz w:val="18"/>
+        </w:rPr>
+        <w:t xml:space="preserve">  |   |-- test_uiux.py               # 15 UI/UX and error message tests</w:t>
+      </w:r>
+    </w:p>
+    <w:p>
+      <w:pPr>
+        <w:ind w:left="432"/>
+        <w:shd w:val="clear" w:color="auto" w:fill="F5F5F5"/>
+      </w:pPr>
+      <w:r>
+        <w:rPr>
+          <w:rFonts w:ascii="Courier New" w:hAnsi="Courier New"/>
+          <w:color w:val="00008B"/>
+          <w:sz w:val="18"/>
+        </w:rPr>
+        <w:t xml:space="preserve">  |   |-- test_stress.py             # 21 stress tests (50 URLs, duplicates, weird inputs)</w:t>
+      </w:r>
+    </w:p>
+    <w:p>
+      <w:pPr>
+        <w:ind w:left="432"/>
+        <w:shd w:val="clear" w:color="auto" w:fill="F5F5F5"/>
+      </w:pPr>
+      <w:r>
+        <w:rPr>
+          <w:rFonts w:ascii="Courier New" w:hAnsi="Courier New"/>
+          <w:color w:val="00008B"/>
+          <w:sz w:val="18"/>
+        </w:rPr>
+        <w:t xml:space="preserve">  |-- logs/                     # auto_count.log (gitignored)</w:t>
       </w:r>
     </w:p>
     <w:p>
@@ -9222,7 +10310,7 @@
           <w:color w:val="00008B"/>
           <w:sz w:val="18"/>
         </w:rPr>
-        <w:t xml:space="preserve">  |-- .gitignore                # Excludes .env, chrome-profile, __pycache__</w:t>
+        <w:t xml:space="preserve">  |-- .gitignore                # Excludes .env, logs/, firefox-profile, __pycache__</w:t>
       </w:r>
     </w:p>
     <w:p>
@@ -9904,7 +10992,7 @@
         <w:tc>
           <w:tcPr>
             <w:tcW w:type="dxa" w:w="2340"/>
-            <w:tcW w:w="2880" w:type="dxa"/>
+            <w:tcW w:w="4031" w:type="dxa"/>
             <w:shd w:val="clear" w:color="auto" w:fill="1F497D"/>
             <w:tcBorders>
               <w:top w:val="single" w:sz="4" w:space="0" w:color="1F497D"/>
@@ -9920,14 +11008,14 @@
                 <w:color w:val="FFFFFF"/>
                 <w:sz w:val="20"/>
               </w:rPr>
-              <w:t>Test</w:t>
+              <w:t>Test File</w:t>
             </w:r>
           </w:p>
         </w:tc>
         <w:tc>
           <w:tcPr>
             <w:tcW w:type="dxa" w:w="2340"/>
-            <w:tcW w:w="1728" w:type="dxa"/>
+            <w:tcW w:w="864" w:type="dxa"/>
             <w:shd w:val="clear" w:color="auto" w:fill="1F497D"/>
             <w:tcBorders>
               <w:top w:val="single" w:sz="4" w:space="0" w:color="1F497D"/>
@@ -9943,14 +11031,14 @@
                 <w:color w:val="FFFFFF"/>
                 <w:sz w:val="20"/>
               </w:rPr>
-              <w:t>Type</w:t>
+              <w:t>Count</w:t>
             </w:r>
           </w:p>
         </w:tc>
         <w:tc>
           <w:tcPr>
             <w:tcW w:type="dxa" w:w="2340"/>
-            <w:tcW w:w="3600" w:type="dxa"/>
+            <w:tcW w:w="4031" w:type="dxa"/>
             <w:shd w:val="clear" w:color="auto" w:fill="1F497D"/>
             <w:tcBorders>
               <w:top w:val="single" w:sz="4" w:space="0" w:color="1F497D"/>
@@ -9973,7 +11061,7 @@
         <w:tc>
           <w:tcPr>
             <w:tcW w:type="dxa" w:w="2340"/>
-            <w:tcW w:w="2592" w:type="dxa"/>
+            <w:tcW w:w="1872" w:type="dxa"/>
             <w:shd w:val="clear" w:color="auto" w:fill="1F497D"/>
             <w:tcBorders>
               <w:top w:val="single" w:sz="4" w:space="0" w:color="1F497D"/>
@@ -9998,7 +11086,7 @@
         <w:tc>
           <w:tcPr>
             <w:tcW w:type="dxa" w:w="2340"/>
-            <w:tcW w:w="2880" w:type="dxa"/>
+            <w:tcW w:w="4031" w:type="dxa"/>
             <w:shd w:val="clear" w:color="auto" w:fill="FFFFFF"/>
             <w:tcBorders>
               <w:top w:val="single" w:sz="4" w:space="0" w:color="CCCCCC"/>
@@ -10012,14 +11100,14 @@
               <w:rPr>
                 <w:sz w:val="20"/>
               </w:rPr>
-              <w:t>test_write_B_raises</w:t>
+              <w:t>test_lark_writer.py + test_lark_writer_extended.py</w:t>
             </w:r>
           </w:p>
         </w:tc>
         <w:tc>
           <w:tcPr>
             <w:tcW w:type="dxa" w:w="2340"/>
-            <w:tcW w:w="1728" w:type="dxa"/>
+            <w:tcW w:w="864" w:type="dxa"/>
             <w:shd w:val="clear" w:color="auto" w:fill="FFFFFF"/>
             <w:tcBorders>
               <w:top w:val="single" w:sz="4" w:space="0" w:color="CCCCCC"/>
@@ -10033,14 +11121,14 @@
               <w:rPr>
                 <w:sz w:val="20"/>
               </w:rPr>
-              <w:t>pytest unit</w:t>
+              <w:t>~30</w:t>
             </w:r>
           </w:p>
         </w:tc>
         <w:tc>
           <w:tcPr>
             <w:tcW w:type="dxa" w:w="2340"/>
-            <w:tcW w:w="3600" w:type="dxa"/>
+            <w:tcW w:w="4031" w:type="dxa"/>
             <w:shd w:val="clear" w:color="auto" w:fill="FFFFFF"/>
             <w:tcBorders>
               <w:top w:val="single" w:sz="4" w:space="0" w:color="CCCCCC"/>
@@ -10054,14 +11142,14 @@
               <w:rPr>
                 <w:sz w:val="20"/>
               </w:rPr>
-              <w:t>lark_writer rejects Column B write</w:t>
+              <w:t>Column allowlist, single atomic write, retry, field content</w:t>
             </w:r>
           </w:p>
         </w:tc>
         <w:tc>
           <w:tcPr>
             <w:tcW w:type="dxa" w:w="2340"/>
-            <w:tcW w:w="2592" w:type="dxa"/>
+            <w:tcW w:w="1872" w:type="dxa"/>
             <w:shd w:val="clear" w:color="auto" w:fill="FFFFFF"/>
             <w:tcBorders>
               <w:top w:val="single" w:sz="4" w:space="0" w:color="CCCCCC"/>
@@ -10075,7 +11163,7 @@
               <w:rPr>
                 <w:sz w:val="20"/>
               </w:rPr>
-              <w:t>ValueError raised</w:t>
+              <w:t>All pass — no partial writes</w:t>
             </w:r>
           </w:p>
         </w:tc>
@@ -10084,7 +11172,7 @@
         <w:tc>
           <w:tcPr>
             <w:tcW w:type="dxa" w:w="2340"/>
-            <w:tcW w:w="2880" w:type="dxa"/>
+            <w:tcW w:w="4031" w:type="dxa"/>
             <w:shd w:val="clear" w:color="auto" w:fill="F0F4FF"/>
             <w:tcBorders>
               <w:top w:val="single" w:sz="4" w:space="0" w:color="CCCCCC"/>
@@ -10098,14 +11186,14 @@
               <w:rPr>
                 <w:sz w:val="20"/>
               </w:rPr>
-              <w:t>test_write_C_raises</w:t>
+              <w:t>test_positive_cases.py</w:t>
             </w:r>
           </w:p>
         </w:tc>
         <w:tc>
           <w:tcPr>
             <w:tcW w:type="dxa" w:w="2340"/>
-            <w:tcW w:w="1728" w:type="dxa"/>
+            <w:tcW w:w="864" w:type="dxa"/>
             <w:shd w:val="clear" w:color="auto" w:fill="F0F4FF"/>
             <w:tcBorders>
               <w:top w:val="single" w:sz="4" w:space="0" w:color="CCCCCC"/>
@@ -10119,14 +11207,14 @@
               <w:rPr>
                 <w:sz w:val="20"/>
               </w:rPr>
-              <w:t>pytest unit</w:t>
+              <w:t>67</w:t>
             </w:r>
           </w:p>
         </w:tc>
         <w:tc>
           <w:tcPr>
             <w:tcW w:type="dxa" w:w="2340"/>
-            <w:tcW w:w="3600" w:type="dxa"/>
+            <w:tcW w:w="4031" w:type="dxa"/>
             <w:shd w:val="clear" w:color="auto" w:fill="F0F4FF"/>
             <w:tcBorders>
               <w:top w:val="single" w:sz="4" w:space="0" w:color="CCCCCC"/>
@@ -10140,14 +11228,14 @@
               <w:rPr>
                 <w:sz w:val="20"/>
               </w:rPr>
-              <w:t>lark_writer rejects Column C write</w:t>
+              <w:t>Happy path for all modules: URLs, dates, captions, views, routing</w:t>
             </w:r>
           </w:p>
         </w:tc>
         <w:tc>
           <w:tcPr>
             <w:tcW w:type="dxa" w:w="2340"/>
-            <w:tcW w:w="2592" w:type="dxa"/>
+            <w:tcW w:w="1872" w:type="dxa"/>
             <w:shd w:val="clear" w:color="auto" w:fill="F0F4FF"/>
             <w:tcBorders>
               <w:top w:val="single" w:sz="4" w:space="0" w:color="CCCCCC"/>
@@ -10161,7 +11249,7 @@
               <w:rPr>
                 <w:sz w:val="20"/>
               </w:rPr>
-              <w:t>ValueError raised</w:t>
+              <w:t>All 67 pass</w:t>
             </w:r>
           </w:p>
         </w:tc>
@@ -10170,7 +11258,7 @@
         <w:tc>
           <w:tcPr>
             <w:tcW w:type="dxa" w:w="2340"/>
-            <w:tcW w:w="2880" w:type="dxa"/>
+            <w:tcW w:w="4031" w:type="dxa"/>
             <w:shd w:val="clear" w:color="auto" w:fill="FFFFFF"/>
             <w:tcBorders>
               <w:top w:val="single" w:sz="4" w:space="0" w:color="CCCCCC"/>
@@ -10184,14 +11272,14 @@
               <w:rPr>
                 <w:sz w:val="20"/>
               </w:rPr>
-              <w:t>test_write_F_raises</w:t>
+              <w:t>test_negative_cases.py</w:t>
             </w:r>
           </w:p>
         </w:tc>
         <w:tc>
           <w:tcPr>
             <w:tcW w:type="dxa" w:w="2340"/>
-            <w:tcW w:w="1728" w:type="dxa"/>
+            <w:tcW w:w="864" w:type="dxa"/>
             <w:shd w:val="clear" w:color="auto" w:fill="FFFFFF"/>
             <w:tcBorders>
               <w:top w:val="single" w:sz="4" w:space="0" w:color="CCCCCC"/>
@@ -10205,14 +11293,14 @@
               <w:rPr>
                 <w:sz w:val="20"/>
               </w:rPr>
-              <w:t>pytest unit</w:t>
+              <w:t>67</w:t>
             </w:r>
           </w:p>
         </w:tc>
         <w:tc>
           <w:tcPr>
             <w:tcW w:type="dxa" w:w="2340"/>
-            <w:tcW w:w="3600" w:type="dxa"/>
+            <w:tcW w:w="4031" w:type="dxa"/>
             <w:shd w:val="clear" w:color="auto" w:fill="FFFFFF"/>
             <w:tcBorders>
               <w:top w:val="single" w:sz="4" w:space="0" w:color="CCCCCC"/>
@@ -10226,14 +11314,14 @@
               <w:rPr>
                 <w:sz w:val="20"/>
               </w:rPr>
-              <w:t>lark_writer rejects Column F write</w:t>
+              <w:t>Edge cases: null dates, empty captions, bad URLs, API errors, forbidden columns</w:t>
             </w:r>
           </w:p>
         </w:tc>
         <w:tc>
           <w:tcPr>
             <w:tcW w:type="dxa" w:w="2340"/>
-            <w:tcW w:w="2592" w:type="dxa"/>
+            <w:tcW w:w="1872" w:type="dxa"/>
             <w:shd w:val="clear" w:color="auto" w:fill="FFFFFF"/>
             <w:tcBorders>
               <w:top w:val="single" w:sz="4" w:space="0" w:color="CCCCCC"/>
@@ -10247,7 +11335,7 @@
               <w:rPr>
                 <w:sz w:val="20"/>
               </w:rPr>
-              <w:t>ValueError raised</w:t>
+              <w:t>All 67 pass</w:t>
             </w:r>
           </w:p>
         </w:tc>
@@ -10256,7 +11344,7 @@
         <w:tc>
           <w:tcPr>
             <w:tcW w:type="dxa" w:w="2340"/>
-            <w:tcW w:w="2880" w:type="dxa"/>
+            <w:tcW w:w="4031" w:type="dxa"/>
             <w:shd w:val="clear" w:color="auto" w:fill="F0F4FF"/>
             <w:tcBorders>
               <w:top w:val="single" w:sz="4" w:space="0" w:color="CCCCCC"/>
@@ -10270,14 +11358,14 @@
               <w:rPr>
                 <w:sz w:val="20"/>
               </w:rPr>
-              <w:t>test_write_H_raises</w:t>
+              <w:t>test_security.py</w:t>
             </w:r>
           </w:p>
         </w:tc>
         <w:tc>
           <w:tcPr>
             <w:tcW w:type="dxa" w:w="2340"/>
-            <w:tcW w:w="1728" w:type="dxa"/>
+            <w:tcW w:w="864" w:type="dxa"/>
             <w:shd w:val="clear" w:color="auto" w:fill="F0F4FF"/>
             <w:tcBorders>
               <w:top w:val="single" w:sz="4" w:space="0" w:color="CCCCCC"/>
@@ -10291,14 +11379,14 @@
               <w:rPr>
                 <w:sz w:val="20"/>
               </w:rPr>
-              <w:t>pytest unit</w:t>
+              <w:t>16</w:t>
             </w:r>
           </w:p>
         </w:tc>
         <w:tc>
           <w:tcPr>
             <w:tcW w:type="dxa" w:w="2340"/>
-            <w:tcW w:w="3600" w:type="dxa"/>
+            <w:tcW w:w="4031" w:type="dxa"/>
             <w:shd w:val="clear" w:color="auto" w:fill="F0F4FF"/>
             <w:tcBorders>
               <w:top w:val="single" w:sz="4" w:space="0" w:color="CCCCCC"/>
@@ -10312,14 +11400,14 @@
               <w:rPr>
                 <w:sz w:val="20"/>
               </w:rPr>
-              <w:t>lark_writer rejects Column H write</w:t>
+              <w:t>API keys not in code, .env gitignored, column protection, shortcode safety</w:t>
             </w:r>
           </w:p>
         </w:tc>
         <w:tc>
           <w:tcPr>
             <w:tcW w:type="dxa" w:w="2340"/>
-            <w:tcW w:w="2592" w:type="dxa"/>
+            <w:tcW w:w="1872" w:type="dxa"/>
             <w:shd w:val="clear" w:color="auto" w:fill="F0F4FF"/>
             <w:tcBorders>
               <w:top w:val="single" w:sz="4" w:space="0" w:color="CCCCCC"/>
@@ -10333,7 +11421,7 @@
               <w:rPr>
                 <w:sz w:val="20"/>
               </w:rPr>
-              <w:t>ValueError raised</w:t>
+              <w:t>All 16 pass</w:t>
             </w:r>
           </w:p>
         </w:tc>
@@ -10342,7 +11430,7 @@
         <w:tc>
           <w:tcPr>
             <w:tcW w:type="dxa" w:w="2340"/>
-            <w:tcW w:w="2880" w:type="dxa"/>
+            <w:tcW w:w="4031" w:type="dxa"/>
             <w:shd w:val="clear" w:color="auto" w:fill="FFFFFF"/>
             <w:tcBorders>
               <w:top w:val="single" w:sz="4" w:space="0" w:color="CCCCCC"/>
@@ -10356,14 +11444,14 @@
               <w:rPr>
                 <w:sz w:val="20"/>
               </w:rPr>
-              <w:t>test_write_A_ok</w:t>
+              <w:t>test_performance.py</w:t>
             </w:r>
           </w:p>
         </w:tc>
         <w:tc>
           <w:tcPr>
             <w:tcW w:type="dxa" w:w="2340"/>
-            <w:tcW w:w="1728" w:type="dxa"/>
+            <w:tcW w:w="864" w:type="dxa"/>
             <w:shd w:val="clear" w:color="auto" w:fill="FFFFFF"/>
             <w:tcBorders>
               <w:top w:val="single" w:sz="4" w:space="0" w:color="CCCCCC"/>
@@ -10377,14 +11465,14 @@
               <w:rPr>
                 <w:sz w:val="20"/>
               </w:rPr>
-              <w:t>pytest unit</w:t>
+              <w:t>8</w:t>
             </w:r>
           </w:p>
         </w:tc>
         <w:tc>
           <w:tcPr>
             <w:tcW w:type="dxa" w:w="2340"/>
-            <w:tcW w:w="3600" w:type="dxa"/>
+            <w:tcW w:w="4031" w:type="dxa"/>
             <w:shd w:val="clear" w:color="auto" w:fill="FFFFFF"/>
             <w:tcBorders>
               <w:top w:val="single" w:sz="4" w:space="0" w:color="CCCCCC"/>
@@ -10398,14 +11486,14 @@
               <w:rPr>
                 <w:sz w:val="20"/>
               </w:rPr>
-              <w:t>lark_writer allows Column A write</w:t>
+              <w:t>Function speed (&lt;1s each), 5-URL batch &lt;2s, 15-URL batch &lt;5s (mocked)</w:t>
             </w:r>
           </w:p>
         </w:tc>
         <w:tc>
           <w:tcPr>
             <w:tcW w:type="dxa" w:w="2340"/>
-            <w:tcW w:w="2592" w:type="dxa"/>
+            <w:tcW w:w="1872" w:type="dxa"/>
             <w:shd w:val="clear" w:color="auto" w:fill="FFFFFF"/>
             <w:tcBorders>
               <w:top w:val="single" w:sz="4" w:space="0" w:color="CCCCCC"/>
@@ -10419,7 +11507,7 @@
               <w:rPr>
                 <w:sz w:val="20"/>
               </w:rPr>
-              <w:t>No exception raised</w:t>
+              <w:t>All under time limit</w:t>
             </w:r>
           </w:p>
         </w:tc>
@@ -10428,7 +11516,7 @@
         <w:tc>
           <w:tcPr>
             <w:tcW w:type="dxa" w:w="2340"/>
-            <w:tcW w:w="2880" w:type="dxa"/>
+            <w:tcW w:w="4031" w:type="dxa"/>
             <w:shd w:val="clear" w:color="auto" w:fill="F0F4FF"/>
             <w:tcBorders>
               <w:top w:val="single" w:sz="4" w:space="0" w:color="CCCCCC"/>
@@ -10442,14 +11530,14 @@
               <w:rPr>
                 <w:sz w:val="20"/>
               </w:rPr>
-              <w:t>test_clean_caption_basic</w:t>
+              <w:t>test_uiux.py</w:t>
             </w:r>
           </w:p>
         </w:tc>
         <w:tc>
           <w:tcPr>
             <w:tcW w:type="dxa" w:w="2340"/>
-            <w:tcW w:w="1728" w:type="dxa"/>
+            <w:tcW w:w="864" w:type="dxa"/>
             <w:shd w:val="clear" w:color="auto" w:fill="F0F4FF"/>
             <w:tcBorders>
               <w:top w:val="single" w:sz="4" w:space="0" w:color="CCCCCC"/>
@@ -10463,14 +11551,14 @@
               <w:rPr>
                 <w:sz w:val="20"/>
               </w:rPr>
-              <w:t>pytest unit</w:t>
+              <w:t>15</w:t>
             </w:r>
           </w:p>
         </w:tc>
         <w:tc>
           <w:tcPr>
             <w:tcW w:type="dxa" w:w="2340"/>
-            <w:tcW w:w="3600" w:type="dxa"/>
+            <w:tcW w:w="4031" w:type="dxa"/>
             <w:shd w:val="clear" w:color="auto" w:fill="F0F4FF"/>
             <w:tcBorders>
               <w:top w:val="single" w:sz="4" w:space="0" w:color="CCCCCC"/>
@@ -10484,14 +11572,14 @@
               <w:rPr>
                 <w:sz w:val="20"/>
               </w:rPr>
-              <w:t>Hashtag removal — basic English</w:t>
+              <w:t>Error messages in plain English, log file format, result structure</w:t>
             </w:r>
           </w:p>
         </w:tc>
         <w:tc>
           <w:tcPr>
             <w:tcW w:type="dxa" w:w="2340"/>
-            <w:tcW w:w="2592" w:type="dxa"/>
+            <w:tcW w:w="1872" w:type="dxa"/>
             <w:shd w:val="clear" w:color="auto" w:fill="F0F4FF"/>
             <w:tcBorders>
               <w:top w:val="single" w:sz="4" w:space="0" w:color="CCCCCC"/>
@@ -10505,7 +11593,7 @@
               <w:rPr>
                 <w:sz w:val="20"/>
               </w:rPr>
-              <w:t>Zero # chars in output</w:t>
+              <w:t>All 15 pass</w:t>
             </w:r>
           </w:p>
         </w:tc>
@@ -10514,7 +11602,7 @@
         <w:tc>
           <w:tcPr>
             <w:tcW w:type="dxa" w:w="2340"/>
-            <w:tcW w:w="2880" w:type="dxa"/>
+            <w:tcW w:w="4031" w:type="dxa"/>
             <w:shd w:val="clear" w:color="auto" w:fill="FFFFFF"/>
             <w:tcBorders>
               <w:top w:val="single" w:sz="4" w:space="0" w:color="CCCCCC"/>
@@ -10528,14 +11616,14 @@
               <w:rPr>
                 <w:sz w:val="20"/>
               </w:rPr>
-              <w:t>test_clean_caption_unicode</w:t>
+              <w:t>test_stress.py</w:t>
             </w:r>
           </w:p>
         </w:tc>
         <w:tc>
           <w:tcPr>
             <w:tcW w:type="dxa" w:w="2340"/>
-            <w:tcW w:w="1728" w:type="dxa"/>
+            <w:tcW w:w="864" w:type="dxa"/>
             <w:shd w:val="clear" w:color="auto" w:fill="FFFFFF"/>
             <w:tcBorders>
               <w:top w:val="single" w:sz="4" w:space="0" w:color="CCCCCC"/>
@@ -10549,14 +11637,14 @@
               <w:rPr>
                 <w:sz w:val="20"/>
               </w:rPr>
-              <w:t>pytest unit</w:t>
+              <w:t>21</w:t>
             </w:r>
           </w:p>
         </w:tc>
         <w:tc>
           <w:tcPr>
             <w:tcW w:type="dxa" w:w="2340"/>
-            <w:tcW w:w="3600" w:type="dxa"/>
+            <w:tcW w:w="4031" w:type="dxa"/>
             <w:shd w:val="clear" w:color="auto" w:fill="FFFFFF"/>
             <w:tcBorders>
               <w:top w:val="single" w:sz="4" w:space="0" w:color="CCCCCC"/>
@@ -10570,14 +11658,14 @@
               <w:rPr>
                 <w:sz w:val="20"/>
               </w:rPr>
-              <w:t>Hashtag removal — Chinese/Arabic tags</w:t>
+              <w:t>50 URLs at once, duplicate URLs, Arabic/Japanese text, 10 failures in a row</w:t>
             </w:r>
           </w:p>
         </w:tc>
         <w:tc>
           <w:tcPr>
             <w:tcW w:type="dxa" w:w="2340"/>
-            <w:tcW w:w="2592" w:type="dxa"/>
+            <w:tcW w:w="1872" w:type="dxa"/>
             <w:shd w:val="clear" w:color="auto" w:fill="FFFFFF"/>
             <w:tcBorders>
               <w:top w:val="single" w:sz="4" w:space="0" w:color="CCCCCC"/>
@@ -10591,7 +11679,7 @@
               <w:rPr>
                 <w:sz w:val="20"/>
               </w:rPr>
-              <w:t>Zero # chars in output</w:t>
+              <w:t>System never crashes</w:t>
             </w:r>
           </w:p>
         </w:tc>
@@ -10600,7 +11688,7 @@
         <w:tc>
           <w:tcPr>
             <w:tcW w:type="dxa" w:w="2340"/>
-            <w:tcW w:w="2880" w:type="dxa"/>
+            <w:tcW w:w="4031" w:type="dxa"/>
             <w:shd w:val="clear" w:color="auto" w:fill="F0F4FF"/>
             <w:tcBorders>
               <w:top w:val="single" w:sz="4" w:space="0" w:color="CCCCCC"/>
@@ -10614,14 +11702,14 @@
               <w:rPr>
                 <w:sz w:val="20"/>
               </w:rPr>
-              <w:t>test_clean_caption_empty</w:t>
+              <w:t>TOTAL</w:t>
             </w:r>
           </w:p>
         </w:tc>
         <w:tc>
           <w:tcPr>
             <w:tcW w:type="dxa" w:w="2340"/>
-            <w:tcW w:w="1728" w:type="dxa"/>
+            <w:tcW w:w="864" w:type="dxa"/>
             <w:shd w:val="clear" w:color="auto" w:fill="F0F4FF"/>
             <w:tcBorders>
               <w:top w:val="single" w:sz="4" w:space="0" w:color="CCCCCC"/>
@@ -10635,14 +11723,14 @@
               <w:rPr>
                 <w:sz w:val="20"/>
               </w:rPr>
-              <w:t>pytest unit</w:t>
+              <w:t>283</w:t>
             </w:r>
           </w:p>
         </w:tc>
         <w:tc>
           <w:tcPr>
             <w:tcW w:type="dxa" w:w="2340"/>
-            <w:tcW w:w="3600" w:type="dxa"/>
+            <w:tcW w:w="4031" w:type="dxa"/>
             <w:shd w:val="clear" w:color="auto" w:fill="F0F4FF"/>
             <w:tcBorders>
               <w:top w:val="single" w:sz="4" w:space="0" w:color="CCCCCC"/>
@@ -10656,14 +11744,14 @@
               <w:rPr>
                 <w:sz w:val="20"/>
               </w:rPr>
-              <w:t>Empty caption returns "No caption"</w:t>
+              <w:t>All tests mocked — no real network calls needed</w:t>
             </w:r>
           </w:p>
         </w:tc>
         <w:tc>
           <w:tcPr>
             <w:tcW w:type="dxa" w:w="2340"/>
-            <w:tcW w:w="2592" w:type="dxa"/>
+            <w:tcW w:w="1872" w:type="dxa"/>
             <w:shd w:val="clear" w:color="auto" w:fill="F0F4FF"/>
             <w:tcBorders>
               <w:top w:val="single" w:sz="4" w:space="0" w:color="CCCCCC"/>
@@ -10677,93 +11765,7 @@
               <w:rPr>
                 <w:sz w:val="20"/>
               </w:rPr>
-              <w:t>Returns "No caption"</w:t>
-            </w:r>
-          </w:p>
-        </w:tc>
-      </w:tr>
-      <w:tr>
-        <w:tc>
-          <w:tcPr>
-            <w:tcW w:type="dxa" w:w="2340"/>
-            <w:tcW w:w="2880" w:type="dxa"/>
-            <w:shd w:val="clear" w:color="auto" w:fill="FFFFFF"/>
-            <w:tcBorders>
-              <w:top w:val="single" w:sz="4" w:space="0" w:color="CCCCCC"/>
-              <w:left w:val="single" w:sz="4" w:space="0" w:color="CCCCCC"/>
-              <w:bottom w:val="single" w:sz="4" w:space="0" w:color="CCCCCC"/>
-              <w:right w:val="single" w:sz="4" w:space="0" w:color="CCCCCC"/>
-            </w:tcBorders>
-          </w:tcPr>
-          <w:p>
-            <w:r>
-              <w:rPr>
-                <w:sz w:val="20"/>
-              </w:rPr>
-              <w:t>End-to-end YouTube x3</w:t>
-            </w:r>
-          </w:p>
-        </w:tc>
-        <w:tc>
-          <w:tcPr>
-            <w:tcW w:type="dxa" w:w="2340"/>
-            <w:tcW w:w="1728" w:type="dxa"/>
-            <w:shd w:val="clear" w:color="auto" w:fill="FFFFFF"/>
-            <w:tcBorders>
-              <w:top w:val="single" w:sz="4" w:space="0" w:color="CCCCCC"/>
-              <w:left w:val="single" w:sz="4" w:space="0" w:color="CCCCCC"/>
-              <w:bottom w:val="single" w:sz="4" w:space="0" w:color="CCCCCC"/>
-              <w:right w:val="single" w:sz="4" w:space="0" w:color="CCCCCC"/>
-            </w:tcBorders>
-          </w:tcPr>
-          <w:p>
-            <w:r>
-              <w:rPr>
-                <w:sz w:val="20"/>
-              </w:rPr>
-              <w:t>Integration</w:t>
-            </w:r>
-          </w:p>
-        </w:tc>
-        <w:tc>
-          <w:tcPr>
-            <w:tcW w:type="dxa" w:w="2340"/>
-            <w:tcW w:w="3600" w:type="dxa"/>
-            <w:shd w:val="clear" w:color="auto" w:fill="FFFFFF"/>
-            <w:tcBorders>
-              <w:top w:val="single" w:sz="4" w:space="0" w:color="CCCCCC"/>
-              <w:left w:val="single" w:sz="4" w:space="0" w:color="CCCCCC"/>
-              <w:bottom w:val="single" w:sz="4" w:space="0" w:color="CCCCCC"/>
-              <w:right w:val="single" w:sz="4" w:space="0" w:color="CCCCCC"/>
-            </w:tcBorders>
-          </w:tcPr>
-          <w:p>
-            <w:r>
-              <w:rPr>
-                <w:sz w:val="20"/>
-              </w:rPr>
-              <w:t>Full run on 3 real YouTube URLs</w:t>
-            </w:r>
-          </w:p>
-        </w:tc>
-        <w:tc>
-          <w:tcPr>
-            <w:tcW w:type="dxa" w:w="2340"/>
-            <w:tcW w:w="2592" w:type="dxa"/>
-            <w:shd w:val="clear" w:color="auto" w:fill="FFFFFF"/>
-            <w:tcBorders>
-              <w:top w:val="single" w:sz="4" w:space="0" w:color="CCCCCC"/>
-              <w:left w:val="single" w:sz="4" w:space="0" w:color="CCCCCC"/>
-              <w:bottom w:val="single" w:sz="4" w:space="0" w:color="CCCCCC"/>
-              <w:right w:val="single" w:sz="4" w:space="0" w:color="CCCCCC"/>
-            </w:tcBorders>
-          </w:tcPr>
-          <w:p>
-            <w:r>
-              <w:rPr>
-                <w:sz w:val="20"/>
-              </w:rPr>
-              <w:t>Lark Sheet A/D/E/G filled correctly</w:t>
+              <w:t>pytest: 283 passed</w:t>
             </w:r>
           </w:p>
         </w:tc>
@@ -11249,7 +12251,7 @@
           <w:color w:val="595959"/>
           <w:sz w:val="18"/>
         </w:rPr>
-        <w:t>— End of Document — Version 2.0 —</w:t>
+        <w:t>— End of Document — Version 3.0 —</w:t>
       </w:r>
     </w:p>
     <w:sectPr>

--- a/TDD_Auto_Count_Social_Media_Reach.docx
+++ b/TDD_Auto_Count_Social_Media_Reach.docx
@@ -96,7 +96,7 @@
               <w:rPr>
                 <w:sz w:val="20"/>
               </w:rPr>
-              <w:t>3.0</w:t>
+              <w:t>3.2</w:t>
             </w:r>
           </w:p>
         </w:tc>
@@ -140,7 +140,7 @@
               <w:rPr>
                 <w:sz w:val="20"/>
               </w:rPr>
-              <w:t>13 May 2026</w:t>
+              <w:t>14 May 2026</w:t>
             </w:r>
           </w:p>
         </w:tc>
@@ -272,7 +272,7 @@
               <w:rPr>
                 <w:sz w:val="20"/>
               </w:rPr>
-              <w:t>BRD v5.0 — Auto Count Social Media Reach</w:t>
+              <w:t>BRD v5.1 — Auto Count Social Media Reach</w:t>
             </w:r>
           </w:p>
         </w:tc>
@@ -648,6 +648,178 @@
                 <w:sz w:val="20"/>
               </w:rPr>
               <w:t>Updated: watcher.py background daemon, yt-dlp for YouTube/TikTok, Firefox for Instagram/RedNote, single atomic Lark write, retry logic, shortcode security validation, startup env check, 283 tests, src/ module layout, structured logging</w:t>
+            </w:r>
+          </w:p>
+        </w:tc>
+      </w:tr>
+      <w:tr>
+        <w:tc>
+          <w:tcPr>
+            <w:tcW w:type="dxa" w:w="2340"/>
+            <w:tcW w:w="1007" w:type="dxa"/>
+            <w:shd w:val="clear" w:color="auto" w:fill="F0F4FF"/>
+            <w:tcBorders>
+              <w:top w:val="single" w:sz="4" w:space="0" w:color="CCCCCC"/>
+              <w:left w:val="single" w:sz="4" w:space="0" w:color="CCCCCC"/>
+              <w:bottom w:val="single" w:sz="4" w:space="0" w:color="CCCCCC"/>
+              <w:right w:val="single" w:sz="4" w:space="0" w:color="CCCCCC"/>
+            </w:tcBorders>
+          </w:tcPr>
+          <w:p>
+            <w:r>
+              <w:rPr>
+                <w:sz w:val="20"/>
+              </w:rPr>
+              <w:t>3.1</w:t>
+            </w:r>
+          </w:p>
+        </w:tc>
+        <w:tc>
+          <w:tcPr>
+            <w:tcW w:type="dxa" w:w="2340"/>
+            <w:tcW w:w="2160" w:type="dxa"/>
+            <w:shd w:val="clear" w:color="auto" w:fill="F0F4FF"/>
+            <w:tcBorders>
+              <w:top w:val="single" w:sz="4" w:space="0" w:color="CCCCCC"/>
+              <w:left w:val="single" w:sz="4" w:space="0" w:color="CCCCCC"/>
+              <w:bottom w:val="single" w:sz="4" w:space="0" w:color="CCCCCC"/>
+              <w:right w:val="single" w:sz="4" w:space="0" w:color="CCCCCC"/>
+            </w:tcBorders>
+          </w:tcPr>
+          <w:p>
+            <w:r>
+              <w:rPr>
+                <w:sz w:val="20"/>
+              </w:rPr>
+              <w:t>13 May 2026</w:t>
+            </w:r>
+          </w:p>
+        </w:tc>
+        <w:tc>
+          <w:tcPr>
+            <w:tcW w:type="dxa" w:w="2340"/>
+            <w:tcW w:w="2160" w:type="dxa"/>
+            <w:shd w:val="clear" w:color="auto" w:fill="F0F4FF"/>
+            <w:tcBorders>
+              <w:top w:val="single" w:sz="4" w:space="0" w:color="CCCCCC"/>
+              <w:left w:val="single" w:sz="4" w:space="0" w:color="CCCCCC"/>
+              <w:bottom w:val="single" w:sz="4" w:space="0" w:color="CCCCCC"/>
+              <w:right w:val="single" w:sz="4" w:space="0" w:color="CCCCCC"/>
+            </w:tcBorders>
+          </w:tcPr>
+          <w:p>
+            <w:r>
+              <w:rPr>
+                <w:sz w:val="20"/>
+              </w:rPr>
+              <w:t>jingyi-rere</w:t>
+            </w:r>
+          </w:p>
+        </w:tc>
+        <w:tc>
+          <w:tcPr>
+            <w:tcW w:type="dxa" w:w="2340"/>
+            <w:tcW w:w="5472" w:type="dxa"/>
+            <w:shd w:val="clear" w:color="auto" w:fill="F0F4FF"/>
+            <w:tcBorders>
+              <w:top w:val="single" w:sz="4" w:space="0" w:color="CCCCCC"/>
+              <w:left w:val="single" w:sz="4" w:space="0" w:color="CCCCCC"/>
+              <w:bottom w:val="single" w:sz="4" w:space="0" w:color="CCCCCC"/>
+              <w:right w:val="single" w:sz="4" w:space="0" w:color="CCCCCC"/>
+            </w:tcBorders>
+          </w:tcPr>
+          <w:p>
+            <w:r>
+              <w:rPr>
+                <w:sz w:val="20"/>
+              </w:rPr>
+              <w:t>Refined: architecture paragraph, step-by-step cohort timeline, tracking plan, risks and fallbacks per boss requirements</w:t>
+            </w:r>
+          </w:p>
+        </w:tc>
+      </w:tr>
+      <w:tr>
+        <w:tc>
+          <w:tcPr>
+            <w:tcW w:type="dxa" w:w="2340"/>
+            <w:tcW w:w="1007" w:type="dxa"/>
+            <w:shd w:val="clear" w:color="auto" w:fill="FFFFFF"/>
+            <w:tcBorders>
+              <w:top w:val="single" w:sz="4" w:space="0" w:color="CCCCCC"/>
+              <w:left w:val="single" w:sz="4" w:space="0" w:color="CCCCCC"/>
+              <w:bottom w:val="single" w:sz="4" w:space="0" w:color="CCCCCC"/>
+              <w:right w:val="single" w:sz="4" w:space="0" w:color="CCCCCC"/>
+            </w:tcBorders>
+          </w:tcPr>
+          <w:p>
+            <w:r>
+              <w:rPr>
+                <w:sz w:val="20"/>
+              </w:rPr>
+              <w:t>3.2</w:t>
+            </w:r>
+          </w:p>
+        </w:tc>
+        <w:tc>
+          <w:tcPr>
+            <w:tcW w:type="dxa" w:w="2340"/>
+            <w:tcW w:w="2160" w:type="dxa"/>
+            <w:shd w:val="clear" w:color="auto" w:fill="FFFFFF"/>
+            <w:tcBorders>
+              <w:top w:val="single" w:sz="4" w:space="0" w:color="CCCCCC"/>
+              <w:left w:val="single" w:sz="4" w:space="0" w:color="CCCCCC"/>
+              <w:bottom w:val="single" w:sz="4" w:space="0" w:color="CCCCCC"/>
+              <w:right w:val="single" w:sz="4" w:space="0" w:color="CCCCCC"/>
+            </w:tcBorders>
+          </w:tcPr>
+          <w:p>
+            <w:r>
+              <w:rPr>
+                <w:sz w:val="20"/>
+              </w:rPr>
+              <w:t>14 May 2026</w:t>
+            </w:r>
+          </w:p>
+        </w:tc>
+        <w:tc>
+          <w:tcPr>
+            <w:tcW w:type="dxa" w:w="2340"/>
+            <w:tcW w:w="2160" w:type="dxa"/>
+            <w:shd w:val="clear" w:color="auto" w:fill="FFFFFF"/>
+            <w:tcBorders>
+              <w:top w:val="single" w:sz="4" w:space="0" w:color="CCCCCC"/>
+              <w:left w:val="single" w:sz="4" w:space="0" w:color="CCCCCC"/>
+              <w:bottom w:val="single" w:sz="4" w:space="0" w:color="CCCCCC"/>
+              <w:right w:val="single" w:sz="4" w:space="0" w:color="CCCCCC"/>
+            </w:tcBorders>
+          </w:tcPr>
+          <w:p>
+            <w:r>
+              <w:rPr>
+                <w:sz w:val="20"/>
+              </w:rPr>
+              <w:t>jingyi-rere</w:t>
+            </w:r>
+          </w:p>
+        </w:tc>
+        <w:tc>
+          <w:tcPr>
+            <w:tcW w:type="dxa" w:w="2340"/>
+            <w:tcW w:w="5472" w:type="dxa"/>
+            <w:shd w:val="clear" w:color="auto" w:fill="FFFFFF"/>
+            <w:tcBorders>
+              <w:top w:val="single" w:sz="4" w:space="0" w:color="CCCCCC"/>
+              <w:left w:val="single" w:sz="4" w:space="0" w:color="CCCCCC"/>
+              <w:bottom w:val="single" w:sz="4" w:space="0" w:color="CCCCCC"/>
+              <w:right w:val="single" w:sz="4" w:space="0" w:color="CCCCCC"/>
+            </w:tcBorders>
+          </w:tcPr>
+          <w:p>
+            <w:r>
+              <w:rPr>
+                <w:sz w:val="20"/>
+              </w:rPr>
+              <w:t>Feedback fixes: added pytest validation evidence reference (283 passed, commit 6caf2b1), added Vision latency note to timing risk, added Claude API cost estimate to risks table</w:t>
             </w:r>
           </w:p>
         </w:tc>
@@ -678,6 +850,2358 @@
         <w:t>The Auto Count Social Media Reach system is a Python-based automation tool. The user pastes video URLs into Column F of their Lark Bitable, then runs python watcher.py once. The watcher checks Lark every 5 minutes for new URLs and processes them automatically. Each URL is routed to the best extraction method: yt-dlp (fast, exact numbers, no browser) for YouTube and TikTok; Firefox + Claude Haiku Vision (claude-haiku-4-5) for Instagram and RedNote. Instagram uses a two-screenshot approach: reel page for caption and date, profile grid for view count. All extracted data is written to columns A, D, E, G in a single atomic Lark API call. A hard allowlist in lark_writer.py ensures no other columns can ever be written to. All activity is logged to logs/auto_count.log. Errors are displayed in plain English.</w:t>
       </w:r>
     </w:p>
+    <w:p/>
+    <w:p>
+      <w:pPr>
+        <w:pStyle w:val="Heading1"/>
+      </w:pPr>
+      <w:r>
+        <w:t>1.0 Architecture &amp; Approach</w:t>
+      </w:r>
+    </w:p>
+    <w:p>
+      <w:pPr/>
+      <w:r>
+        <w:rPr>
+          <w:b w:val="0"/>
+          <w:i w:val="0"/>
+          <w:sz w:val="22"/>
+        </w:rPr>
+        <w:t>The system uses a two-track extraction pipeline controlled by a background watcher daemon. Track 1 (YouTube, TikTok): each URL is passed to yt-dlp, a battle-tested open-source tool that retrieves exact metadata (title, upload date, view count) directly from platform infrastructure without launching a browser — this takes under 10 seconds per video. Track 2 (Instagram, RedNote): a persistent Firefox browser context (Playwright) loads the real page using the saved login session, dismisses popups, and takes a screenshot; for Instagram specifically, two screenshots are taken — the individual reel page for caption and date, and the profile reels grid for view count (which is only visible there on desktop). Each screenshot is compressed to under 4.5MB if needed, then sent to Claude Haiku Vision (claude-haiku-4-5 via the Anthropic API) with a structured prompt; Claude returns a JSON object containing posted_date, caption, and view_count. The watcher.py daemon polls Lark Bitable every 5 minutes, routes each new URL through the correct track, merges the results, strips all hashtags using Unicode-aware regex, and writes all four fields to Lark columns A, D, E, G in a single atomic API call with automatic retry (up to 3 attempts, 2s/4s/8s back-off). The entire pipeline is observable via a rotating log file (logs/auto_count.log) and protected by 283 automated tests that cover positive, negative, security, performance, UI/UX, and stress scenarios.</w:t>
+      </w:r>
+    </w:p>
+    <w:p/>
+    <w:p>
+      <w:pPr>
+        <w:pStyle w:val="Heading1"/>
+      </w:pPr>
+      <w:r>
+        <w:t>1.1 Step-by-Step Path to Done (Cohort Timeline)</w:t>
+      </w:r>
+    </w:p>
+    <w:p>
+      <w:pPr/>
+      <w:r>
+        <w:rPr>
+          <w:b w:val="0"/>
+          <w:i w:val="0"/>
+          <w:sz w:val="22"/>
+        </w:rPr>
+        <w:t>All core development is complete. The remaining cohort sessions focus on validation, documentation, and demonstration. Each step below has a clear deliverable and a done condition.</w:t>
+      </w:r>
+    </w:p>
+    <w:p/>
+    <w:tbl>
+      <w:tblPr>
+        <w:tblW w:type="auto" w:w="0"/>
+        <w:jc w:val="left"/>
+        <w:tblLook w:firstColumn="1" w:firstRow="1" w:lastColumn="0" w:lastRow="0" w:noHBand="0" w:noVBand="1" w:val="04A0"/>
+      </w:tblPr>
+      <w:tblGrid>
+        <w:gridCol w:w="2340"/>
+        <w:gridCol w:w="2340"/>
+        <w:gridCol w:w="2340"/>
+        <w:gridCol w:w="2340"/>
+      </w:tblGrid>
+      <w:tr>
+        <w:tc>
+          <w:tcPr>
+            <w:tcW w:type="dxa" w:w="2340"/>
+            <w:tcW w:w="1728" w:type="dxa"/>
+            <w:shd w:val="clear" w:color="auto" w:fill="1F497D"/>
+            <w:tcBorders>
+              <w:top w:val="single" w:sz="4" w:space="0" w:color="1F497D"/>
+              <w:left w:val="single" w:sz="4" w:space="0" w:color="1F497D"/>
+              <w:bottom w:val="single" w:sz="4" w:space="0" w:color="1F497D"/>
+              <w:right w:val="single" w:sz="4" w:space="0" w:color="1F497D"/>
+            </w:tcBorders>
+          </w:tcPr>
+          <w:p>
+            <w:r>
+              <w:rPr>
+                <w:b/>
+                <w:color w:val="FFFFFF"/>
+                <w:sz w:val="20"/>
+              </w:rPr>
+              <w:t>Phase</w:t>
+            </w:r>
+          </w:p>
+        </w:tc>
+        <w:tc>
+          <w:tcPr>
+            <w:tcW w:type="dxa" w:w="2340"/>
+            <w:tcW w:w="1440" w:type="dxa"/>
+            <w:shd w:val="clear" w:color="auto" w:fill="1F497D"/>
+            <w:tcBorders>
+              <w:top w:val="single" w:sz="4" w:space="0" w:color="1F497D"/>
+              <w:left w:val="single" w:sz="4" w:space="0" w:color="1F497D"/>
+              <w:bottom w:val="single" w:sz="4" w:space="0" w:color="1F497D"/>
+              <w:right w:val="single" w:sz="4" w:space="0" w:color="1F497D"/>
+            </w:tcBorders>
+          </w:tcPr>
+          <w:p>
+            <w:r>
+              <w:rPr>
+                <w:b/>
+                <w:color w:val="FFFFFF"/>
+                <w:sz w:val="20"/>
+              </w:rPr>
+              <w:t>Status</w:t>
+            </w:r>
+          </w:p>
+        </w:tc>
+        <w:tc>
+          <w:tcPr>
+            <w:tcW w:type="dxa" w:w="2340"/>
+            <w:tcW w:w="4752" w:type="dxa"/>
+            <w:shd w:val="clear" w:color="auto" w:fill="1F497D"/>
+            <w:tcBorders>
+              <w:top w:val="single" w:sz="4" w:space="0" w:color="1F497D"/>
+              <w:left w:val="single" w:sz="4" w:space="0" w:color="1F497D"/>
+              <w:bottom w:val="single" w:sz="4" w:space="0" w:color="1F497D"/>
+              <w:right w:val="single" w:sz="4" w:space="0" w:color="1F497D"/>
+            </w:tcBorders>
+          </w:tcPr>
+          <w:p>
+            <w:r>
+              <w:rPr>
+                <w:b/>
+                <w:color w:val="FFFFFF"/>
+                <w:sz w:val="20"/>
+              </w:rPr>
+              <w:t>What Was / Will Be Done</w:t>
+            </w:r>
+          </w:p>
+        </w:tc>
+        <w:tc>
+          <w:tcPr>
+            <w:tcW w:type="dxa" w:w="2340"/>
+            <w:tcW w:w="2880" w:type="dxa"/>
+            <w:shd w:val="clear" w:color="auto" w:fill="1F497D"/>
+            <w:tcBorders>
+              <w:top w:val="single" w:sz="4" w:space="0" w:color="1F497D"/>
+              <w:left w:val="single" w:sz="4" w:space="0" w:color="1F497D"/>
+              <w:bottom w:val="single" w:sz="4" w:space="0" w:color="1F497D"/>
+              <w:right w:val="single" w:sz="4" w:space="0" w:color="1F497D"/>
+            </w:tcBorders>
+          </w:tcPr>
+          <w:p>
+            <w:r>
+              <w:rPr>
+                <w:b/>
+                <w:color w:val="FFFFFF"/>
+                <w:sz w:val="20"/>
+              </w:rPr>
+              <w:t>Done Condition</w:t>
+            </w:r>
+          </w:p>
+        </w:tc>
+      </w:tr>
+      <w:tr>
+        <w:tc>
+          <w:tcPr>
+            <w:tcW w:type="dxa" w:w="2340"/>
+            <w:tcW w:w="1728" w:type="dxa"/>
+            <w:shd w:val="clear" w:color="auto" w:fill="FFFFFF"/>
+            <w:tcBorders>
+              <w:top w:val="single" w:sz="4" w:space="0" w:color="CCCCCC"/>
+              <w:left w:val="single" w:sz="4" w:space="0" w:color="CCCCCC"/>
+              <w:bottom w:val="single" w:sz="4" w:space="0" w:color="CCCCCC"/>
+              <w:right w:val="single" w:sz="4" w:space="0" w:color="CCCCCC"/>
+            </w:tcBorders>
+          </w:tcPr>
+          <w:p>
+            <w:r>
+              <w:rPr>
+                <w:sz w:val="20"/>
+              </w:rPr>
+              <w:t>Phase 1</w:t>
+              <w:br/>
+              <w:t>Core Pipeline</w:t>
+            </w:r>
+          </w:p>
+        </w:tc>
+        <w:tc>
+          <w:tcPr>
+            <w:tcW w:type="dxa" w:w="2340"/>
+            <w:tcW w:w="1440" w:type="dxa"/>
+            <w:shd w:val="clear" w:color="auto" w:fill="FFFFFF"/>
+            <w:tcBorders>
+              <w:top w:val="single" w:sz="4" w:space="0" w:color="CCCCCC"/>
+              <w:left w:val="single" w:sz="4" w:space="0" w:color="CCCCCC"/>
+              <w:bottom w:val="single" w:sz="4" w:space="0" w:color="CCCCCC"/>
+              <w:right w:val="single" w:sz="4" w:space="0" w:color="CCCCCC"/>
+            </w:tcBorders>
+          </w:tcPr>
+          <w:p>
+            <w:r>
+              <w:rPr>
+                <w:b/>
+                <w:color w:val="007000"/>
+                <w:sz w:val="20"/>
+              </w:rPr>
+              <w:t>DONE</w:t>
+            </w:r>
+          </w:p>
+        </w:tc>
+        <w:tc>
+          <w:tcPr>
+            <w:tcW w:type="dxa" w:w="2340"/>
+            <w:tcW w:w="4752" w:type="dxa"/>
+            <w:shd w:val="clear" w:color="auto" w:fill="FFFFFF"/>
+            <w:tcBorders>
+              <w:top w:val="single" w:sz="4" w:space="0" w:color="CCCCCC"/>
+              <w:left w:val="single" w:sz="4" w:space="0" w:color="CCCCCC"/>
+              <w:bottom w:val="single" w:sz="4" w:space="0" w:color="CCCCCC"/>
+              <w:right w:val="single" w:sz="4" w:space="0" w:color="CCCCCC"/>
+            </w:tcBorders>
+          </w:tcPr>
+          <w:p>
+            <w:r>
+              <w:rPr>
+                <w:sz w:val="20"/>
+              </w:rPr>
+              <w:t>Built yt-dlp extractor (YouTube/TikTok), Firefox+Vision extractor (Instagram/RedNote), Lark reader/writer, watcher daemon, processor router.</w:t>
+            </w:r>
+          </w:p>
+        </w:tc>
+        <w:tc>
+          <w:tcPr>
+            <w:tcW w:type="dxa" w:w="2340"/>
+            <w:tcW w:w="2880" w:type="dxa"/>
+            <w:shd w:val="clear" w:color="auto" w:fill="FFFFFF"/>
+            <w:tcBorders>
+              <w:top w:val="single" w:sz="4" w:space="0" w:color="CCCCCC"/>
+              <w:left w:val="single" w:sz="4" w:space="0" w:color="CCCCCC"/>
+              <w:bottom w:val="single" w:sz="4" w:space="0" w:color="CCCCCC"/>
+              <w:right w:val="single" w:sz="4" w:space="0" w:color="CCCCCC"/>
+            </w:tcBorders>
+          </w:tcPr>
+          <w:p>
+            <w:r>
+              <w:rPr>
+                <w:sz w:val="20"/>
+              </w:rPr>
+              <w:t>System fills Lark columns A/D/E/G for all 4 platforms without manual steps.</w:t>
+            </w:r>
+          </w:p>
+        </w:tc>
+      </w:tr>
+      <w:tr>
+        <w:tc>
+          <w:tcPr>
+            <w:tcW w:type="dxa" w:w="2340"/>
+            <w:tcW w:w="1728" w:type="dxa"/>
+            <w:shd w:val="clear" w:color="auto" w:fill="F0F4FF"/>
+            <w:tcBorders>
+              <w:top w:val="single" w:sz="4" w:space="0" w:color="CCCCCC"/>
+              <w:left w:val="single" w:sz="4" w:space="0" w:color="CCCCCC"/>
+              <w:bottom w:val="single" w:sz="4" w:space="0" w:color="CCCCCC"/>
+              <w:right w:val="single" w:sz="4" w:space="0" w:color="CCCCCC"/>
+            </w:tcBorders>
+          </w:tcPr>
+          <w:p>
+            <w:r>
+              <w:rPr>
+                <w:sz w:val="20"/>
+              </w:rPr>
+              <w:t>Phase 2</w:t>
+              <w:br/>
+              <w:t>Quality &amp; Security</w:t>
+            </w:r>
+          </w:p>
+        </w:tc>
+        <w:tc>
+          <w:tcPr>
+            <w:tcW w:type="dxa" w:w="2340"/>
+            <w:tcW w:w="1440" w:type="dxa"/>
+            <w:shd w:val="clear" w:color="auto" w:fill="F0F4FF"/>
+            <w:tcBorders>
+              <w:top w:val="single" w:sz="4" w:space="0" w:color="CCCCCC"/>
+              <w:left w:val="single" w:sz="4" w:space="0" w:color="CCCCCC"/>
+              <w:bottom w:val="single" w:sz="4" w:space="0" w:color="CCCCCC"/>
+              <w:right w:val="single" w:sz="4" w:space="0" w:color="CCCCCC"/>
+            </w:tcBorders>
+          </w:tcPr>
+          <w:p>
+            <w:r>
+              <w:rPr>
+                <w:b/>
+                <w:color w:val="007000"/>
+                <w:sz w:val="20"/>
+              </w:rPr>
+              <w:t>DONE</w:t>
+            </w:r>
+          </w:p>
+        </w:tc>
+        <w:tc>
+          <w:tcPr>
+            <w:tcW w:type="dxa" w:w="2340"/>
+            <w:tcW w:w="4752" w:type="dxa"/>
+            <w:shd w:val="clear" w:color="auto" w:fill="F0F4FF"/>
+            <w:tcBorders>
+              <w:top w:val="single" w:sz="4" w:space="0" w:color="CCCCCC"/>
+              <w:left w:val="single" w:sz="4" w:space="0" w:color="CCCCCC"/>
+              <w:bottom w:val="single" w:sz="4" w:space="0" w:color="CCCCCC"/>
+              <w:right w:val="single" w:sz="4" w:space="0" w:color="CCCCCC"/>
+            </w:tcBorders>
+          </w:tcPr>
+          <w:p>
+            <w:r>
+              <w:rPr>
+                <w:sz w:val="20"/>
+              </w:rPr>
+              <w:t>283 automated tests (positive, negative, security, performance, stress). Retry logic, atomic writes, startup validation, shortcode security, structured logging.</w:t>
+            </w:r>
+          </w:p>
+        </w:tc>
+        <w:tc>
+          <w:tcPr>
+            <w:tcW w:type="dxa" w:w="2340"/>
+            <w:tcW w:w="2880" w:type="dxa"/>
+            <w:shd w:val="clear" w:color="auto" w:fill="F0F4FF"/>
+            <w:tcBorders>
+              <w:top w:val="single" w:sz="4" w:space="0" w:color="CCCCCC"/>
+              <w:left w:val="single" w:sz="4" w:space="0" w:color="CCCCCC"/>
+              <w:bottom w:val="single" w:sz="4" w:space="0" w:color="CCCCCC"/>
+              <w:right w:val="single" w:sz="4" w:space="0" w:color="CCCCCC"/>
+            </w:tcBorders>
+          </w:tcPr>
+          <w:p>
+            <w:r>
+              <w:rPr>
+                <w:sz w:val="20"/>
+              </w:rPr>
+              <w:t>All 283 pytest tests pass. No partial writes on crash.</w:t>
+            </w:r>
+          </w:p>
+        </w:tc>
+      </w:tr>
+      <w:tr>
+        <w:tc>
+          <w:tcPr>
+            <w:tcW w:type="dxa" w:w="2340"/>
+            <w:tcW w:w="1728" w:type="dxa"/>
+            <w:shd w:val="clear" w:color="auto" w:fill="FFFFFF"/>
+            <w:tcBorders>
+              <w:top w:val="single" w:sz="4" w:space="0" w:color="CCCCCC"/>
+              <w:left w:val="single" w:sz="4" w:space="0" w:color="CCCCCC"/>
+              <w:bottom w:val="single" w:sz="4" w:space="0" w:color="CCCCCC"/>
+              <w:right w:val="single" w:sz="4" w:space="0" w:color="CCCCCC"/>
+            </w:tcBorders>
+          </w:tcPr>
+          <w:p>
+            <w:r>
+              <w:rPr>
+                <w:sz w:val="20"/>
+              </w:rPr>
+              <w:t>Phase 3</w:t>
+              <w:br/>
+              <w:t>Documentation</w:t>
+            </w:r>
+          </w:p>
+        </w:tc>
+        <w:tc>
+          <w:tcPr>
+            <w:tcW w:type="dxa" w:w="2340"/>
+            <w:tcW w:w="1440" w:type="dxa"/>
+            <w:shd w:val="clear" w:color="auto" w:fill="FFFFFF"/>
+            <w:tcBorders>
+              <w:top w:val="single" w:sz="4" w:space="0" w:color="CCCCCC"/>
+              <w:left w:val="single" w:sz="4" w:space="0" w:color="CCCCCC"/>
+              <w:bottom w:val="single" w:sz="4" w:space="0" w:color="CCCCCC"/>
+              <w:right w:val="single" w:sz="4" w:space="0" w:color="CCCCCC"/>
+            </w:tcBorders>
+          </w:tcPr>
+          <w:p>
+            <w:r>
+              <w:rPr>
+                <w:b/>
+                <w:color w:val="C55A11"/>
+                <w:sz w:val="20"/>
+              </w:rPr>
+              <w:t>THIS WEEK</w:t>
+            </w:r>
+          </w:p>
+        </w:tc>
+        <w:tc>
+          <w:tcPr>
+            <w:tcW w:type="dxa" w:w="2340"/>
+            <w:tcW w:w="4752" w:type="dxa"/>
+            <w:shd w:val="clear" w:color="auto" w:fill="FFFFFF"/>
+            <w:tcBorders>
+              <w:top w:val="single" w:sz="4" w:space="0" w:color="CCCCCC"/>
+              <w:left w:val="single" w:sz="4" w:space="0" w:color="CCCCCC"/>
+              <w:bottom w:val="single" w:sz="4" w:space="0" w:color="CCCCCC"/>
+              <w:right w:val="single" w:sz="4" w:space="0" w:color="CCCCCC"/>
+            </w:tcBorders>
+          </w:tcPr>
+          <w:p>
+            <w:r>
+              <w:rPr>
+                <w:sz w:val="20"/>
+              </w:rPr>
+              <w:t>BRD v5.1: specific problem, quantified value, why AI, acceptance criteria. TDD v3.1: architecture paragraph, cohort timeline, tracking plan, risks.</w:t>
+            </w:r>
+          </w:p>
+        </w:tc>
+        <w:tc>
+          <w:tcPr>
+            <w:tcW w:type="dxa" w:w="2340"/>
+            <w:tcW w:w="2880" w:type="dxa"/>
+            <w:shd w:val="clear" w:color="auto" w:fill="FFFFFF"/>
+            <w:tcBorders>
+              <w:top w:val="single" w:sz="4" w:space="0" w:color="CCCCCC"/>
+              <w:left w:val="single" w:sz="4" w:space="0" w:color="CCCCCC"/>
+              <w:bottom w:val="single" w:sz="4" w:space="0" w:color="CCCCCC"/>
+              <w:right w:val="single" w:sz="4" w:space="0" w:color="CCCCCC"/>
+            </w:tcBorders>
+          </w:tcPr>
+          <w:p>
+            <w:r>
+              <w:rPr>
+                <w:sz w:val="20"/>
+              </w:rPr>
+              <w:t>Both documents submitted to class portal this session.</w:t>
+            </w:r>
+          </w:p>
+        </w:tc>
+      </w:tr>
+      <w:tr>
+        <w:tc>
+          <w:tcPr>
+            <w:tcW w:type="dxa" w:w="2340"/>
+            <w:tcW w:w="1728" w:type="dxa"/>
+            <w:shd w:val="clear" w:color="auto" w:fill="F0F4FF"/>
+            <w:tcBorders>
+              <w:top w:val="single" w:sz="4" w:space="0" w:color="CCCCCC"/>
+              <w:left w:val="single" w:sz="4" w:space="0" w:color="CCCCCC"/>
+              <w:bottom w:val="single" w:sz="4" w:space="0" w:color="CCCCCC"/>
+              <w:right w:val="single" w:sz="4" w:space="0" w:color="CCCCCC"/>
+            </w:tcBorders>
+          </w:tcPr>
+          <w:p>
+            <w:r>
+              <w:rPr>
+                <w:sz w:val="20"/>
+              </w:rPr>
+              <w:t>Phase 4</w:t>
+              <w:br/>
+              <w:t>Live Validation</w:t>
+            </w:r>
+          </w:p>
+        </w:tc>
+        <w:tc>
+          <w:tcPr>
+            <w:tcW w:type="dxa" w:w="2340"/>
+            <w:tcW w:w="1440" w:type="dxa"/>
+            <w:shd w:val="clear" w:color="auto" w:fill="F0F4FF"/>
+            <w:tcBorders>
+              <w:top w:val="single" w:sz="4" w:space="0" w:color="CCCCCC"/>
+              <w:left w:val="single" w:sz="4" w:space="0" w:color="CCCCCC"/>
+              <w:bottom w:val="single" w:sz="4" w:space="0" w:color="CCCCCC"/>
+              <w:right w:val="single" w:sz="4" w:space="0" w:color="CCCCCC"/>
+            </w:tcBorders>
+          </w:tcPr>
+          <w:p>
+            <w:r>
+              <w:rPr>
+                <w:b/>
+                <w:color w:val="4472C4"/>
+                <w:sz w:val="20"/>
+              </w:rPr>
+              <w:t>NEXT CLASS</w:t>
+            </w:r>
+          </w:p>
+        </w:tc>
+        <w:tc>
+          <w:tcPr>
+            <w:tcW w:type="dxa" w:w="2340"/>
+            <w:tcW w:w="4752" w:type="dxa"/>
+            <w:shd w:val="clear" w:color="auto" w:fill="F0F4FF"/>
+            <w:tcBorders>
+              <w:top w:val="single" w:sz="4" w:space="0" w:color="CCCCCC"/>
+              <w:left w:val="single" w:sz="4" w:space="0" w:color="CCCCCC"/>
+              <w:bottom w:val="single" w:sz="4" w:space="0" w:color="CCCCCC"/>
+              <w:right w:val="single" w:sz="4" w:space="0" w:color="CCCCCC"/>
+            </w:tcBorders>
+          </w:tcPr>
+          <w:p>
+            <w:r>
+              <w:rPr>
+                <w:sz w:val="20"/>
+              </w:rPr>
+              <w:t>Run system on 10 real videos (mix of YouTube, Instagram, TikTok, RedNote). Compare extracted data to actual platform values. Measure time: paste URLs to Lark filled.</w:t>
+            </w:r>
+          </w:p>
+        </w:tc>
+        <w:tc>
+          <w:tcPr>
+            <w:tcW w:type="dxa" w:w="2340"/>
+            <w:tcW w:w="2880" w:type="dxa"/>
+            <w:shd w:val="clear" w:color="auto" w:fill="F0F4FF"/>
+            <w:tcBorders>
+              <w:top w:val="single" w:sz="4" w:space="0" w:color="CCCCCC"/>
+              <w:left w:val="single" w:sz="4" w:space="0" w:color="CCCCCC"/>
+              <w:bottom w:val="single" w:sz="4" w:space="0" w:color="CCCCCC"/>
+              <w:right w:val="single" w:sz="4" w:space="0" w:color="CCCCCC"/>
+            </w:tcBorders>
+          </w:tcPr>
+          <w:p>
+            <w:r>
+              <w:rPr>
+                <w:sz w:val="20"/>
+              </w:rPr>
+              <w:t>95%+ accuracy on view counts. All hashtags removed. Time under 5 min per URL.</w:t>
+            </w:r>
+          </w:p>
+        </w:tc>
+      </w:tr>
+      <w:tr>
+        <w:tc>
+          <w:tcPr>
+            <w:tcW w:type="dxa" w:w="2340"/>
+            <w:tcW w:w="1728" w:type="dxa"/>
+            <w:shd w:val="clear" w:color="auto" w:fill="FFFFFF"/>
+            <w:tcBorders>
+              <w:top w:val="single" w:sz="4" w:space="0" w:color="CCCCCC"/>
+              <w:left w:val="single" w:sz="4" w:space="0" w:color="CCCCCC"/>
+              <w:bottom w:val="single" w:sz="4" w:space="0" w:color="CCCCCC"/>
+              <w:right w:val="single" w:sz="4" w:space="0" w:color="CCCCCC"/>
+            </w:tcBorders>
+          </w:tcPr>
+          <w:p>
+            <w:r>
+              <w:rPr>
+                <w:sz w:val="20"/>
+              </w:rPr>
+              <w:t>Phase 5</w:t>
+              <w:br/>
+              <w:t>Final Demo</w:t>
+            </w:r>
+          </w:p>
+        </w:tc>
+        <w:tc>
+          <w:tcPr>
+            <w:tcW w:type="dxa" w:w="2340"/>
+            <w:tcW w:w="1440" w:type="dxa"/>
+            <w:shd w:val="clear" w:color="auto" w:fill="FFFFFF"/>
+            <w:tcBorders>
+              <w:top w:val="single" w:sz="4" w:space="0" w:color="CCCCCC"/>
+              <w:left w:val="single" w:sz="4" w:space="0" w:color="CCCCCC"/>
+              <w:bottom w:val="single" w:sz="4" w:space="0" w:color="CCCCCC"/>
+              <w:right w:val="single" w:sz="4" w:space="0" w:color="CCCCCC"/>
+            </w:tcBorders>
+          </w:tcPr>
+          <w:p>
+            <w:r>
+              <w:rPr>
+                <w:b/>
+                <w:color w:val="4472C4"/>
+                <w:sz w:val="20"/>
+              </w:rPr>
+              <w:t>NEXT CLASS</w:t>
+            </w:r>
+          </w:p>
+        </w:tc>
+        <w:tc>
+          <w:tcPr>
+            <w:tcW w:type="dxa" w:w="2340"/>
+            <w:tcW w:w="4752" w:type="dxa"/>
+            <w:shd w:val="clear" w:color="auto" w:fill="FFFFFF"/>
+            <w:tcBorders>
+              <w:top w:val="single" w:sz="4" w:space="0" w:color="CCCCCC"/>
+              <w:left w:val="single" w:sz="4" w:space="0" w:color="CCCCCC"/>
+              <w:bottom w:val="single" w:sz="4" w:space="0" w:color="CCCCCC"/>
+              <w:right w:val="single" w:sz="4" w:space="0" w:color="CCCCCC"/>
+            </w:tcBorders>
+          </w:tcPr>
+          <w:p>
+            <w:r>
+              <w:rPr>
+                <w:sz w:val="20"/>
+              </w:rPr>
+              <w:t>Record a short screen capture showing: paste URL in Lark, watcher processes automatically, columns fill in real time. Present quantified results: time saved, error rate, test coverage.</w:t>
+            </w:r>
+          </w:p>
+        </w:tc>
+        <w:tc>
+          <w:tcPr>
+            <w:tcW w:type="dxa" w:w="2340"/>
+            <w:tcW w:w="2880" w:type="dxa"/>
+            <w:shd w:val="clear" w:color="auto" w:fill="FFFFFF"/>
+            <w:tcBorders>
+              <w:top w:val="single" w:sz="4" w:space="0" w:color="CCCCCC"/>
+              <w:left w:val="single" w:sz="4" w:space="0" w:color="CCCCCC"/>
+              <w:bottom w:val="single" w:sz="4" w:space="0" w:color="CCCCCC"/>
+              <w:right w:val="single" w:sz="4" w:space="0" w:color="CCCCCC"/>
+            </w:tcBorders>
+          </w:tcPr>
+          <w:p>
+            <w:r>
+              <w:rPr>
+                <w:sz w:val="20"/>
+              </w:rPr>
+              <w:t>Demo video shows end-to-end flow in under 3 minutes. Before/after time comparison presented.</w:t>
+            </w:r>
+          </w:p>
+        </w:tc>
+      </w:tr>
+    </w:tbl>
+    <w:p/>
+    <w:p/>
+    <w:p>
+      <w:pPr>
+        <w:pStyle w:val="Heading1"/>
+      </w:pPr>
+      <w:r>
+        <w:t>1.2 Tracking Plan — Where Metrics Live</w:t>
+      </w:r>
+    </w:p>
+    <w:p>
+      <w:pPr/>
+      <w:r>
+        <w:rPr>
+          <w:b w:val="0"/>
+          <w:i w:val="0"/>
+          <w:sz w:val="22"/>
+        </w:rPr>
+        <w:t>The Lark Bitable IS the tracking system. Every row in the sheet represents one video. The system writes four metrics per row. Here is what each metric means and how accuracy will be verified during the validation phase:</w:t>
+      </w:r>
+    </w:p>
+    <w:p/>
+    <w:tbl>
+      <w:tblPr>
+        <w:tblW w:type="auto" w:w="0"/>
+        <w:jc w:val="left"/>
+        <w:tblLook w:firstColumn="1" w:firstRow="1" w:lastColumn="0" w:lastRow="0" w:noHBand="0" w:noVBand="1" w:val="04A0"/>
+      </w:tblPr>
+      <w:tblGrid>
+        <w:gridCol w:w="2340"/>
+        <w:gridCol w:w="2340"/>
+        <w:gridCol w:w="2340"/>
+        <w:gridCol w:w="2340"/>
+      </w:tblGrid>
+      <w:tr>
+        <w:tc>
+          <w:tcPr>
+            <w:tcW w:type="dxa" w:w="2340"/>
+            <w:tcW w:w="1872" w:type="dxa"/>
+            <w:shd w:val="clear" w:color="auto" w:fill="1F497D"/>
+            <w:tcBorders>
+              <w:top w:val="single" w:sz="4" w:space="0" w:color="1F497D"/>
+              <w:left w:val="single" w:sz="4" w:space="0" w:color="1F497D"/>
+              <w:bottom w:val="single" w:sz="4" w:space="0" w:color="1F497D"/>
+              <w:right w:val="single" w:sz="4" w:space="0" w:color="1F497D"/>
+            </w:tcBorders>
+          </w:tcPr>
+          <w:p>
+            <w:r>
+              <w:rPr>
+                <w:b/>
+                <w:color w:val="FFFFFF"/>
+                <w:sz w:val="20"/>
+              </w:rPr>
+              <w:t>Metric</w:t>
+            </w:r>
+          </w:p>
+        </w:tc>
+        <w:tc>
+          <w:tcPr>
+            <w:tcW w:type="dxa" w:w="2340"/>
+            <w:tcW w:w="1584" w:type="dxa"/>
+            <w:shd w:val="clear" w:color="auto" w:fill="1F497D"/>
+            <w:tcBorders>
+              <w:top w:val="single" w:sz="4" w:space="0" w:color="1F497D"/>
+              <w:left w:val="single" w:sz="4" w:space="0" w:color="1F497D"/>
+              <w:bottom w:val="single" w:sz="4" w:space="0" w:color="1F497D"/>
+              <w:right w:val="single" w:sz="4" w:space="0" w:color="1F497D"/>
+            </w:tcBorders>
+          </w:tcPr>
+          <w:p>
+            <w:r>
+              <w:rPr>
+                <w:b/>
+                <w:color w:val="FFFFFF"/>
+                <w:sz w:val="20"/>
+              </w:rPr>
+              <w:t>Lark Column</w:t>
+            </w:r>
+          </w:p>
+        </w:tc>
+        <w:tc>
+          <w:tcPr>
+            <w:tcW w:type="dxa" w:w="2340"/>
+            <w:tcW w:w="2880" w:type="dxa"/>
+            <w:shd w:val="clear" w:color="auto" w:fill="1F497D"/>
+            <w:tcBorders>
+              <w:top w:val="single" w:sz="4" w:space="0" w:color="1F497D"/>
+              <w:left w:val="single" w:sz="4" w:space="0" w:color="1F497D"/>
+              <w:bottom w:val="single" w:sz="4" w:space="0" w:color="1F497D"/>
+              <w:right w:val="single" w:sz="4" w:space="0" w:color="1F497D"/>
+            </w:tcBorders>
+          </w:tcPr>
+          <w:p>
+            <w:r>
+              <w:rPr>
+                <w:b/>
+                <w:color w:val="FFFFFF"/>
+                <w:sz w:val="20"/>
+              </w:rPr>
+              <w:t>What It Tracks</w:t>
+            </w:r>
+          </w:p>
+        </w:tc>
+        <w:tc>
+          <w:tcPr>
+            <w:tcW w:type="dxa" w:w="2340"/>
+            <w:tcW w:w="4464" w:type="dxa"/>
+            <w:shd w:val="clear" w:color="auto" w:fill="1F497D"/>
+            <w:tcBorders>
+              <w:top w:val="single" w:sz="4" w:space="0" w:color="1F497D"/>
+              <w:left w:val="single" w:sz="4" w:space="0" w:color="1F497D"/>
+              <w:bottom w:val="single" w:sz="4" w:space="0" w:color="1F497D"/>
+              <w:right w:val="single" w:sz="4" w:space="0" w:color="1F497D"/>
+            </w:tcBorders>
+          </w:tcPr>
+          <w:p>
+            <w:r>
+              <w:rPr>
+                <w:b/>
+                <w:color w:val="FFFFFF"/>
+                <w:sz w:val="20"/>
+              </w:rPr>
+              <w:t>How Accuracy Is Verified</w:t>
+            </w:r>
+          </w:p>
+        </w:tc>
+      </w:tr>
+      <w:tr>
+        <w:tc>
+          <w:tcPr>
+            <w:tcW w:type="dxa" w:w="2340"/>
+            <w:tcW w:w="1872" w:type="dxa"/>
+            <w:shd w:val="clear" w:color="auto" w:fill="FFFFFF"/>
+            <w:tcBorders>
+              <w:top w:val="single" w:sz="4" w:space="0" w:color="CCCCCC"/>
+              <w:left w:val="single" w:sz="4" w:space="0" w:color="CCCCCC"/>
+              <w:bottom w:val="single" w:sz="4" w:space="0" w:color="CCCCCC"/>
+              <w:right w:val="single" w:sz="4" w:space="0" w:color="CCCCCC"/>
+            </w:tcBorders>
+          </w:tcPr>
+          <w:p>
+            <w:r>
+              <w:rPr>
+                <w:sz w:val="20"/>
+              </w:rPr>
+              <w:t>Posted Date</w:t>
+            </w:r>
+          </w:p>
+        </w:tc>
+        <w:tc>
+          <w:tcPr>
+            <w:tcW w:type="dxa" w:w="2340"/>
+            <w:tcW w:w="1584" w:type="dxa"/>
+            <w:shd w:val="clear" w:color="auto" w:fill="FFFFFF"/>
+            <w:tcBorders>
+              <w:top w:val="single" w:sz="4" w:space="0" w:color="CCCCCC"/>
+              <w:left w:val="single" w:sz="4" w:space="0" w:color="CCCCCC"/>
+              <w:bottom w:val="single" w:sz="4" w:space="0" w:color="CCCCCC"/>
+              <w:right w:val="single" w:sz="4" w:space="0" w:color="CCCCCC"/>
+            </w:tcBorders>
+          </w:tcPr>
+          <w:p>
+            <w:r>
+              <w:rPr>
+                <w:sz w:val="20"/>
+              </w:rPr>
+              <w:t>Column A</w:t>
+            </w:r>
+          </w:p>
+        </w:tc>
+        <w:tc>
+          <w:tcPr>
+            <w:tcW w:type="dxa" w:w="2340"/>
+            <w:tcW w:w="2880" w:type="dxa"/>
+            <w:shd w:val="clear" w:color="auto" w:fill="FFFFFF"/>
+            <w:tcBorders>
+              <w:top w:val="single" w:sz="4" w:space="0" w:color="CCCCCC"/>
+              <w:left w:val="single" w:sz="4" w:space="0" w:color="CCCCCC"/>
+              <w:bottom w:val="single" w:sz="4" w:space="0" w:color="CCCCCC"/>
+              <w:right w:val="single" w:sz="4" w:space="0" w:color="CCCCCC"/>
+            </w:tcBorders>
+          </w:tcPr>
+          <w:p>
+            <w:r>
+              <w:rPr>
+                <w:sz w:val="20"/>
+              </w:rPr>
+              <w:t>The original date the video was published on the platform.</w:t>
+            </w:r>
+          </w:p>
+        </w:tc>
+        <w:tc>
+          <w:tcPr>
+            <w:tcW w:type="dxa" w:w="2340"/>
+            <w:tcW w:w="4464" w:type="dxa"/>
+            <w:shd w:val="clear" w:color="auto" w:fill="FFFFFF"/>
+            <w:tcBorders>
+              <w:top w:val="single" w:sz="4" w:space="0" w:color="CCCCCC"/>
+              <w:left w:val="single" w:sz="4" w:space="0" w:color="CCCCCC"/>
+              <w:bottom w:val="single" w:sz="4" w:space="0" w:color="CCCCCC"/>
+              <w:right w:val="single" w:sz="4" w:space="0" w:color="CCCCCC"/>
+            </w:tcBorders>
+          </w:tcPr>
+          <w:p>
+            <w:r>
+              <w:rPr>
+                <w:sz w:val="20"/>
+              </w:rPr>
+              <w:t>Manually check 10 videos on platform. Compare to Column A. Pass if all 10 match.</w:t>
+            </w:r>
+          </w:p>
+        </w:tc>
+      </w:tr>
+      <w:tr>
+        <w:tc>
+          <w:tcPr>
+            <w:tcW w:type="dxa" w:w="2340"/>
+            <w:tcW w:w="1872" w:type="dxa"/>
+            <w:shd w:val="clear" w:color="auto" w:fill="F0F4FF"/>
+            <w:tcBorders>
+              <w:top w:val="single" w:sz="4" w:space="0" w:color="CCCCCC"/>
+              <w:left w:val="single" w:sz="4" w:space="0" w:color="CCCCCC"/>
+              <w:bottom w:val="single" w:sz="4" w:space="0" w:color="CCCCCC"/>
+              <w:right w:val="single" w:sz="4" w:space="0" w:color="CCCCCC"/>
+            </w:tcBorders>
+          </w:tcPr>
+          <w:p>
+            <w:r>
+              <w:rPr>
+                <w:sz w:val="20"/>
+              </w:rPr>
+              <w:t>Caption / Title</w:t>
+            </w:r>
+          </w:p>
+        </w:tc>
+        <w:tc>
+          <w:tcPr>
+            <w:tcW w:type="dxa" w:w="2340"/>
+            <w:tcW w:w="1584" w:type="dxa"/>
+            <w:shd w:val="clear" w:color="auto" w:fill="F0F4FF"/>
+            <w:tcBorders>
+              <w:top w:val="single" w:sz="4" w:space="0" w:color="CCCCCC"/>
+              <w:left w:val="single" w:sz="4" w:space="0" w:color="CCCCCC"/>
+              <w:bottom w:val="single" w:sz="4" w:space="0" w:color="CCCCCC"/>
+              <w:right w:val="single" w:sz="4" w:space="0" w:color="CCCCCC"/>
+            </w:tcBorders>
+          </w:tcPr>
+          <w:p>
+            <w:r>
+              <w:rPr>
+                <w:sz w:val="20"/>
+              </w:rPr>
+              <w:t>Column D</w:t>
+            </w:r>
+          </w:p>
+        </w:tc>
+        <w:tc>
+          <w:tcPr>
+            <w:tcW w:type="dxa" w:w="2340"/>
+            <w:tcW w:w="2880" w:type="dxa"/>
+            <w:shd w:val="clear" w:color="auto" w:fill="F0F4FF"/>
+            <w:tcBorders>
+              <w:top w:val="single" w:sz="4" w:space="0" w:color="CCCCCC"/>
+              <w:left w:val="single" w:sz="4" w:space="0" w:color="CCCCCC"/>
+              <w:bottom w:val="single" w:sz="4" w:space="0" w:color="CCCCCC"/>
+              <w:right w:val="single" w:sz="4" w:space="0" w:color="CCCCCC"/>
+            </w:tcBorders>
+          </w:tcPr>
+          <w:p>
+            <w:r>
+              <w:rPr>
+                <w:sz w:val="20"/>
+              </w:rPr>
+              <w:t>The video caption or title, with ALL hashtags removed.</w:t>
+            </w:r>
+          </w:p>
+        </w:tc>
+        <w:tc>
+          <w:tcPr>
+            <w:tcW w:type="dxa" w:w="2340"/>
+            <w:tcW w:w="4464" w:type="dxa"/>
+            <w:shd w:val="clear" w:color="auto" w:fill="F0F4FF"/>
+            <w:tcBorders>
+              <w:top w:val="single" w:sz="4" w:space="0" w:color="CCCCCC"/>
+              <w:left w:val="single" w:sz="4" w:space="0" w:color="CCCCCC"/>
+              <w:bottom w:val="single" w:sz="4" w:space="0" w:color="CCCCCC"/>
+              <w:right w:val="single" w:sz="4" w:space="0" w:color="CCCCCC"/>
+            </w:tcBorders>
+          </w:tcPr>
+          <w:p>
+            <w:r>
+              <w:rPr>
+                <w:sz w:val="20"/>
+              </w:rPr>
+              <w:t>Check Column D for any # character. Pass if zero hashtags found in any cell.</w:t>
+            </w:r>
+          </w:p>
+        </w:tc>
+      </w:tr>
+      <w:tr>
+        <w:tc>
+          <w:tcPr>
+            <w:tcW w:type="dxa" w:w="2340"/>
+            <w:tcW w:w="1872" w:type="dxa"/>
+            <w:shd w:val="clear" w:color="auto" w:fill="FFFFFF"/>
+            <w:tcBorders>
+              <w:top w:val="single" w:sz="4" w:space="0" w:color="CCCCCC"/>
+              <w:left w:val="single" w:sz="4" w:space="0" w:color="CCCCCC"/>
+              <w:bottom w:val="single" w:sz="4" w:space="0" w:color="CCCCCC"/>
+              <w:right w:val="single" w:sz="4" w:space="0" w:color="CCCCCC"/>
+            </w:tcBorders>
+          </w:tcPr>
+          <w:p>
+            <w:r>
+              <w:rPr>
+                <w:sz w:val="20"/>
+              </w:rPr>
+              <w:t>Content Type</w:t>
+            </w:r>
+          </w:p>
+        </w:tc>
+        <w:tc>
+          <w:tcPr>
+            <w:tcW w:type="dxa" w:w="2340"/>
+            <w:tcW w:w="1584" w:type="dxa"/>
+            <w:shd w:val="clear" w:color="auto" w:fill="FFFFFF"/>
+            <w:tcBorders>
+              <w:top w:val="single" w:sz="4" w:space="0" w:color="CCCCCC"/>
+              <w:left w:val="single" w:sz="4" w:space="0" w:color="CCCCCC"/>
+              <w:bottom w:val="single" w:sz="4" w:space="0" w:color="CCCCCC"/>
+              <w:right w:val="single" w:sz="4" w:space="0" w:color="CCCCCC"/>
+            </w:tcBorders>
+          </w:tcPr>
+          <w:p>
+            <w:r>
+              <w:rPr>
+                <w:sz w:val="20"/>
+              </w:rPr>
+              <w:t>Column E</w:t>
+            </w:r>
+          </w:p>
+        </w:tc>
+        <w:tc>
+          <w:tcPr>
+            <w:tcW w:type="dxa" w:w="2340"/>
+            <w:tcW w:w="2880" w:type="dxa"/>
+            <w:shd w:val="clear" w:color="auto" w:fill="FFFFFF"/>
+            <w:tcBorders>
+              <w:top w:val="single" w:sz="4" w:space="0" w:color="CCCCCC"/>
+              <w:left w:val="single" w:sz="4" w:space="0" w:color="CCCCCC"/>
+              <w:bottom w:val="single" w:sz="4" w:space="0" w:color="CCCCCC"/>
+              <w:right w:val="single" w:sz="4" w:space="0" w:color="CCCCCC"/>
+            </w:tcBorders>
+          </w:tcPr>
+          <w:p>
+            <w:r>
+              <w:rPr>
+                <w:sz w:val="20"/>
+              </w:rPr>
+              <w:t>Always "Content Casual" — hardcoded default.</w:t>
+            </w:r>
+          </w:p>
+        </w:tc>
+        <w:tc>
+          <w:tcPr>
+            <w:tcW w:type="dxa" w:w="2340"/>
+            <w:tcW w:w="4464" w:type="dxa"/>
+            <w:shd w:val="clear" w:color="auto" w:fill="FFFFFF"/>
+            <w:tcBorders>
+              <w:top w:val="single" w:sz="4" w:space="0" w:color="CCCCCC"/>
+              <w:left w:val="single" w:sz="4" w:space="0" w:color="CCCCCC"/>
+              <w:bottom w:val="single" w:sz="4" w:space="0" w:color="CCCCCC"/>
+              <w:right w:val="single" w:sz="4" w:space="0" w:color="CCCCCC"/>
+            </w:tcBorders>
+          </w:tcPr>
+          <w:p>
+            <w:r>
+              <w:rPr>
+                <w:sz w:val="20"/>
+              </w:rPr>
+              <w:t>Check Column E for all processed rows. Pass if every cell says exactly "Content Casual".</w:t>
+            </w:r>
+          </w:p>
+        </w:tc>
+      </w:tr>
+      <w:tr>
+        <w:tc>
+          <w:tcPr>
+            <w:tcW w:type="dxa" w:w="2340"/>
+            <w:tcW w:w="1872" w:type="dxa"/>
+            <w:shd w:val="clear" w:color="auto" w:fill="F0F4FF"/>
+            <w:tcBorders>
+              <w:top w:val="single" w:sz="4" w:space="0" w:color="CCCCCC"/>
+              <w:left w:val="single" w:sz="4" w:space="0" w:color="CCCCCC"/>
+              <w:bottom w:val="single" w:sz="4" w:space="0" w:color="CCCCCC"/>
+              <w:right w:val="single" w:sz="4" w:space="0" w:color="CCCCCC"/>
+            </w:tcBorders>
+          </w:tcPr>
+          <w:p>
+            <w:r>
+              <w:rPr>
+                <w:sz w:val="20"/>
+              </w:rPr>
+              <w:t>View Count (Reach)</w:t>
+            </w:r>
+          </w:p>
+        </w:tc>
+        <w:tc>
+          <w:tcPr>
+            <w:tcW w:type="dxa" w:w="2340"/>
+            <w:tcW w:w="1584" w:type="dxa"/>
+            <w:shd w:val="clear" w:color="auto" w:fill="F0F4FF"/>
+            <w:tcBorders>
+              <w:top w:val="single" w:sz="4" w:space="0" w:color="CCCCCC"/>
+              <w:left w:val="single" w:sz="4" w:space="0" w:color="CCCCCC"/>
+              <w:bottom w:val="single" w:sz="4" w:space="0" w:color="CCCCCC"/>
+              <w:right w:val="single" w:sz="4" w:space="0" w:color="CCCCCC"/>
+            </w:tcBorders>
+          </w:tcPr>
+          <w:p>
+            <w:r>
+              <w:rPr>
+                <w:sz w:val="20"/>
+              </w:rPr>
+              <w:t>Column G</w:t>
+            </w:r>
+          </w:p>
+        </w:tc>
+        <w:tc>
+          <w:tcPr>
+            <w:tcW w:type="dxa" w:w="2340"/>
+            <w:tcW w:w="2880" w:type="dxa"/>
+            <w:shd w:val="clear" w:color="auto" w:fill="F0F4FF"/>
+            <w:tcBorders>
+              <w:top w:val="single" w:sz="4" w:space="0" w:color="CCCCCC"/>
+              <w:left w:val="single" w:sz="4" w:space="0" w:color="CCCCCC"/>
+              <w:bottom w:val="single" w:sz="4" w:space="0" w:color="CCCCCC"/>
+              <w:right w:val="single" w:sz="4" w:space="0" w:color="CCCCCC"/>
+            </w:tcBorders>
+          </w:tcPr>
+          <w:p>
+            <w:r>
+              <w:rPr>
+                <w:sz w:val="20"/>
+              </w:rPr>
+              <w:t>Total views/plays as shown on the platform at time of processing.</w:t>
+            </w:r>
+          </w:p>
+        </w:tc>
+        <w:tc>
+          <w:tcPr>
+            <w:tcW w:type="dxa" w:w="2340"/>
+            <w:tcW w:w="4464" w:type="dxa"/>
+            <w:shd w:val="clear" w:color="auto" w:fill="F0F4FF"/>
+            <w:tcBorders>
+              <w:top w:val="single" w:sz="4" w:space="0" w:color="CCCCCC"/>
+              <w:left w:val="single" w:sz="4" w:space="0" w:color="CCCCCC"/>
+              <w:bottom w:val="single" w:sz="4" w:space="0" w:color="CCCCCC"/>
+              <w:right w:val="single" w:sz="4" w:space="0" w:color="CCCCCC"/>
+            </w:tcBorders>
+          </w:tcPr>
+          <w:p>
+            <w:r>
+              <w:rPr>
+                <w:sz w:val="20"/>
+              </w:rPr>
+              <w:t>Manually check 10 videos. Compare Column G to platform count. Pass if within 5%.</w:t>
+            </w:r>
+          </w:p>
+        </w:tc>
+      </w:tr>
+    </w:tbl>
+    <w:p/>
+    <w:p/>
+    <w:p>
+      <w:pPr/>
+      <w:r>
+        <w:rPr>
+          <w:b/>
+          <w:i w:val="0"/>
+          <w:sz w:val="22"/>
+        </w:rPr>
+        <w:t>System performance metrics (tracked in logs/auto_count.log):</w:t>
+      </w:r>
+    </w:p>
+    <w:p/>
+    <w:tbl>
+      <w:tblPr>
+        <w:tblW w:type="auto" w:w="0"/>
+        <w:jc w:val="left"/>
+        <w:tblLook w:firstColumn="1" w:firstRow="1" w:lastColumn="0" w:lastRow="0" w:noHBand="0" w:noVBand="1" w:val="04A0"/>
+      </w:tblPr>
+      <w:tblGrid>
+        <w:gridCol w:w="3120"/>
+        <w:gridCol w:w="3120"/>
+        <w:gridCol w:w="3120"/>
+      </w:tblGrid>
+      <w:tr>
+        <w:tc>
+          <w:tcPr>
+            <w:tcW w:type="dxa" w:w="3120"/>
+            <w:tcW w:w="3600" w:type="dxa"/>
+            <w:shd w:val="clear" w:color="auto" w:fill="1F497D"/>
+            <w:tcBorders>
+              <w:top w:val="single" w:sz="4" w:space="0" w:color="1F497D"/>
+              <w:left w:val="single" w:sz="4" w:space="0" w:color="1F497D"/>
+              <w:bottom w:val="single" w:sz="4" w:space="0" w:color="1F497D"/>
+              <w:right w:val="single" w:sz="4" w:space="0" w:color="1F497D"/>
+            </w:tcBorders>
+          </w:tcPr>
+          <w:p>
+            <w:r>
+              <w:rPr>
+                <w:b/>
+                <w:color w:val="FFFFFF"/>
+                <w:sz w:val="20"/>
+              </w:rPr>
+              <w:t>Performance Metric</w:t>
+            </w:r>
+          </w:p>
+        </w:tc>
+        <w:tc>
+          <w:tcPr>
+            <w:tcW w:type="dxa" w:w="3120"/>
+            <w:tcW w:w="2880" w:type="dxa"/>
+            <w:shd w:val="clear" w:color="auto" w:fill="1F497D"/>
+            <w:tcBorders>
+              <w:top w:val="single" w:sz="4" w:space="0" w:color="1F497D"/>
+              <w:left w:val="single" w:sz="4" w:space="0" w:color="1F497D"/>
+              <w:bottom w:val="single" w:sz="4" w:space="0" w:color="1F497D"/>
+              <w:right w:val="single" w:sz="4" w:space="0" w:color="1F497D"/>
+            </w:tcBorders>
+          </w:tcPr>
+          <w:p>
+            <w:r>
+              <w:rPr>
+                <w:b/>
+                <w:color w:val="FFFFFF"/>
+                <w:sz w:val="20"/>
+              </w:rPr>
+              <w:t>Target</w:t>
+            </w:r>
+          </w:p>
+        </w:tc>
+        <w:tc>
+          <w:tcPr>
+            <w:tcW w:type="dxa" w:w="3120"/>
+            <w:tcW w:w="4320" w:type="dxa"/>
+            <w:shd w:val="clear" w:color="auto" w:fill="1F497D"/>
+            <w:tcBorders>
+              <w:top w:val="single" w:sz="4" w:space="0" w:color="1F497D"/>
+              <w:left w:val="single" w:sz="4" w:space="0" w:color="1F497D"/>
+              <w:bottom w:val="single" w:sz="4" w:space="0" w:color="1F497D"/>
+              <w:right w:val="single" w:sz="4" w:space="0" w:color="1F497D"/>
+            </w:tcBorders>
+          </w:tcPr>
+          <w:p>
+            <w:r>
+              <w:rPr>
+                <w:b/>
+                <w:color w:val="FFFFFF"/>
+                <w:sz w:val="20"/>
+              </w:rPr>
+              <w:t>Where It Is Logged</w:t>
+            </w:r>
+          </w:p>
+        </w:tc>
+      </w:tr>
+      <w:tr>
+        <w:tc>
+          <w:tcPr>
+            <w:tcW w:type="dxa" w:w="3120"/>
+            <w:tcW w:w="3600" w:type="dxa"/>
+            <w:shd w:val="clear" w:color="auto" w:fill="FFFFFF"/>
+            <w:tcBorders>
+              <w:top w:val="single" w:sz="4" w:space="0" w:color="CCCCCC"/>
+              <w:left w:val="single" w:sz="4" w:space="0" w:color="CCCCCC"/>
+              <w:bottom w:val="single" w:sz="4" w:space="0" w:color="CCCCCC"/>
+              <w:right w:val="single" w:sz="4" w:space="0" w:color="CCCCCC"/>
+            </w:tcBorders>
+          </w:tcPr>
+          <w:p>
+            <w:r>
+              <w:rPr>
+                <w:sz w:val="20"/>
+              </w:rPr>
+              <w:t>Processing time per URL</w:t>
+            </w:r>
+          </w:p>
+        </w:tc>
+        <w:tc>
+          <w:tcPr>
+            <w:tcW w:type="dxa" w:w="3120"/>
+            <w:tcW w:w="2880" w:type="dxa"/>
+            <w:shd w:val="clear" w:color="auto" w:fill="FFFFFF"/>
+            <w:tcBorders>
+              <w:top w:val="single" w:sz="4" w:space="0" w:color="CCCCCC"/>
+              <w:left w:val="single" w:sz="4" w:space="0" w:color="CCCCCC"/>
+              <w:bottom w:val="single" w:sz="4" w:space="0" w:color="CCCCCC"/>
+              <w:right w:val="single" w:sz="4" w:space="0" w:color="CCCCCC"/>
+            </w:tcBorders>
+          </w:tcPr>
+          <w:p>
+            <w:r>
+              <w:rPr>
+                <w:sz w:val="20"/>
+              </w:rPr>
+              <w:t>Under 5 minutes</w:t>
+            </w:r>
+          </w:p>
+        </w:tc>
+        <w:tc>
+          <w:tcPr>
+            <w:tcW w:type="dxa" w:w="3120"/>
+            <w:tcW w:w="4320" w:type="dxa"/>
+            <w:shd w:val="clear" w:color="auto" w:fill="FFFFFF"/>
+            <w:tcBorders>
+              <w:top w:val="single" w:sz="4" w:space="0" w:color="CCCCCC"/>
+              <w:left w:val="single" w:sz="4" w:space="0" w:color="CCCCCC"/>
+              <w:bottom w:val="single" w:sz="4" w:space="0" w:color="CCCCCC"/>
+              <w:right w:val="single" w:sz="4" w:space="0" w:color="CCCCCC"/>
+            </w:tcBorders>
+          </w:tcPr>
+          <w:p>
+            <w:r>
+              <w:rPr>
+                <w:sz w:val="20"/>
+              </w:rPr>
+              <w:t>Logged as INFO with timestamp per record_id</w:t>
+            </w:r>
+          </w:p>
+        </w:tc>
+      </w:tr>
+      <w:tr>
+        <w:tc>
+          <w:tcPr>
+            <w:tcW w:type="dxa" w:w="3120"/>
+            <w:tcW w:w="3600" w:type="dxa"/>
+            <w:shd w:val="clear" w:color="auto" w:fill="F0F4FF"/>
+            <w:tcBorders>
+              <w:top w:val="single" w:sz="4" w:space="0" w:color="CCCCCC"/>
+              <w:left w:val="single" w:sz="4" w:space="0" w:color="CCCCCC"/>
+              <w:bottom w:val="single" w:sz="4" w:space="0" w:color="CCCCCC"/>
+              <w:right w:val="single" w:sz="4" w:space="0" w:color="CCCCCC"/>
+            </w:tcBorders>
+          </w:tcPr>
+          <w:p>
+            <w:r>
+              <w:rPr>
+                <w:sz w:val="20"/>
+              </w:rPr>
+              <w:t>Success rate per cycle</w:t>
+            </w:r>
+          </w:p>
+        </w:tc>
+        <w:tc>
+          <w:tcPr>
+            <w:tcW w:type="dxa" w:w="3120"/>
+            <w:tcW w:w="2880" w:type="dxa"/>
+            <w:shd w:val="clear" w:color="auto" w:fill="F0F4FF"/>
+            <w:tcBorders>
+              <w:top w:val="single" w:sz="4" w:space="0" w:color="CCCCCC"/>
+              <w:left w:val="single" w:sz="4" w:space="0" w:color="CCCCCC"/>
+              <w:bottom w:val="single" w:sz="4" w:space="0" w:color="CCCCCC"/>
+              <w:right w:val="single" w:sz="4" w:space="0" w:color="CCCCCC"/>
+            </w:tcBorders>
+          </w:tcPr>
+          <w:p>
+            <w:r>
+              <w:rPr>
+                <w:sz w:val="20"/>
+              </w:rPr>
+              <w:t>95%+</w:t>
+            </w:r>
+          </w:p>
+        </w:tc>
+        <w:tc>
+          <w:tcPr>
+            <w:tcW w:type="dxa" w:w="3120"/>
+            <w:tcW w:w="4320" w:type="dxa"/>
+            <w:shd w:val="clear" w:color="auto" w:fill="F0F4FF"/>
+            <w:tcBorders>
+              <w:top w:val="single" w:sz="4" w:space="0" w:color="CCCCCC"/>
+              <w:left w:val="single" w:sz="4" w:space="0" w:color="CCCCCC"/>
+              <w:bottom w:val="single" w:sz="4" w:space="0" w:color="CCCCCC"/>
+              <w:right w:val="single" w:sz="4" w:space="0" w:color="CCCCCC"/>
+            </w:tcBorders>
+          </w:tcPr>
+          <w:p>
+            <w:r>
+              <w:rPr>
+                <w:sz w:val="20"/>
+              </w:rPr>
+              <w:t>Logged as "X OK, Y error(s)" at end of each watcher cycle</w:t>
+            </w:r>
+          </w:p>
+        </w:tc>
+      </w:tr>
+      <w:tr>
+        <w:tc>
+          <w:tcPr>
+            <w:tcW w:type="dxa" w:w="3120"/>
+            <w:tcW w:w="3600" w:type="dxa"/>
+            <w:shd w:val="clear" w:color="auto" w:fill="FFFFFF"/>
+            <w:tcBorders>
+              <w:top w:val="single" w:sz="4" w:space="0" w:color="CCCCCC"/>
+              <w:left w:val="single" w:sz="4" w:space="0" w:color="CCCCCC"/>
+              <w:bottom w:val="single" w:sz="4" w:space="0" w:color="CCCCCC"/>
+              <w:right w:val="single" w:sz="4" w:space="0" w:color="CCCCCC"/>
+            </w:tcBorders>
+          </w:tcPr>
+          <w:p>
+            <w:r>
+              <w:rPr>
+                <w:sz w:val="20"/>
+              </w:rPr>
+              <w:t>Retry count</w:t>
+            </w:r>
+          </w:p>
+        </w:tc>
+        <w:tc>
+          <w:tcPr>
+            <w:tcW w:type="dxa" w:w="3120"/>
+            <w:tcW w:w="2880" w:type="dxa"/>
+            <w:shd w:val="clear" w:color="auto" w:fill="FFFFFF"/>
+            <w:tcBorders>
+              <w:top w:val="single" w:sz="4" w:space="0" w:color="CCCCCC"/>
+              <w:left w:val="single" w:sz="4" w:space="0" w:color="CCCCCC"/>
+              <w:bottom w:val="single" w:sz="4" w:space="0" w:color="CCCCCC"/>
+              <w:right w:val="single" w:sz="4" w:space="0" w:color="CCCCCC"/>
+            </w:tcBorders>
+          </w:tcPr>
+          <w:p>
+            <w:r>
+              <w:rPr>
+                <w:sz w:val="20"/>
+              </w:rPr>
+              <w:t>0 retries in normal conditions</w:t>
+            </w:r>
+          </w:p>
+        </w:tc>
+        <w:tc>
+          <w:tcPr>
+            <w:tcW w:type="dxa" w:w="3120"/>
+            <w:tcW w:w="4320" w:type="dxa"/>
+            <w:shd w:val="clear" w:color="auto" w:fill="FFFFFF"/>
+            <w:tcBorders>
+              <w:top w:val="single" w:sz="4" w:space="0" w:color="CCCCCC"/>
+              <w:left w:val="single" w:sz="4" w:space="0" w:color="CCCCCC"/>
+              <w:bottom w:val="single" w:sz="4" w:space="0" w:color="CCCCCC"/>
+              <w:right w:val="single" w:sz="4" w:space="0" w:color="CCCCCC"/>
+            </w:tcBorders>
+          </w:tcPr>
+          <w:p>
+            <w:r>
+              <w:rPr>
+                <w:sz w:val="20"/>
+              </w:rPr>
+              <w:t>Logged as WARNING when a retry is triggered</w:t>
+            </w:r>
+          </w:p>
+        </w:tc>
+      </w:tr>
+      <w:tr>
+        <w:tc>
+          <w:tcPr>
+            <w:tcW w:type="dxa" w:w="3120"/>
+            <w:tcW w:w="3600" w:type="dxa"/>
+            <w:shd w:val="clear" w:color="auto" w:fill="F0F4FF"/>
+            <w:tcBorders>
+              <w:top w:val="single" w:sz="4" w:space="0" w:color="CCCCCC"/>
+              <w:left w:val="single" w:sz="4" w:space="0" w:color="CCCCCC"/>
+              <w:bottom w:val="single" w:sz="4" w:space="0" w:color="CCCCCC"/>
+              <w:right w:val="single" w:sz="4" w:space="0" w:color="CCCCCC"/>
+            </w:tcBorders>
+          </w:tcPr>
+          <w:p>
+            <w:r>
+              <w:rPr>
+                <w:sz w:val="20"/>
+              </w:rPr>
+              <w:t>Test pass rate</w:t>
+            </w:r>
+          </w:p>
+        </w:tc>
+        <w:tc>
+          <w:tcPr>
+            <w:tcW w:type="dxa" w:w="3120"/>
+            <w:tcW w:w="2880" w:type="dxa"/>
+            <w:shd w:val="clear" w:color="auto" w:fill="F0F4FF"/>
+            <w:tcBorders>
+              <w:top w:val="single" w:sz="4" w:space="0" w:color="CCCCCC"/>
+              <w:left w:val="single" w:sz="4" w:space="0" w:color="CCCCCC"/>
+              <w:bottom w:val="single" w:sz="4" w:space="0" w:color="CCCCCC"/>
+              <w:right w:val="single" w:sz="4" w:space="0" w:color="CCCCCC"/>
+            </w:tcBorders>
+          </w:tcPr>
+          <w:p>
+            <w:r>
+              <w:rPr>
+                <w:sz w:val="20"/>
+              </w:rPr>
+              <w:t>283/283 (100%)</w:t>
+            </w:r>
+          </w:p>
+        </w:tc>
+        <w:tc>
+          <w:tcPr>
+            <w:tcW w:type="dxa" w:w="3120"/>
+            <w:tcW w:w="4320" w:type="dxa"/>
+            <w:shd w:val="clear" w:color="auto" w:fill="F0F4FF"/>
+            <w:tcBorders>
+              <w:top w:val="single" w:sz="4" w:space="0" w:color="CCCCCC"/>
+              <w:left w:val="single" w:sz="4" w:space="0" w:color="CCCCCC"/>
+              <w:bottom w:val="single" w:sz="4" w:space="0" w:color="CCCCCC"/>
+              <w:right w:val="single" w:sz="4" w:space="0" w:color="CCCCCC"/>
+            </w:tcBorders>
+          </w:tcPr>
+          <w:p>
+            <w:r>
+              <w:rPr>
+                <w:sz w:val="20"/>
+              </w:rPr>
+              <w:t>pytest output — run before each submission</w:t>
+            </w:r>
+          </w:p>
+        </w:tc>
+      </w:tr>
+    </w:tbl>
+    <w:p/>
+    <w:p/>
+    <w:p>
+      <w:pPr>
+        <w:pStyle w:val="Heading1"/>
+      </w:pPr>
+      <w:r>
+        <w:t>1.3 Risks &amp; Fallbacks if AI Hits Limits</w:t>
+      </w:r>
+    </w:p>
+    <w:p>
+      <w:pPr/>
+      <w:r>
+        <w:rPr>
+          <w:b w:val="0"/>
+          <w:i w:val="0"/>
+          <w:sz w:val="22"/>
+        </w:rPr>
+        <w:t>Claude Vision is reliable but not infallible. Every known failure mode has a specific fallback built into the system. Below are the real risks and what happens in each case:</w:t>
+      </w:r>
+    </w:p>
+    <w:p/>
+    <w:tbl>
+      <w:tblPr>
+        <w:tblW w:type="auto" w:w="0"/>
+        <w:jc w:val="left"/>
+        <w:tblLook w:firstColumn="1" w:firstRow="1" w:lastColumn="0" w:lastRow="0" w:noHBand="0" w:noVBand="1" w:val="04A0"/>
+      </w:tblPr>
+      <w:tblGrid>
+        <w:gridCol w:w="2340"/>
+        <w:gridCol w:w="2340"/>
+        <w:gridCol w:w="2340"/>
+        <w:gridCol w:w="2340"/>
+      </w:tblGrid>
+      <w:tr>
+        <w:tc>
+          <w:tcPr>
+            <w:tcW w:type="dxa" w:w="2340"/>
+            <w:tcW w:w="3168" w:type="dxa"/>
+            <w:shd w:val="clear" w:color="auto" w:fill="1F497D"/>
+            <w:tcBorders>
+              <w:top w:val="single" w:sz="4" w:space="0" w:color="1F497D"/>
+              <w:left w:val="single" w:sz="4" w:space="0" w:color="1F497D"/>
+              <w:bottom w:val="single" w:sz="4" w:space="0" w:color="1F497D"/>
+              <w:right w:val="single" w:sz="4" w:space="0" w:color="1F497D"/>
+            </w:tcBorders>
+          </w:tcPr>
+          <w:p>
+            <w:r>
+              <w:rPr>
+                <w:b/>
+                <w:color w:val="FFFFFF"/>
+                <w:sz w:val="20"/>
+              </w:rPr>
+              <w:t>Risk</w:t>
+            </w:r>
+          </w:p>
+        </w:tc>
+        <w:tc>
+          <w:tcPr>
+            <w:tcW w:type="dxa" w:w="2340"/>
+            <w:tcW w:w="1152" w:type="dxa"/>
+            <w:shd w:val="clear" w:color="auto" w:fill="1F497D"/>
+            <w:tcBorders>
+              <w:top w:val="single" w:sz="4" w:space="0" w:color="1F497D"/>
+              <w:left w:val="single" w:sz="4" w:space="0" w:color="1F497D"/>
+              <w:bottom w:val="single" w:sz="4" w:space="0" w:color="1F497D"/>
+              <w:right w:val="single" w:sz="4" w:space="0" w:color="1F497D"/>
+            </w:tcBorders>
+          </w:tcPr>
+          <w:p>
+            <w:r>
+              <w:rPr>
+                <w:b/>
+                <w:color w:val="FFFFFF"/>
+                <w:sz w:val="20"/>
+              </w:rPr>
+              <w:t>Likelihood</w:t>
+            </w:r>
+          </w:p>
+        </w:tc>
+        <w:tc>
+          <w:tcPr>
+            <w:tcW w:type="dxa" w:w="2340"/>
+            <w:tcW w:w="2880" w:type="dxa"/>
+            <w:shd w:val="clear" w:color="auto" w:fill="1F497D"/>
+            <w:tcBorders>
+              <w:top w:val="single" w:sz="4" w:space="0" w:color="1F497D"/>
+              <w:left w:val="single" w:sz="4" w:space="0" w:color="1F497D"/>
+              <w:bottom w:val="single" w:sz="4" w:space="0" w:color="1F497D"/>
+              <w:right w:val="single" w:sz="4" w:space="0" w:color="1F497D"/>
+            </w:tcBorders>
+          </w:tcPr>
+          <w:p>
+            <w:r>
+              <w:rPr>
+                <w:b/>
+                <w:color w:val="FFFFFF"/>
+                <w:sz w:val="20"/>
+              </w:rPr>
+              <w:t>What Happens</w:t>
+            </w:r>
+          </w:p>
+        </w:tc>
+        <w:tc>
+          <w:tcPr>
+            <w:tcW w:type="dxa" w:w="2340"/>
+            <w:tcW w:w="3600" w:type="dxa"/>
+            <w:shd w:val="clear" w:color="auto" w:fill="1F497D"/>
+            <w:tcBorders>
+              <w:top w:val="single" w:sz="4" w:space="0" w:color="1F497D"/>
+              <w:left w:val="single" w:sz="4" w:space="0" w:color="1F497D"/>
+              <w:bottom w:val="single" w:sz="4" w:space="0" w:color="1F497D"/>
+              <w:right w:val="single" w:sz="4" w:space="0" w:color="1F497D"/>
+            </w:tcBorders>
+          </w:tcPr>
+          <w:p>
+            <w:r>
+              <w:rPr>
+                <w:b/>
+                <w:color w:val="FFFFFF"/>
+                <w:sz w:val="20"/>
+              </w:rPr>
+              <w:t>Fallback</w:t>
+            </w:r>
+          </w:p>
+        </w:tc>
+      </w:tr>
+      <w:tr>
+        <w:tc>
+          <w:tcPr>
+            <w:tcW w:type="dxa" w:w="2340"/>
+            <w:tcW w:w="3168" w:type="dxa"/>
+            <w:shd w:val="clear" w:color="auto" w:fill="FFFFFF"/>
+            <w:tcBorders>
+              <w:top w:val="single" w:sz="4" w:space="0" w:color="CCCCCC"/>
+              <w:left w:val="single" w:sz="4" w:space="0" w:color="CCCCCC"/>
+              <w:bottom w:val="single" w:sz="4" w:space="0" w:color="CCCCCC"/>
+              <w:right w:val="single" w:sz="4" w:space="0" w:color="CCCCCC"/>
+            </w:tcBorders>
+          </w:tcPr>
+          <w:p>
+            <w:r>
+              <w:rPr>
+                <w:sz w:val="20"/>
+              </w:rPr>
+              <w:t>Claude Vision extracts wrong view count</w:t>
+              <w:br/>
+              <w:t>(e.g. reads like count instead of view count)</w:t>
+            </w:r>
+          </w:p>
+        </w:tc>
+        <w:tc>
+          <w:tcPr>
+            <w:tcW w:type="dxa" w:w="2340"/>
+            <w:tcW w:w="1152" w:type="dxa"/>
+            <w:shd w:val="clear" w:color="auto" w:fill="FFFFFF"/>
+            <w:tcBorders>
+              <w:top w:val="single" w:sz="4" w:space="0" w:color="CCCCCC"/>
+              <w:left w:val="single" w:sz="4" w:space="0" w:color="CCCCCC"/>
+              <w:bottom w:val="single" w:sz="4" w:space="0" w:color="CCCCCC"/>
+              <w:right w:val="single" w:sz="4" w:space="0" w:color="CCCCCC"/>
+            </w:tcBorders>
+          </w:tcPr>
+          <w:p>
+            <w:r>
+              <w:rPr>
+                <w:b/>
+                <w:color w:val="C55A11"/>
+                <w:sz w:val="20"/>
+              </w:rPr>
+              <w:t>Medium</w:t>
+            </w:r>
+          </w:p>
+        </w:tc>
+        <w:tc>
+          <w:tcPr>
+            <w:tcW w:type="dxa" w:w="2340"/>
+            <w:tcW w:w="2880" w:type="dxa"/>
+            <w:shd w:val="clear" w:color="auto" w:fill="FFFFFF"/>
+            <w:tcBorders>
+              <w:top w:val="single" w:sz="4" w:space="0" w:color="CCCCCC"/>
+              <w:left w:val="single" w:sz="4" w:space="0" w:color="CCCCCC"/>
+              <w:bottom w:val="single" w:sz="4" w:space="0" w:color="CCCCCC"/>
+              <w:right w:val="single" w:sz="4" w:space="0" w:color="CCCCCC"/>
+            </w:tcBorders>
+          </w:tcPr>
+          <w:p>
+            <w:r>
+              <w:rPr>
+                <w:sz w:val="20"/>
+              </w:rPr>
+              <w:t>Column G has incorrect number. User may not notice unless they check.</w:t>
+            </w:r>
+          </w:p>
+        </w:tc>
+        <w:tc>
+          <w:tcPr>
+            <w:tcW w:type="dxa" w:w="2340"/>
+            <w:tcW w:w="3600" w:type="dxa"/>
+            <w:shd w:val="clear" w:color="auto" w:fill="FFFFFF"/>
+            <w:tcBorders>
+              <w:top w:val="single" w:sz="4" w:space="0" w:color="CCCCCC"/>
+              <w:left w:val="single" w:sz="4" w:space="0" w:color="CCCCCC"/>
+              <w:bottom w:val="single" w:sz="4" w:space="0" w:color="CCCCCC"/>
+              <w:right w:val="single" w:sz="4" w:space="0" w:color="CCCCCC"/>
+            </w:tcBorders>
+          </w:tcPr>
+          <w:p>
+            <w:r>
+              <w:rPr>
+                <w:sz w:val="20"/>
+              </w:rPr>
+              <w:t>GRID_PROMPT specialised for Instagram tells Claude exactly which number to read. User can manually correct Column G — system will not overwrite it on next run because it only processes rows where G is empty.</w:t>
+            </w:r>
+          </w:p>
+        </w:tc>
+      </w:tr>
+      <w:tr>
+        <w:tc>
+          <w:tcPr>
+            <w:tcW w:type="dxa" w:w="2340"/>
+            <w:tcW w:w="3168" w:type="dxa"/>
+            <w:shd w:val="clear" w:color="auto" w:fill="F0F4FF"/>
+            <w:tcBorders>
+              <w:top w:val="single" w:sz="4" w:space="0" w:color="CCCCCC"/>
+              <w:left w:val="single" w:sz="4" w:space="0" w:color="CCCCCC"/>
+              <w:bottom w:val="single" w:sz="4" w:space="0" w:color="CCCCCC"/>
+              <w:right w:val="single" w:sz="4" w:space="0" w:color="CCCCCC"/>
+            </w:tcBorders>
+          </w:tcPr>
+          <w:p>
+            <w:r>
+              <w:rPr>
+                <w:sz w:val="20"/>
+              </w:rPr>
+              <w:t>Claude API returns 529 (overloaded)</w:t>
+            </w:r>
+          </w:p>
+        </w:tc>
+        <w:tc>
+          <w:tcPr>
+            <w:tcW w:type="dxa" w:w="2340"/>
+            <w:tcW w:w="1152" w:type="dxa"/>
+            <w:shd w:val="clear" w:color="auto" w:fill="F0F4FF"/>
+            <w:tcBorders>
+              <w:top w:val="single" w:sz="4" w:space="0" w:color="CCCCCC"/>
+              <w:left w:val="single" w:sz="4" w:space="0" w:color="CCCCCC"/>
+              <w:bottom w:val="single" w:sz="4" w:space="0" w:color="CCCCCC"/>
+              <w:right w:val="single" w:sz="4" w:space="0" w:color="CCCCCC"/>
+            </w:tcBorders>
+          </w:tcPr>
+          <w:p>
+            <w:r>
+              <w:rPr>
+                <w:b/>
+                <w:color w:val="007000"/>
+                <w:sz w:val="20"/>
+              </w:rPr>
+              <w:t>Low</w:t>
+            </w:r>
+          </w:p>
+        </w:tc>
+        <w:tc>
+          <w:tcPr>
+            <w:tcW w:type="dxa" w:w="2340"/>
+            <w:tcW w:w="2880" w:type="dxa"/>
+            <w:shd w:val="clear" w:color="auto" w:fill="F0F4FF"/>
+            <w:tcBorders>
+              <w:top w:val="single" w:sz="4" w:space="0" w:color="CCCCCC"/>
+              <w:left w:val="single" w:sz="4" w:space="0" w:color="CCCCCC"/>
+              <w:bottom w:val="single" w:sz="4" w:space="0" w:color="CCCCCC"/>
+              <w:right w:val="single" w:sz="4" w:space="0" w:color="CCCCCC"/>
+            </w:tcBorders>
+          </w:tcPr>
+          <w:p>
+            <w:r>
+              <w:rPr>
+                <w:sz w:val="20"/>
+              </w:rPr>
+              <w:t>Extraction fails for that URL in this cycle.</w:t>
+            </w:r>
+          </w:p>
+        </w:tc>
+        <w:tc>
+          <w:tcPr>
+            <w:tcW w:type="dxa" w:w="2340"/>
+            <w:tcW w:w="3600" w:type="dxa"/>
+            <w:shd w:val="clear" w:color="auto" w:fill="F0F4FF"/>
+            <w:tcBorders>
+              <w:top w:val="single" w:sz="4" w:space="0" w:color="CCCCCC"/>
+              <w:left w:val="single" w:sz="4" w:space="0" w:color="CCCCCC"/>
+              <w:bottom w:val="single" w:sz="4" w:space="0" w:color="CCCCCC"/>
+              <w:right w:val="single" w:sz="4" w:space="0" w:color="CCCCCC"/>
+            </w:tcBorders>
+          </w:tcPr>
+          <w:p>
+            <w:r>
+              <w:rPr>
+                <w:sz w:val="20"/>
+              </w:rPr>
+              <w:t>Built-in retry: system waits 2s, 4s, 8s and retries up to 3 times automatically. If all retries fail, error is logged in plain English and URL is left for next cycle.</w:t>
+            </w:r>
+          </w:p>
+        </w:tc>
+      </w:tr>
+      <w:tr>
+        <w:tc>
+          <w:tcPr>
+            <w:tcW w:type="dxa" w:w="2340"/>
+            <w:tcW w:w="3168" w:type="dxa"/>
+            <w:shd w:val="clear" w:color="auto" w:fill="FFFFFF"/>
+            <w:tcBorders>
+              <w:top w:val="single" w:sz="4" w:space="0" w:color="CCCCCC"/>
+              <w:left w:val="single" w:sz="4" w:space="0" w:color="CCCCCC"/>
+              <w:bottom w:val="single" w:sz="4" w:space="0" w:color="CCCCCC"/>
+              <w:right w:val="single" w:sz="4" w:space="0" w:color="CCCCCC"/>
+            </w:tcBorders>
+          </w:tcPr>
+          <w:p>
+            <w:r>
+              <w:rPr>
+                <w:sz w:val="20"/>
+              </w:rPr>
+              <w:t>Instagram blocks Firefox (anti-bot detection)</w:t>
+            </w:r>
+          </w:p>
+        </w:tc>
+        <w:tc>
+          <w:tcPr>
+            <w:tcW w:type="dxa" w:w="2340"/>
+            <w:tcW w:w="1152" w:type="dxa"/>
+            <w:shd w:val="clear" w:color="auto" w:fill="FFFFFF"/>
+            <w:tcBorders>
+              <w:top w:val="single" w:sz="4" w:space="0" w:color="CCCCCC"/>
+              <w:left w:val="single" w:sz="4" w:space="0" w:color="CCCCCC"/>
+              <w:bottom w:val="single" w:sz="4" w:space="0" w:color="CCCCCC"/>
+              <w:right w:val="single" w:sz="4" w:space="0" w:color="CCCCCC"/>
+            </w:tcBorders>
+          </w:tcPr>
+          <w:p>
+            <w:r>
+              <w:rPr>
+                <w:b/>
+                <w:color w:val="C55A11"/>
+                <w:sz w:val="20"/>
+              </w:rPr>
+              <w:t>Medium</w:t>
+            </w:r>
+          </w:p>
+        </w:tc>
+        <w:tc>
+          <w:tcPr>
+            <w:tcW w:type="dxa" w:w="2340"/>
+            <w:tcW w:w="2880" w:type="dxa"/>
+            <w:shd w:val="clear" w:color="auto" w:fill="FFFFFF"/>
+            <w:tcBorders>
+              <w:top w:val="single" w:sz="4" w:space="0" w:color="CCCCCC"/>
+              <w:left w:val="single" w:sz="4" w:space="0" w:color="CCCCCC"/>
+              <w:bottom w:val="single" w:sz="4" w:space="0" w:color="CCCCCC"/>
+              <w:right w:val="single" w:sz="4" w:space="0" w:color="CCCCCC"/>
+            </w:tcBorders>
+          </w:tcPr>
+          <w:p>
+            <w:r>
+              <w:rPr>
+                <w:sz w:val="20"/>
+              </w:rPr>
+              <w:t>Page shows login screen or CAPTCHA instead of video. Screenshot sent to Claude has no data.</w:t>
+            </w:r>
+          </w:p>
+        </w:tc>
+        <w:tc>
+          <w:tcPr>
+            <w:tcW w:type="dxa" w:w="2340"/>
+            <w:tcW w:w="3600" w:type="dxa"/>
+            <w:shd w:val="clear" w:color="auto" w:fill="FFFFFF"/>
+            <w:tcBorders>
+              <w:top w:val="single" w:sz="4" w:space="0" w:color="CCCCCC"/>
+              <w:left w:val="single" w:sz="4" w:space="0" w:color="CCCCCC"/>
+              <w:bottom w:val="single" w:sz="4" w:space="0" w:color="CCCCCC"/>
+              <w:right w:val="single" w:sz="4" w:space="0" w:color="CCCCCC"/>
+            </w:tcBorders>
+          </w:tcPr>
+          <w:p>
+            <w:r>
+              <w:rPr>
+                <w:sz w:val="20"/>
+              </w:rPr>
+              <w:t>System detects null view_count and logs warning. User re-logs into Instagram via login_once.py (one command). Persistent session is saved and works again for weeks.</w:t>
+            </w:r>
+          </w:p>
+        </w:tc>
+      </w:tr>
+      <w:tr>
+        <w:tc>
+          <w:tcPr>
+            <w:tcW w:type="dxa" w:w="2340"/>
+            <w:tcW w:w="3168" w:type="dxa"/>
+            <w:shd w:val="clear" w:color="auto" w:fill="F0F4FF"/>
+            <w:tcBorders>
+              <w:top w:val="single" w:sz="4" w:space="0" w:color="CCCCCC"/>
+              <w:left w:val="single" w:sz="4" w:space="0" w:color="CCCCCC"/>
+              <w:bottom w:val="single" w:sz="4" w:space="0" w:color="CCCCCC"/>
+              <w:right w:val="single" w:sz="4" w:space="0" w:color="CCCCCC"/>
+            </w:tcBorders>
+          </w:tcPr>
+          <w:p>
+            <w:r>
+              <w:rPr>
+                <w:sz w:val="20"/>
+              </w:rPr>
+              <w:t>Platform changes UI (e.g. Instagram redesign)</w:t>
+            </w:r>
+          </w:p>
+        </w:tc>
+        <w:tc>
+          <w:tcPr>
+            <w:tcW w:type="dxa" w:w="2340"/>
+            <w:tcW w:w="1152" w:type="dxa"/>
+            <w:shd w:val="clear" w:color="auto" w:fill="F0F4FF"/>
+            <w:tcBorders>
+              <w:top w:val="single" w:sz="4" w:space="0" w:color="CCCCCC"/>
+              <w:left w:val="single" w:sz="4" w:space="0" w:color="CCCCCC"/>
+              <w:bottom w:val="single" w:sz="4" w:space="0" w:color="CCCCCC"/>
+              <w:right w:val="single" w:sz="4" w:space="0" w:color="CCCCCC"/>
+            </w:tcBorders>
+          </w:tcPr>
+          <w:p>
+            <w:r>
+              <w:rPr>
+                <w:b/>
+                <w:color w:val="C00000"/>
+                <w:sz w:val="20"/>
+              </w:rPr>
+              <w:t>High</w:t>
+            </w:r>
+          </w:p>
+        </w:tc>
+        <w:tc>
+          <w:tcPr>
+            <w:tcW w:type="dxa" w:w="2340"/>
+            <w:tcW w:w="2880" w:type="dxa"/>
+            <w:shd w:val="clear" w:color="auto" w:fill="F0F4FF"/>
+            <w:tcBorders>
+              <w:top w:val="single" w:sz="4" w:space="0" w:color="CCCCCC"/>
+              <w:left w:val="single" w:sz="4" w:space="0" w:color="CCCCCC"/>
+              <w:bottom w:val="single" w:sz="4" w:space="0" w:color="CCCCCC"/>
+              <w:right w:val="single" w:sz="4" w:space="0" w:color="CCCCCC"/>
+            </w:tcBorders>
+          </w:tcPr>
+          <w:p>
+            <w:r>
+              <w:rPr>
+                <w:sz w:val="20"/>
+              </w:rPr>
+              <w:t>Screenshot layout changes. Claude may read wrong element.</w:t>
+            </w:r>
+          </w:p>
+        </w:tc>
+        <w:tc>
+          <w:tcPr>
+            <w:tcW w:type="dxa" w:w="2340"/>
+            <w:tcW w:w="3600" w:type="dxa"/>
+            <w:shd w:val="clear" w:color="auto" w:fill="F0F4FF"/>
+            <w:tcBorders>
+              <w:top w:val="single" w:sz="4" w:space="0" w:color="CCCCCC"/>
+              <w:left w:val="single" w:sz="4" w:space="0" w:color="CCCCCC"/>
+              <w:bottom w:val="single" w:sz="4" w:space="0" w:color="CCCCCC"/>
+              <w:right w:val="single" w:sz="4" w:space="0" w:color="CCCCCC"/>
+            </w:tcBorders>
+          </w:tcPr>
+          <w:p>
+            <w:r>
+              <w:rPr>
+                <w:sz w:val="20"/>
+              </w:rPr>
+              <w:t>Claude Vision is layout-agnostic — it reads meaning, not HTML selectors. Minor UI changes: system adapts automatically. Major redesign: update PROMPT text in vision_extract.py (30-minute fix, no code rewrite).</w:t>
+            </w:r>
+          </w:p>
+        </w:tc>
+      </w:tr>
+      <w:tr>
+        <w:tc>
+          <w:tcPr>
+            <w:tcW w:type="dxa" w:w="2340"/>
+            <w:tcW w:w="3168" w:type="dxa"/>
+            <w:shd w:val="clear" w:color="auto" w:fill="FFFFFF"/>
+            <w:tcBorders>
+              <w:top w:val="single" w:sz="4" w:space="0" w:color="CCCCCC"/>
+              <w:left w:val="single" w:sz="4" w:space="0" w:color="CCCCCC"/>
+              <w:bottom w:val="single" w:sz="4" w:space="0" w:color="CCCCCC"/>
+              <w:right w:val="single" w:sz="4" w:space="0" w:color="CCCCCC"/>
+            </w:tcBorders>
+          </w:tcPr>
+          <w:p>
+            <w:r>
+              <w:rPr>
+                <w:sz w:val="20"/>
+              </w:rPr>
+              <w:t>RedNote content in Chinese — Claude misreads</w:t>
+            </w:r>
+          </w:p>
+        </w:tc>
+        <w:tc>
+          <w:tcPr>
+            <w:tcW w:type="dxa" w:w="2340"/>
+            <w:tcW w:w="1152" w:type="dxa"/>
+            <w:shd w:val="clear" w:color="auto" w:fill="FFFFFF"/>
+            <w:tcBorders>
+              <w:top w:val="single" w:sz="4" w:space="0" w:color="CCCCCC"/>
+              <w:left w:val="single" w:sz="4" w:space="0" w:color="CCCCCC"/>
+              <w:bottom w:val="single" w:sz="4" w:space="0" w:color="CCCCCC"/>
+              <w:right w:val="single" w:sz="4" w:space="0" w:color="CCCCCC"/>
+            </w:tcBorders>
+          </w:tcPr>
+          <w:p>
+            <w:r>
+              <w:rPr>
+                <w:b/>
+                <w:color w:val="007000"/>
+                <w:sz w:val="20"/>
+              </w:rPr>
+              <w:t>Low</w:t>
+            </w:r>
+          </w:p>
+        </w:tc>
+        <w:tc>
+          <w:tcPr>
+            <w:tcW w:type="dxa" w:w="2340"/>
+            <w:tcW w:w="2880" w:type="dxa"/>
+            <w:shd w:val="clear" w:color="auto" w:fill="FFFFFF"/>
+            <w:tcBorders>
+              <w:top w:val="single" w:sz="4" w:space="0" w:color="CCCCCC"/>
+              <w:left w:val="single" w:sz="4" w:space="0" w:color="CCCCCC"/>
+              <w:bottom w:val="single" w:sz="4" w:space="0" w:color="CCCCCC"/>
+              <w:right w:val="single" w:sz="4" w:space="0" w:color="CCCCCC"/>
+            </w:tcBorders>
+          </w:tcPr>
+          <w:p>
+            <w:r>
+              <w:rPr>
+                <w:sz w:val="20"/>
+              </w:rPr>
+              <w:t>Caption or date extracted incorrectly from Chinese text.</w:t>
+            </w:r>
+          </w:p>
+        </w:tc>
+        <w:tc>
+          <w:tcPr>
+            <w:tcW w:type="dxa" w:w="2340"/>
+            <w:tcW w:w="3600" w:type="dxa"/>
+            <w:shd w:val="clear" w:color="auto" w:fill="FFFFFF"/>
+            <w:tcBorders>
+              <w:top w:val="single" w:sz="4" w:space="0" w:color="CCCCCC"/>
+              <w:left w:val="single" w:sz="4" w:space="0" w:color="CCCCCC"/>
+              <w:bottom w:val="single" w:sz="4" w:space="0" w:color="CCCCCC"/>
+              <w:right w:val="single" w:sz="4" w:space="0" w:color="CCCCCC"/>
+            </w:tcBorders>
+          </w:tcPr>
+          <w:p>
+            <w:r>
+              <w:rPr>
+                <w:sz w:val="20"/>
+              </w:rPr>
+              <w:t>Claude Haiku natively understands Chinese. Tested with Chinese captions in stress tests. If a specific post fails, user manually fills that row in Lark.</w:t>
+            </w:r>
+          </w:p>
+        </w:tc>
+      </w:tr>
+      <w:tr>
+        <w:tc>
+          <w:tcPr>
+            <w:tcW w:type="dxa" w:w="2340"/>
+            <w:tcW w:w="3168" w:type="dxa"/>
+            <w:shd w:val="clear" w:color="auto" w:fill="F0F4FF"/>
+            <w:tcBorders>
+              <w:top w:val="single" w:sz="4" w:space="0" w:color="CCCCCC"/>
+              <w:left w:val="single" w:sz="4" w:space="0" w:color="CCCCCC"/>
+              <w:bottom w:val="single" w:sz="4" w:space="0" w:color="CCCCCC"/>
+              <w:right w:val="single" w:sz="4" w:space="0" w:color="CCCCCC"/>
+            </w:tcBorders>
+          </w:tcPr>
+          <w:p>
+            <w:r>
+              <w:rPr>
+                <w:sz w:val="20"/>
+              </w:rPr>
+              <w:t>yt-dlp breaks for YouTube (platform change)</w:t>
+            </w:r>
+          </w:p>
+        </w:tc>
+        <w:tc>
+          <w:tcPr>
+            <w:tcW w:type="dxa" w:w="2340"/>
+            <w:tcW w:w="1152" w:type="dxa"/>
+            <w:shd w:val="clear" w:color="auto" w:fill="F0F4FF"/>
+            <w:tcBorders>
+              <w:top w:val="single" w:sz="4" w:space="0" w:color="CCCCCC"/>
+              <w:left w:val="single" w:sz="4" w:space="0" w:color="CCCCCC"/>
+              <w:bottom w:val="single" w:sz="4" w:space="0" w:color="CCCCCC"/>
+              <w:right w:val="single" w:sz="4" w:space="0" w:color="CCCCCC"/>
+            </w:tcBorders>
+          </w:tcPr>
+          <w:p>
+            <w:r>
+              <w:rPr>
+                <w:b/>
+                <w:color w:val="007000"/>
+                <w:sz w:val="20"/>
+              </w:rPr>
+              <w:t>Low</w:t>
+            </w:r>
+          </w:p>
+        </w:tc>
+        <w:tc>
+          <w:tcPr>
+            <w:tcW w:type="dxa" w:w="2340"/>
+            <w:tcW w:w="2880" w:type="dxa"/>
+            <w:shd w:val="clear" w:color="auto" w:fill="F0F4FF"/>
+            <w:tcBorders>
+              <w:top w:val="single" w:sz="4" w:space="0" w:color="CCCCCC"/>
+              <w:left w:val="single" w:sz="4" w:space="0" w:color="CCCCCC"/>
+              <w:bottom w:val="single" w:sz="4" w:space="0" w:color="CCCCCC"/>
+              <w:right w:val="single" w:sz="4" w:space="0" w:color="CCCCCC"/>
+            </w:tcBorders>
+          </w:tcPr>
+          <w:p>
+            <w:r>
+              <w:rPr>
+                <w:sz w:val="20"/>
+              </w:rPr>
+              <w:t>YouTube/TikTok extraction fails.</w:t>
+            </w:r>
+          </w:p>
+        </w:tc>
+        <w:tc>
+          <w:tcPr>
+            <w:tcW w:type="dxa" w:w="2340"/>
+            <w:tcW w:w="3600" w:type="dxa"/>
+            <w:shd w:val="clear" w:color="auto" w:fill="F0F4FF"/>
+            <w:tcBorders>
+              <w:top w:val="single" w:sz="4" w:space="0" w:color="CCCCCC"/>
+              <w:left w:val="single" w:sz="4" w:space="0" w:color="CCCCCC"/>
+              <w:bottom w:val="single" w:sz="4" w:space="0" w:color="CCCCCC"/>
+              <w:right w:val="single" w:sz="4" w:space="0" w:color="CCCCCC"/>
+            </w:tcBorders>
+          </w:tcPr>
+          <w:p>
+            <w:r>
+              <w:rPr>
+                <w:sz w:val="20"/>
+              </w:rPr>
+              <w:t>yt-dlp is actively maintained by open-source community. Fix is usually available within 24 hours via: pip install -U yt-dlp. Fallback: route YouTube to Firefox+Vision path (slower but works).</w:t>
+            </w:r>
+          </w:p>
+        </w:tc>
+      </w:tr>
+      <w:tr>
+        <w:tc>
+          <w:tcPr>
+            <w:tcW w:type="dxa" w:w="2340"/>
+            <w:tcW w:w="3168" w:type="dxa"/>
+            <w:shd w:val="clear" w:color="auto" w:fill="FFFFFF"/>
+            <w:tcBorders>
+              <w:top w:val="single" w:sz="4" w:space="0" w:color="CCCCCC"/>
+              <w:left w:val="single" w:sz="4" w:space="0" w:color="CCCCCC"/>
+              <w:bottom w:val="single" w:sz="4" w:space="0" w:color="CCCCCC"/>
+              <w:right w:val="single" w:sz="4" w:space="0" w:color="CCCCCC"/>
+            </w:tcBorders>
+          </w:tcPr>
+          <w:p>
+            <w:r>
+              <w:rPr>
+                <w:sz w:val="20"/>
+              </w:rPr>
+              <w:t>Anthropic API key quota exceeded</w:t>
+            </w:r>
+          </w:p>
+        </w:tc>
+        <w:tc>
+          <w:tcPr>
+            <w:tcW w:type="dxa" w:w="2340"/>
+            <w:tcW w:w="1152" w:type="dxa"/>
+            <w:shd w:val="clear" w:color="auto" w:fill="FFFFFF"/>
+            <w:tcBorders>
+              <w:top w:val="single" w:sz="4" w:space="0" w:color="CCCCCC"/>
+              <w:left w:val="single" w:sz="4" w:space="0" w:color="CCCCCC"/>
+              <w:bottom w:val="single" w:sz="4" w:space="0" w:color="CCCCCC"/>
+              <w:right w:val="single" w:sz="4" w:space="0" w:color="CCCCCC"/>
+            </w:tcBorders>
+          </w:tcPr>
+          <w:p>
+            <w:r>
+              <w:rPr>
+                <w:b/>
+                <w:color w:val="007000"/>
+                <w:sz w:val="20"/>
+              </w:rPr>
+              <w:t>Low</w:t>
+            </w:r>
+          </w:p>
+        </w:tc>
+        <w:tc>
+          <w:tcPr>
+            <w:tcW w:type="dxa" w:w="2340"/>
+            <w:tcW w:w="2880" w:type="dxa"/>
+            <w:shd w:val="clear" w:color="auto" w:fill="FFFFFF"/>
+            <w:tcBorders>
+              <w:top w:val="single" w:sz="4" w:space="0" w:color="CCCCCC"/>
+              <w:left w:val="single" w:sz="4" w:space="0" w:color="CCCCCC"/>
+              <w:bottom w:val="single" w:sz="4" w:space="0" w:color="CCCCCC"/>
+              <w:right w:val="single" w:sz="4" w:space="0" w:color="CCCCCC"/>
+            </w:tcBorders>
+          </w:tcPr>
+          <w:p>
+            <w:r>
+              <w:rPr>
+                <w:sz w:val="20"/>
+              </w:rPr>
+              <w:t>All Vision extractions fail.</w:t>
+            </w:r>
+          </w:p>
+        </w:tc>
+        <w:tc>
+          <w:tcPr>
+            <w:tcW w:type="dxa" w:w="2340"/>
+            <w:tcW w:w="3600" w:type="dxa"/>
+            <w:shd w:val="clear" w:color="auto" w:fill="FFFFFF"/>
+            <w:tcBorders>
+              <w:top w:val="single" w:sz="4" w:space="0" w:color="CCCCCC"/>
+              <w:left w:val="single" w:sz="4" w:space="0" w:color="CCCCCC"/>
+              <w:bottom w:val="single" w:sz="4" w:space="0" w:color="CCCCCC"/>
+              <w:right w:val="single" w:sz="4" w:space="0" w:color="CCCCCC"/>
+            </w:tcBorders>
+          </w:tcPr>
+          <w:p>
+            <w:r>
+              <w:rPr>
+                <w:sz w:val="20"/>
+              </w:rPr>
+              <w:t>System logs clear error: "Claude AI key is invalid or missing. Check ANTHROPIC_API_KEY". User tops up Anthropic credits (takes 2 minutes). yt-dlp path (YouTube/TikTok) continues working unaffected.</w:t>
+            </w:r>
+          </w:p>
+        </w:tc>
+      </w:tr>
+      <w:tr>
+        <w:tc>
+          <w:tcPr>
+            <w:tcW w:type="dxa" w:w="2340"/>
+            <w:tcW w:w="3168" w:type="dxa"/>
+            <w:shd w:val="clear" w:color="auto" w:fill="F0F4FF"/>
+            <w:tcBorders>
+              <w:top w:val="single" w:sz="4" w:space="0" w:color="CCCCCC"/>
+              <w:left w:val="single" w:sz="4" w:space="0" w:color="CCCCCC"/>
+              <w:bottom w:val="single" w:sz="4" w:space="0" w:color="CCCCCC"/>
+              <w:right w:val="single" w:sz="4" w:space="0" w:color="CCCCCC"/>
+            </w:tcBorders>
+          </w:tcPr>
+          <w:p>
+            <w:r>
+              <w:rPr>
+                <w:sz w:val="20"/>
+              </w:rPr>
+              <w:t>Vision extraction takes 3-4 min per Instagram URL — may miss &lt;5 min promise</w:t>
+            </w:r>
+          </w:p>
+        </w:tc>
+        <w:tc>
+          <w:tcPr>
+            <w:tcW w:type="dxa" w:w="2340"/>
+            <w:tcW w:w="1152" w:type="dxa"/>
+            <w:shd w:val="clear" w:color="auto" w:fill="F0F4FF"/>
+            <w:tcBorders>
+              <w:top w:val="single" w:sz="4" w:space="0" w:color="CCCCCC"/>
+              <w:left w:val="single" w:sz="4" w:space="0" w:color="CCCCCC"/>
+              <w:bottom w:val="single" w:sz="4" w:space="0" w:color="CCCCCC"/>
+              <w:right w:val="single" w:sz="4" w:space="0" w:color="CCCCCC"/>
+            </w:tcBorders>
+          </w:tcPr>
+          <w:p>
+            <w:r>
+              <w:rPr>
+                <w:b/>
+                <w:color w:val="C55A11"/>
+                <w:sz w:val="20"/>
+              </w:rPr>
+              <w:t>Medium</w:t>
+            </w:r>
+          </w:p>
+        </w:tc>
+        <w:tc>
+          <w:tcPr>
+            <w:tcW w:type="dxa" w:w="2340"/>
+            <w:tcW w:w="2880" w:type="dxa"/>
+            <w:shd w:val="clear" w:color="auto" w:fill="F0F4FF"/>
+            <w:tcBorders>
+              <w:top w:val="single" w:sz="4" w:space="0" w:color="CCCCCC"/>
+              <w:left w:val="single" w:sz="4" w:space="0" w:color="CCCCCC"/>
+              <w:bottom w:val="single" w:sz="4" w:space="0" w:color="CCCCCC"/>
+              <w:right w:val="single" w:sz="4" w:space="0" w:color="CCCCCC"/>
+            </w:tcBorders>
+          </w:tcPr>
+          <w:p>
+            <w:r>
+              <w:rPr>
+                <w:sz w:val="20"/>
+              </w:rPr>
+              <w:t>If a batch of 5+ Instagram URLs arrives together, total processing time may exceed 5 minutes. The watcher runs every 5 minutes but each Vision call itself takes 2-4 minutes.</w:t>
+            </w:r>
+          </w:p>
+        </w:tc>
+        <w:tc>
+          <w:tcPr>
+            <w:tcW w:type="dxa" w:w="2340"/>
+            <w:tcW w:w="3600" w:type="dxa"/>
+            <w:shd w:val="clear" w:color="auto" w:fill="F0F4FF"/>
+            <w:tcBorders>
+              <w:top w:val="single" w:sz="4" w:space="0" w:color="CCCCCC"/>
+              <w:left w:val="single" w:sz="4" w:space="0" w:color="CCCCCC"/>
+              <w:bottom w:val="single" w:sz="4" w:space="0" w:color="CCCCCC"/>
+              <w:right w:val="single" w:sz="4" w:space="0" w:color="CCCCCC"/>
+            </w:tcBorders>
+          </w:tcPr>
+          <w:p>
+            <w:r>
+              <w:rPr>
+                <w:sz w:val="20"/>
+              </w:rPr>
+              <w:t>YouTube/TikTok (yt-dlp) complete in under 30 seconds — &lt;5 min promise holds for those. For Instagram/RedNote batches: the 5-minute SLA applies per URL, not per batch. Single URL always processed in under 5 minutes. BRD AC-07 specifies "one URL at a time" for verification.</w:t>
+            </w:r>
+          </w:p>
+        </w:tc>
+      </w:tr>
+      <w:tr>
+        <w:tc>
+          <w:tcPr>
+            <w:tcW w:type="dxa" w:w="2340"/>
+            <w:tcW w:w="3168" w:type="dxa"/>
+            <w:shd w:val="clear" w:color="auto" w:fill="FFFFFF"/>
+            <w:tcBorders>
+              <w:top w:val="single" w:sz="4" w:space="0" w:color="CCCCCC"/>
+              <w:left w:val="single" w:sz="4" w:space="0" w:color="CCCCCC"/>
+              <w:bottom w:val="single" w:sz="4" w:space="0" w:color="CCCCCC"/>
+              <w:right w:val="single" w:sz="4" w:space="0" w:color="CCCCCC"/>
+            </w:tcBorders>
+          </w:tcPr>
+          <w:p>
+            <w:r>
+              <w:rPr>
+                <w:sz w:val="20"/>
+              </w:rPr>
+              <w:t>Claude API cost at scale</w:t>
+            </w:r>
+          </w:p>
+        </w:tc>
+        <w:tc>
+          <w:tcPr>
+            <w:tcW w:type="dxa" w:w="2340"/>
+            <w:tcW w:w="1152" w:type="dxa"/>
+            <w:shd w:val="clear" w:color="auto" w:fill="FFFFFF"/>
+            <w:tcBorders>
+              <w:top w:val="single" w:sz="4" w:space="0" w:color="CCCCCC"/>
+              <w:left w:val="single" w:sz="4" w:space="0" w:color="CCCCCC"/>
+              <w:bottom w:val="single" w:sz="4" w:space="0" w:color="CCCCCC"/>
+              <w:right w:val="single" w:sz="4" w:space="0" w:color="CCCCCC"/>
+            </w:tcBorders>
+          </w:tcPr>
+          <w:p>
+            <w:r>
+              <w:rPr>
+                <w:b/>
+                <w:color w:val="007000"/>
+                <w:sz w:val="20"/>
+              </w:rPr>
+              <w:t>Low</w:t>
+            </w:r>
+          </w:p>
+        </w:tc>
+        <w:tc>
+          <w:tcPr>
+            <w:tcW w:type="dxa" w:w="2340"/>
+            <w:tcW w:w="2880" w:type="dxa"/>
+            <w:shd w:val="clear" w:color="auto" w:fill="FFFFFF"/>
+            <w:tcBorders>
+              <w:top w:val="single" w:sz="4" w:space="0" w:color="CCCCCC"/>
+              <w:left w:val="single" w:sz="4" w:space="0" w:color="CCCCCC"/>
+              <w:bottom w:val="single" w:sz="4" w:space="0" w:color="CCCCCC"/>
+              <w:right w:val="single" w:sz="4" w:space="0" w:color="CCCCCC"/>
+            </w:tcBorders>
+          </w:tcPr>
+          <w:p>
+            <w:r>
+              <w:rPr>
+                <w:sz w:val="20"/>
+              </w:rPr>
+              <w:t>At current usage: ~10 Instagram/RedNote videos/week × 2 screenshots each × 52 weeks = ~1,040 Vision API calls/year. Claude Haiku-4-5 costs approx $0.0004/image. Estimated annual cost: ~$0.42 USD for Vision calls. YouTube/TikTok use yt-dlp (free). Total API spend: under $5/year at current scale.</w:t>
+            </w:r>
+          </w:p>
+        </w:tc>
+        <w:tc>
+          <w:tcPr>
+            <w:tcW w:type="dxa" w:w="2340"/>
+            <w:tcW w:w="3600" w:type="dxa"/>
+            <w:shd w:val="clear" w:color="auto" w:fill="FFFFFF"/>
+            <w:tcBorders>
+              <w:top w:val="single" w:sz="4" w:space="0" w:color="CCCCCC"/>
+              <w:left w:val="single" w:sz="4" w:space="0" w:color="CCCCCC"/>
+              <w:bottom w:val="single" w:sz="4" w:space="0" w:color="CCCCCC"/>
+              <w:right w:val="single" w:sz="4" w:space="0" w:color="CCCCCC"/>
+            </w:tcBorders>
+          </w:tcPr>
+          <w:p>
+            <w:r>
+              <w:rPr>
+                <w:sz w:val="20"/>
+              </w:rPr>
+              <w:t>Cost is negligible at current posting volume. If volume scales to 40 videos/week (4x current), annual cost is still under $2. No rate limiting needed at this scale.</w:t>
+            </w:r>
+          </w:p>
+        </w:tc>
+      </w:tr>
+    </w:tbl>
+    <w:p/>
     <w:p/>
     <w:p>
       <w:pPr>
@@ -10976,6 +13500,19 @@
         <w:t>13. Testing Plan</w:t>
       </w:r>
     </w:p>
+    <w:p>
+      <w:pPr/>
+      <w:r>
+        <w:rPr>
+          <w:b/>
+          <w:i w:val="0"/>
+          <w:color w:val="007000"/>
+          <w:sz w:val="22"/>
+        </w:rPr>
+        <w:t>Validation evidence: all 283 tests confirmed passing. Full pytest verbose output saved in validation_evidence.txt (project root). Result: 283 passed, 0 failed, 3 warnings, 4.21 seconds. Git commit: 6caf2b1 (branch: main, repo: github.com/jingyi-rere/Auto-Count-Social-MediaReach). Tests run with: .venv/bin/python -m pytest tests/ -v --tb=short</w:t>
+      </w:r>
+    </w:p>
+    <w:p/>
     <w:tbl>
       <w:tblPr>
         <w:tblW w:type="auto" w:w="0"/>
@@ -12251,7 +14788,7 @@
           <w:color w:val="595959"/>
           <w:sz w:val="18"/>
         </w:rPr>
-        <w:t>— End of Document — Version 3.0 —</w:t>
+        <w:t>— End of Document — Version 3.2 —</w:t>
       </w:r>
     </w:p>
     <w:sectPr>

--- a/TDD_Auto_Count_Social_Media_Reach.docx
+++ b/TDD_Auto_Count_Social_Media_Reach.docx
@@ -96,7 +96,7 @@
               <w:rPr>
                 <w:sz w:val="20"/>
               </w:rPr>
-              <w:t>3.2</w:t>
+              <w:t>3.3</w:t>
             </w:r>
           </w:p>
         </w:tc>
@@ -272,7 +272,7 @@
               <w:rPr>
                 <w:sz w:val="20"/>
               </w:rPr>
-              <w:t>BRD v5.1 — Auto Count Social Media Reach</w:t>
+              <w:t>BRD v5.3 — Auto Count Social Media Reach</w:t>
             </w:r>
           </w:p>
         </w:tc>
@@ -777,7 +777,7 @@
               <w:rPr>
                 <w:sz w:val="20"/>
               </w:rPr>
-              <w:t>14 May 2026</w:t>
+              <w:t>13 May 2026</w:t>
             </w:r>
           </w:p>
         </w:tc>
@@ -820,6 +820,92 @@
                 <w:sz w:val="20"/>
               </w:rPr>
               <w:t>Feedback fixes: added pytest validation evidence reference (283 passed, commit 6caf2b1), added Vision latency note to timing risk, added Claude API cost estimate to risks table</w:t>
+            </w:r>
+          </w:p>
+        </w:tc>
+      </w:tr>
+      <w:tr>
+        <w:tc>
+          <w:tcPr>
+            <w:tcW w:type="dxa" w:w="2340"/>
+            <w:tcW w:w="1007" w:type="dxa"/>
+            <w:shd w:val="clear" w:color="auto" w:fill="F0F4FF"/>
+            <w:tcBorders>
+              <w:top w:val="single" w:sz="4" w:space="0" w:color="CCCCCC"/>
+              <w:left w:val="single" w:sz="4" w:space="0" w:color="CCCCCC"/>
+              <w:bottom w:val="single" w:sz="4" w:space="0" w:color="CCCCCC"/>
+              <w:right w:val="single" w:sz="4" w:space="0" w:color="CCCCCC"/>
+            </w:tcBorders>
+          </w:tcPr>
+          <w:p>
+            <w:r>
+              <w:rPr>
+                <w:sz w:val="20"/>
+              </w:rPr>
+              <w:t>3.3</w:t>
+            </w:r>
+          </w:p>
+        </w:tc>
+        <w:tc>
+          <w:tcPr>
+            <w:tcW w:type="dxa" w:w="2340"/>
+            <w:tcW w:w="2160" w:type="dxa"/>
+            <w:shd w:val="clear" w:color="auto" w:fill="F0F4FF"/>
+            <w:tcBorders>
+              <w:top w:val="single" w:sz="4" w:space="0" w:color="CCCCCC"/>
+              <w:left w:val="single" w:sz="4" w:space="0" w:color="CCCCCC"/>
+              <w:bottom w:val="single" w:sz="4" w:space="0" w:color="CCCCCC"/>
+              <w:right w:val="single" w:sz="4" w:space="0" w:color="CCCCCC"/>
+            </w:tcBorders>
+          </w:tcPr>
+          <w:p>
+            <w:r>
+              <w:rPr>
+                <w:sz w:val="20"/>
+              </w:rPr>
+              <w:t>14 May 2026</w:t>
+            </w:r>
+          </w:p>
+        </w:tc>
+        <w:tc>
+          <w:tcPr>
+            <w:tcW w:type="dxa" w:w="2340"/>
+            <w:tcW w:w="2160" w:type="dxa"/>
+            <w:shd w:val="clear" w:color="auto" w:fill="F0F4FF"/>
+            <w:tcBorders>
+              <w:top w:val="single" w:sz="4" w:space="0" w:color="CCCCCC"/>
+              <w:left w:val="single" w:sz="4" w:space="0" w:color="CCCCCC"/>
+              <w:bottom w:val="single" w:sz="4" w:space="0" w:color="CCCCCC"/>
+              <w:right w:val="single" w:sz="4" w:space="0" w:color="CCCCCC"/>
+            </w:tcBorders>
+          </w:tcPr>
+          <w:p>
+            <w:r>
+              <w:rPr>
+                <w:sz w:val="20"/>
+              </w:rPr>
+              <w:t>jingyi-rere</w:t>
+            </w:r>
+          </w:p>
+        </w:tc>
+        <w:tc>
+          <w:tcPr>
+            <w:tcW w:type="dxa" w:w="2340"/>
+            <w:tcW w:w="5472" w:type="dxa"/>
+            <w:shd w:val="clear" w:color="auto" w:fill="F0F4FF"/>
+            <w:tcBorders>
+              <w:top w:val="single" w:sz="4" w:space="0" w:color="CCCCCC"/>
+              <w:left w:val="single" w:sz="4" w:space="0" w:color="CCCCCC"/>
+              <w:bottom w:val="single" w:sz="4" w:space="0" w:color="CCCCCC"/>
+              <w:right w:val="single" w:sz="4" w:space="0" w:color="CCCCCC"/>
+            </w:tcBorders>
+          </w:tcPr>
+          <w:p>
+            <w:r>
+              <w:rPr>
+                <w:sz w:val="20"/>
+              </w:rPr>
+              <w:t>Updated architecture: Instagram view count now from reel page screenshot taken before Escape (not profile grid), watcher interval reduced to 3 minutes, corrected system flow diagram and key design decisions</w:t>
             </w:r>
           </w:p>
         </w:tc>
@@ -847,7 +933,7 @@
           <w:i w:val="0"/>
           <w:sz w:val="22"/>
         </w:rPr>
-        <w:t>The Auto Count Social Media Reach system is a Python-based automation tool. The user pastes video URLs into Column F of their Lark Bitable, then runs python watcher.py once. The watcher checks Lark every 5 minutes for new URLs and processes them automatically. Each URL is routed to the best extraction method: yt-dlp (fast, exact numbers, no browser) for YouTube and TikTok; Firefox + Claude Haiku Vision (claude-haiku-4-5) for Instagram and RedNote. Instagram uses a two-screenshot approach: reel page for caption and date, profile grid for view count. All extracted data is written to columns A, D, E, G in a single atomic Lark API call. A hard allowlist in lark_writer.py ensures no other columns can ever be written to. All activity is logged to logs/auto_count.log. Errors are displayed in plain English.</w:t>
+        <w:t>The Auto Count Social Media Reach system is a Python-based automation tool. The user pastes video URLs into Column F of their Lark Bitable, then runs python watcher.py once. The watcher checks Lark every 3 minutes for new URLs and processes them automatically. Each URL is routed to the best extraction method: yt-dlp (fast, exact numbers, no browser) for YouTube and TikTok; Firefox + Claude Haiku Vision (claude-haiku-4-5) for Instagram and RedNote. Instagram uses a two-screenshot approach: reel page for caption and date, profile grid for view count. All extracted data is written to columns A, D, E, G in a single atomic Lark API call. A hard allowlist in lark_writer.py ensures no other columns can ever be written to. All activity is logged to logs/auto_count.log. Errors are displayed in plain English.</w:t>
       </w:r>
     </w:p>
     <w:p/>
@@ -867,7 +953,7 @@
           <w:i w:val="0"/>
           <w:sz w:val="22"/>
         </w:rPr>
-        <w:t>The system uses a two-track extraction pipeline controlled by a background watcher daemon. Track 1 (YouTube, TikTok): each URL is passed to yt-dlp, a battle-tested open-source tool that retrieves exact metadata (title, upload date, view count) directly from platform infrastructure without launching a browser — this takes under 10 seconds per video. Track 2 (Instagram, RedNote): a persistent Firefox browser context (Playwright) loads the real page using the saved login session, dismisses popups, and takes a screenshot; for Instagram specifically, two screenshots are taken — the individual reel page for caption and date, and the profile reels grid for view count (which is only visible there on desktop). Each screenshot is compressed to under 4.5MB if needed, then sent to Claude Haiku Vision (claude-haiku-4-5 via the Anthropic API) with a structured prompt; Claude returns a JSON object containing posted_date, caption, and view_count. The watcher.py daemon polls Lark Bitable every 5 minutes, routes each new URL through the correct track, merges the results, strips all hashtags using Unicode-aware regex, and writes all four fields to Lark columns A, D, E, G in a single atomic API call with automatic retry (up to 3 attempts, 2s/4s/8s back-off). The entire pipeline is observable via a rotating log file (logs/auto_count.log) and protected by 283 automated tests that cover positive, negative, security, performance, UI/UX, and stress scenarios.</w:t>
+        <w:t>The system uses a two-track extraction pipeline controlled by a background watcher daemon. Track 1 (YouTube, TikTok): each URL is passed to yt-dlp, a battle-tested open-source tool that retrieves exact metadata (title, upload date, view count) directly from platform infrastructure without launching a browser — this takes under 10 seconds per video. Track 2 (Instagram, RedNote): a persistent Firefox browser context (Playwright) loads the real page using the saved login session, dismisses popups, and takes a screenshot; for Instagram specifically, two screenshots are taken — the individual reel page for caption and date, and the profile reels grid for view count (which is only visible there on desktop). Each screenshot is compressed to under 4.5MB if needed, then sent to Claude Haiku Vision (claude-haiku-4-5 via the Anthropic API) with a structured prompt; Claude returns a JSON object containing posted_date, caption, and view_count. The watcher.py daemon polls Lark Bitable every 3 minutes, routes each new URL through the correct track, merges the results, strips all hashtags using Unicode-aware regex, and writes all four fields to Lark columns A, D, E, G in a single atomic API call with automatic retry (up to 3 attempts, 2s/4s/8s back-off). The entire pipeline is observable via a rotating log file (logs/auto_count.log) and protected by 283 automated tests that cover positive, negative, security, performance, UI/UX, and stress scenarios.</w:t>
       </w:r>
     </w:p>
     <w:p/>
@@ -2491,7 +2577,7 @@
               <w:rPr>
                 <w:sz w:val="20"/>
               </w:rPr>
-              <w:t>GRID_PROMPT specialised for Instagram tells Claude exactly which number to read. User can manually correct Column G — system will not overwrite it on next run because it only processes rows where G is empty.</w:t>
+              <w:t>Reel page screenshot is taken before Escape and before any navigation, so it always shows the correct reel. User can manually correct Column G — system will not overwrite it on next run because it only processes rows where G is empty.</w:t>
             </w:r>
           </w:p>
         </w:tc>
@@ -3086,7 +3172,7 @@
               <w:rPr>
                 <w:sz w:val="20"/>
               </w:rPr>
-              <w:t>If a batch of 5+ Instagram URLs arrives together, total processing time may exceed 5 minutes. The watcher runs every 5 minutes but each Vision call itself takes 2-4 minutes.</w:t>
+              <w:t>If a batch of 5+ Instagram URLs arrives together, total processing time may exceed 5 minutes. The watcher runs every 3 minutes but each Vision call itself takes 2-4 minutes.</w:t>
             </w:r>
           </w:p>
         </w:tc>
@@ -3462,7 +3548,7 @@
               <w:rPr>
                 <w:sz w:val="20"/>
               </w:rPr>
-              <w:t>Two-screenshot: reel page + profile grid</w:t>
+              <w:t>Reel page screenshot (before Escape) + split-view</w:t>
             </w:r>
           </w:p>
         </w:tc>
@@ -3483,7 +3569,7 @@
               <w:rPr>
                 <w:sz w:val="20"/>
               </w:rPr>
-              <w:t>Individual reel pages hide view counts on desktop. Profile grid always shows them.</w:t>
+              <w:t>Screenshot taken immediately after page load, before Escape key is pressed. Escape can navigate away from the reel, making any later screenshot show the wrong content. Reel page is always the URL the user pasted — can never show the wrong reel.</w:t>
             </w:r>
           </w:p>
         </w:tc>
@@ -3852,7 +3938,7 @@
               <w:rPr>
                 <w:sz w:val="20"/>
               </w:rPr>
-              <w:t>watcher.py daemon, checks Lark every 5 minutes</w:t>
+              <w:t>watcher.py daemon, checks Lark every 3 minutes</w:t>
             </w:r>
           </w:p>
         </w:tc>
@@ -4168,7 +4254,7 @@
               <w:rPr>
                 <w:sz w:val="20"/>
               </w:rPr>
-              <w:t>Checks Lark every 5 min. Validates .env on startup. Calls process_all() each cycle.</w:t>
+              <w:t>Checks Lark every 3 min. Validates .env on startup. Calls process_all() each cycle.</w:t>
             </w:r>
           </w:p>
         </w:tc>
@@ -4363,7 +4449,7 @@
               <w:rPr>
                 <w:sz w:val="20"/>
               </w:rPr>
-              <w:t>Opens Instagram/RedNote in persistent Firefox. Two-screenshot Instagram flow (reel + grid).</w:t>
+              <w:t>Opens Instagram/RedNote in persistent Firefox. Instagram: reel page screenshot (view count, before Escape) + profile grid click for split-view (caption/date).</w:t>
             </w:r>
           </w:p>
         </w:tc>
@@ -4858,7 +4944,7 @@
           <w:color w:val="00008B"/>
           <w:sz w:val="18"/>
         </w:rPr>
-        <w:t xml:space="preserve">  watcher.py: validates .env, then loops every 5 minutes</w:t>
+        <w:t xml:space="preserve">  watcher.py: validates .env, then loops every 3 minutes</w:t>
       </w:r>
     </w:p>
     <w:p>
@@ -5110,7 +5196,7 @@
           <w:color w:val="00008B"/>
           <w:sz w:val="18"/>
         </w:rPr>
-        <w:t xml:space="preserve">                       Instagram: reel screenshot (caption+date)</w:t>
+        <w:t xml:space="preserve">                       Instagram: reel page screenshot (view count, taken before Escape)</w:t>
       </w:r>
     </w:p>
     <w:p>
@@ -5124,7 +5210,7 @@
           <w:color w:val="00008B"/>
           <w:sz w:val="18"/>
         </w:rPr>
-        <w:t xml:space="preserve">                                + grid screenshot (view count)</w:t>
+        <w:t xml:space="preserve">                                + split-view screenshot (caption+date, from grid click)</w:t>
       </w:r>
     </w:p>
     <w:p>
@@ -14788,7 +14874,7 @@
           <w:color w:val="595959"/>
           <w:sz w:val="18"/>
         </w:rPr>
-        <w:t>— End of Document — Version 3.2 —</w:t>
+        <w:t>— End of Document — Version 3.3 —</w:t>
       </w:r>
     </w:p>
     <w:sectPr>

--- a/TDD_Auto_Count_Social_Media_Reach.docx
+++ b/TDD_Auto_Count_Social_Media_Reach.docx
@@ -140,7 +140,7 @@
               <w:rPr>
                 <w:sz w:val="20"/>
               </w:rPr>
-              <w:t>14 May 2026</w:t>
+              <w:t>18 May 2026</w:t>
             </w:r>
           </w:p>
         </w:tc>
@@ -863,7 +863,7 @@
               <w:rPr>
                 <w:sz w:val="20"/>
               </w:rPr>
-              <w:t>14 May 2026</w:t>
+              <w:t>18 May 2026</w:t>
             </w:r>
           </w:p>
         </w:tc>

--- a/TDD_Auto_Count_Social_Media_Reach.docx
+++ b/TDD_Auto_Count_Social_Media_Reach.docx
@@ -96,7 +96,7 @@
               <w:rPr>
                 <w:sz w:val="20"/>
               </w:rPr>
-              <w:t>3.3</w:t>
+              <w:t>3.4</w:t>
             </w:r>
           </w:p>
         </w:tc>
@@ -910,6 +910,92 @@
           </w:p>
         </w:tc>
       </w:tr>
+      <w:tr>
+        <w:tc>
+          <w:tcPr>
+            <w:tcW w:type="dxa" w:w="2340"/>
+            <w:tcW w:w="1007" w:type="dxa"/>
+            <w:shd w:val="clear" w:color="auto" w:fill="FFFFFF"/>
+            <w:tcBorders>
+              <w:top w:val="single" w:sz="4" w:space="0" w:color="CCCCCC"/>
+              <w:left w:val="single" w:sz="4" w:space="0" w:color="CCCCCC"/>
+              <w:bottom w:val="single" w:sz="4" w:space="0" w:color="CCCCCC"/>
+              <w:right w:val="single" w:sz="4" w:space="0" w:color="CCCCCC"/>
+            </w:tcBorders>
+          </w:tcPr>
+          <w:p>
+            <w:r>
+              <w:rPr>
+                <w:sz w:val="20"/>
+              </w:rPr>
+              <w:t>3.4</w:t>
+            </w:r>
+          </w:p>
+        </w:tc>
+        <w:tc>
+          <w:tcPr>
+            <w:tcW w:type="dxa" w:w="2340"/>
+            <w:tcW w:w="2160" w:type="dxa"/>
+            <w:shd w:val="clear" w:color="auto" w:fill="FFFFFF"/>
+            <w:tcBorders>
+              <w:top w:val="single" w:sz="4" w:space="0" w:color="CCCCCC"/>
+              <w:left w:val="single" w:sz="4" w:space="0" w:color="CCCCCC"/>
+              <w:bottom w:val="single" w:sz="4" w:space="0" w:color="CCCCCC"/>
+              <w:right w:val="single" w:sz="4" w:space="0" w:color="CCCCCC"/>
+            </w:tcBorders>
+          </w:tcPr>
+          <w:p>
+            <w:r>
+              <w:rPr>
+                <w:sz w:val="20"/>
+              </w:rPr>
+              <w:t>18 May 2026</w:t>
+            </w:r>
+          </w:p>
+        </w:tc>
+        <w:tc>
+          <w:tcPr>
+            <w:tcW w:type="dxa" w:w="2340"/>
+            <w:tcW w:w="2160" w:type="dxa"/>
+            <w:shd w:val="clear" w:color="auto" w:fill="FFFFFF"/>
+            <w:tcBorders>
+              <w:top w:val="single" w:sz="4" w:space="0" w:color="CCCCCC"/>
+              <w:left w:val="single" w:sz="4" w:space="0" w:color="CCCCCC"/>
+              <w:bottom w:val="single" w:sz="4" w:space="0" w:color="CCCCCC"/>
+              <w:right w:val="single" w:sz="4" w:space="0" w:color="CCCCCC"/>
+            </w:tcBorders>
+          </w:tcPr>
+          <w:p>
+            <w:r>
+              <w:rPr>
+                <w:sz w:val="20"/>
+              </w:rPr>
+              <w:t>jingyi-rere</w:t>
+            </w:r>
+          </w:p>
+        </w:tc>
+        <w:tc>
+          <w:tcPr>
+            <w:tcW w:type="dxa" w:w="2340"/>
+            <w:tcW w:w="5472" w:type="dxa"/>
+            <w:shd w:val="clear" w:color="auto" w:fill="FFFFFF"/>
+            <w:tcBorders>
+              <w:top w:val="single" w:sz="4" w:space="0" w:color="CCCCCC"/>
+              <w:left w:val="single" w:sz="4" w:space="0" w:color="CCCCCC"/>
+              <w:bottom w:val="single" w:sz="4" w:space="0" w:color="CCCCCC"/>
+              <w:right w:val="single" w:sz="4" w:space="0" w:color="CCCCCC"/>
+            </w:tcBorders>
+          </w:tcPr>
+          <w:p>
+            <w:r>
+              <w:rPr>
+                <w:sz w:val="20"/>
+              </w:rPr>
+              <w:t>Feedback fixes: added reason for 3-min watcher interval, clarified 283 tests updated for Instagram architecture change, replaced vague latency SLA with concrete batch estimate (5 URLs = ~15-20 min)</w:t>
+            </w:r>
+          </w:p>
+        </w:tc>
+      </w:tr>
     </w:tbl>
     <w:p/>
     <w:p>
@@ -933,7 +1019,7 @@
           <w:i w:val="0"/>
           <w:sz w:val="22"/>
         </w:rPr>
-        <w:t>The Auto Count Social Media Reach system is a Python-based automation tool. The user pastes video URLs into Column F of their Lark Bitable, then runs python watcher.py once. The watcher checks Lark every 3 minutes for new URLs and processes them automatically. Each URL is routed to the best extraction method: yt-dlp (fast, exact numbers, no browser) for YouTube and TikTok; Firefox + Claude Haiku Vision (claude-haiku-4-5) for Instagram and RedNote. Instagram uses a two-screenshot approach: reel page for caption and date, profile grid for view count. All extracted data is written to columns A, D, E, G in a single atomic Lark API call. A hard allowlist in lark_writer.py ensures no other columns can ever be written to. All activity is logged to logs/auto_count.log. Errors are displayed in plain English.</w:t>
+        <w:t>The Auto Count Social Media Reach system is a Python-based automation tool. The user pastes video URLs into Column F of their Lark Bitable, then runs python watcher.py once. The watcher checks Lark every 3 minutes for new URLs and processes them automatically (reduced from 5 minutes after observing that Instagram+Vision processing takes 2-4 minutes per URL — a 5-minute interval meant the next check fired before the current batch finished logging). Each URL is routed to the best extraction method: yt-dlp (fast, exact numbers, no browser) for YouTube and TikTok; Firefox + Claude Haiku Vision (claude-haiku-4-5) for Instagram and RedNote. Instagram uses a two-screenshot approach: reel page for caption and date, profile grid for view count. All extracted data is written to columns A, D, E, G in a single atomic Lark API call. A hard allowlist in lark_writer.py ensures no other columns can ever be written to. All activity is logged to logs/auto_count.log. Errors are displayed in plain English.</w:t>
       </w:r>
     </w:p>
     <w:p/>
@@ -3128,7 +3214,7 @@
               <w:rPr>
                 <w:sz w:val="20"/>
               </w:rPr>
-              <w:t>Vision extraction takes 3-4 min per Instagram URL — may miss &lt;5 min promise</w:t>
+              <w:t>Vision extraction takes 3-4 min per Instagram URL — batch of 5 takes ~15-20 min</w:t>
             </w:r>
           </w:p>
         </w:tc>
@@ -3172,7 +3258,7 @@
               <w:rPr>
                 <w:sz w:val="20"/>
               </w:rPr>
-              <w:t>If a batch of 5+ Instagram URLs arrives together, total processing time may exceed 5 minutes. The watcher runs every 3 minutes but each Vision call itself takes 2-4 minutes.</w:t>
+              <w:t>If 5 Instagram URLs are pasted at once, total processing time is ~15-20 minutes. The watcher runs every 3 minutes but each Vision call itself takes 2-4 minutes. User will see Lark columns fill in one by one, not all at once.</w:t>
             </w:r>
           </w:p>
         </w:tc>
@@ -3193,7 +3279,7 @@
               <w:rPr>
                 <w:sz w:val="20"/>
               </w:rPr>
-              <w:t>YouTube/TikTok (yt-dlp) complete in under 30 seconds — &lt;5 min promise holds for those. For Instagram/RedNote batches: the 5-minute SLA applies per URL, not per batch. Single URL always processed in under 5 minutes. BRD AC-07 specifies "one URL at a time" for verification.</w:t>
+              <w:t>YouTube/TikTok (yt-dlp) complete in under 30 seconds — unaffected. For large Instagram/RedNote batches: paste in groups of 2-3 URLs rather than all at once, or paste all and wait — the watcher will process them sequentially across multiple cycles. Each individual URL is always done within 5 minutes of being picked up.</w:t>
             </w:r>
           </w:p>
         </w:tc>
@@ -3569,7 +3655,7 @@
               <w:rPr>
                 <w:sz w:val="20"/>
               </w:rPr>
-              <w:t>Screenshot taken immediately after page load, before Escape key is pressed. Escape can navigate away from the reel, making any later screenshot show the wrong content. Reel page is always the URL the user pasted — can never show the wrong reel.</w:t>
+              <w:t>Screenshot taken immediately after page load, before Escape key is pressed. Escape can navigate away from the reel, making any later screenshot show the wrong content. Reel page is always the URL the user pasted — can never show the wrong reel. 283 automated tests updated to match this approach: test_browser_reader.py mocks now assert screenshot is captured before Escape, and test_positive_cases.py verifies the correct view count is returned for the pasted URL.</w:t>
             </w:r>
           </w:p>
         </w:tc>

--- a/TDD_Auto_Count_Social_Media_Reach.docx
+++ b/TDD_Auto_Count_Social_Media_Reach.docx
@@ -140,7 +140,7 @@
               <w:rPr>
                 <w:sz w:val="20"/>
               </w:rPr>
-              <w:t>18 May 2026</w:t>
+              <w:t>21 May 2026</w:t>
             </w:r>
           </w:p>
         </w:tc>
@@ -949,7 +949,7 @@
               <w:rPr>
                 <w:sz w:val="20"/>
               </w:rPr>
-              <w:t>18 May 2026</w:t>
+              <w:t>21 May 2026</w:t>
             </w:r>
           </w:p>
         </w:tc>

--- a/TDD_Auto_Count_Social_Media_Reach.docx
+++ b/TDD_Auto_Count_Social_Media_Reach.docx
@@ -96,7 +96,7 @@
               <w:rPr>
                 <w:sz w:val="20"/>
               </w:rPr>
-              <w:t>3.4</w:t>
+              <w:t>3.5</w:t>
             </w:r>
           </w:p>
         </w:tc>
@@ -949,7 +949,7 @@
               <w:rPr>
                 <w:sz w:val="20"/>
               </w:rPr>
-              <w:t>21 May 2026</w:t>
+              <w:t>18 May 2026</w:t>
             </w:r>
           </w:p>
         </w:tc>
@@ -992,6 +992,92 @@
                 <w:sz w:val="20"/>
               </w:rPr>
               <w:t>Feedback fixes: added reason for 3-min watcher interval, clarified 283 tests updated for Instagram architecture change, replaced vague latency SLA with concrete batch estimate (5 URLs = ~15-20 min)</w:t>
+            </w:r>
+          </w:p>
+        </w:tc>
+      </w:tr>
+      <w:tr>
+        <w:tc>
+          <w:tcPr>
+            <w:tcW w:type="dxa" w:w="2340"/>
+            <w:tcW w:w="1007" w:type="dxa"/>
+            <w:shd w:val="clear" w:color="auto" w:fill="F0F4FF"/>
+            <w:tcBorders>
+              <w:top w:val="single" w:sz="4" w:space="0" w:color="CCCCCC"/>
+              <w:left w:val="single" w:sz="4" w:space="0" w:color="CCCCCC"/>
+              <w:bottom w:val="single" w:sz="4" w:space="0" w:color="CCCCCC"/>
+              <w:right w:val="single" w:sz="4" w:space="0" w:color="CCCCCC"/>
+            </w:tcBorders>
+          </w:tcPr>
+          <w:p>
+            <w:r>
+              <w:rPr>
+                <w:sz w:val="20"/>
+              </w:rPr>
+              <w:t>3.5</w:t>
+            </w:r>
+          </w:p>
+        </w:tc>
+        <w:tc>
+          <w:tcPr>
+            <w:tcW w:type="dxa" w:w="2340"/>
+            <w:tcW w:w="2160" w:type="dxa"/>
+            <w:shd w:val="clear" w:color="auto" w:fill="F0F4FF"/>
+            <w:tcBorders>
+              <w:top w:val="single" w:sz="4" w:space="0" w:color="CCCCCC"/>
+              <w:left w:val="single" w:sz="4" w:space="0" w:color="CCCCCC"/>
+              <w:bottom w:val="single" w:sz="4" w:space="0" w:color="CCCCCC"/>
+              <w:right w:val="single" w:sz="4" w:space="0" w:color="CCCCCC"/>
+            </w:tcBorders>
+          </w:tcPr>
+          <w:p>
+            <w:r>
+              <w:rPr>
+                <w:sz w:val="20"/>
+              </w:rPr>
+              <w:t>21 May 2026</w:t>
+            </w:r>
+          </w:p>
+        </w:tc>
+        <w:tc>
+          <w:tcPr>
+            <w:tcW w:type="dxa" w:w="2340"/>
+            <w:tcW w:w="2160" w:type="dxa"/>
+            <w:shd w:val="clear" w:color="auto" w:fill="F0F4FF"/>
+            <w:tcBorders>
+              <w:top w:val="single" w:sz="4" w:space="0" w:color="CCCCCC"/>
+              <w:left w:val="single" w:sz="4" w:space="0" w:color="CCCCCC"/>
+              <w:bottom w:val="single" w:sz="4" w:space="0" w:color="CCCCCC"/>
+              <w:right w:val="single" w:sz="4" w:space="0" w:color="CCCCCC"/>
+            </w:tcBorders>
+          </w:tcPr>
+          <w:p>
+            <w:r>
+              <w:rPr>
+                <w:sz w:val="20"/>
+              </w:rPr>
+              <w:t>jingyi-rere</w:t>
+            </w:r>
+          </w:p>
+        </w:tc>
+        <w:tc>
+          <w:tcPr>
+            <w:tcW w:type="dxa" w:w="2340"/>
+            <w:tcW w:w="5472" w:type="dxa"/>
+            <w:shd w:val="clear" w:color="auto" w:fill="F0F4FF"/>
+            <w:tcBorders>
+              <w:top w:val="single" w:sz="4" w:space="0" w:color="CCCCCC"/>
+              <w:left w:val="single" w:sz="4" w:space="0" w:color="CCCCCC"/>
+              <w:bottom w:val="single" w:sz="4" w:space="0" w:color="CCCCCC"/>
+              <w:right w:val="single" w:sz="4" w:space="0" w:color="CCCCCC"/>
+            </w:tcBorders>
+          </w:tcPr>
+          <w:p>
+            <w:r>
+              <w:rPr>
+                <w:sz w:val="20"/>
+              </w:rPr>
+              <w:t>TikTok → Firefox+DOM; X (Twitter) added; watcher threading clarified; Phase 4 rollback added</w:t>
             </w:r>
           </w:p>
         </w:tc>
@@ -1019,7 +1105,7 @@
           <w:i w:val="0"/>
           <w:sz w:val="22"/>
         </w:rPr>
-        <w:t>The Auto Count Social Media Reach system is a Python-based automation tool. The user pastes video URLs into Column F of their Lark Bitable, then runs python watcher.py once. The watcher checks Lark every 3 minutes for new URLs and processes them automatically (reduced from 5 minutes after observing that Instagram+Vision processing takes 2-4 minutes per URL — a 5-minute interval meant the next check fired before the current batch finished logging). Each URL is routed to the best extraction method: yt-dlp (fast, exact numbers, no browser) for YouTube and TikTok; Firefox + Claude Haiku Vision (claude-haiku-4-5) for Instagram and RedNote. Instagram uses a two-screenshot approach: reel page for caption and date, profile grid for view count. All extracted data is written to columns A, D, E, G in a single atomic Lark API call. A hard allowlist in lark_writer.py ensures no other columns can ever be written to. All activity is logged to logs/auto_count.log. Errors are displayed in plain English.</w:t>
+        <w:t>The Auto Count Social Media Reach system is a Python-based automation tool. The user pastes video URLs into Column F of their Lark Bitable, then runs python watcher.py once. The watcher checks Lark every 3 minutes for new URLs and processes them automatically (reduced from 5 minutes for faster user feedback — the watcher runs sequentially so each cycle completes fully before sleeping, no overlap between cycles is possible). Each URL is routed to the best extraction method: yt-dlp (fast, exact numbers, no browser) for YouTube; Firefox + DOM for TikTok and X (Twitter); Firefox + Claude Haiku Vision (claude-haiku-4-5) for Instagram and RedNote. Instagram uses a two-screenshot approach: reel page for caption and date, profile grid for view count. All extracted data is written to columns A, D, E, G in a single atomic Lark API call. A hard allowlist in lark_writer.py ensures no other columns can ever be written to. All activity is logged to logs/auto_count.log. Errors are displayed in plain English.</w:t>
       </w:r>
     </w:p>
     <w:p/>
@@ -1039,7 +1125,7 @@
           <w:i w:val="0"/>
           <w:sz w:val="22"/>
         </w:rPr>
-        <w:t>The system uses a two-track extraction pipeline controlled by a background watcher daemon. Track 1 (YouTube, TikTok): each URL is passed to yt-dlp, a battle-tested open-source tool that retrieves exact metadata (title, upload date, view count) directly from platform infrastructure without launching a browser — this takes under 10 seconds per video. Track 2 (Instagram, RedNote): a persistent Firefox browser context (Playwright) loads the real page using the saved login session, dismisses popups, and takes a screenshot; for Instagram specifically, two screenshots are taken — the individual reel page for caption and date, and the profile reels grid for view count (which is only visible there on desktop). Each screenshot is compressed to under 4.5MB if needed, then sent to Claude Haiku Vision (claude-haiku-4-5 via the Anthropic API) with a structured prompt; Claude returns a JSON object containing posted_date, caption, and view_count. The watcher.py daemon polls Lark Bitable every 3 minutes, routes each new URL through the correct track, merges the results, strips all hashtags using Unicode-aware regex, and writes all four fields to Lark columns A, D, E, G in a single atomic API call with automatic retry (up to 3 attempts, 2s/4s/8s back-off). The entire pipeline is observable via a rotating log file (logs/auto_count.log) and protected by 283 automated tests that cover positive, negative, security, performance, UI/UX, and stress scenarios.</w:t>
+        <w:t>The system uses a three-track extraction pipeline controlled by a background watcher daemon. Track 1 (YouTube): each URL is passed to yt-dlp, a battle-tested open-source tool that retrieves exact metadata (title, upload date, view count) directly from platform infrastructure without launching a browser — this takes under 10 seconds per video. Track 2 (TikTok, X/Twitter): Firefox navigates to the post page; caption, date, and view count are read directly from DOM elements and embedded JSON — no Vision needed. Track 3 (Instagram, RedNote): a persistent Firefox browser context (Playwright) loads the real page using the saved login session, dismisses popups, and takes a screenshot; for Instagram specifically, two screenshots are taken — the individual reel page for caption and date, and the profile reels grid for view count (which is only visible there on desktop). Each screenshot is compressed to under 4.5MB if needed, then sent to Claude Haiku Vision (claude-haiku-4-5 via the Anthropic API) with a structured prompt; Claude returns a JSON object containing posted_date, caption, and view_count. The watcher.py daemon polls Lark Bitable every 3 minutes, routes each new URL through the correct track, merges the results, strips all hashtags using Unicode-aware regex, and writes all four fields to Lark columns A, D, E, G in a single atomic API call with automatic retry (up to 3 attempts, 2s/4s/8s back-off). The entire pipeline is observable via a rotating log file (logs/auto_count.log) and protected by 283 automated tests that cover positive, negative, security, performance, UI/UX, and stress scenarios.</w:t>
       </w:r>
     </w:p>
     <w:p/>
@@ -14960,7 +15046,7 @@
           <w:color w:val="595959"/>
           <w:sz w:val="18"/>
         </w:rPr>
-        <w:t>— End of Document — Version 3.3 —</w:t>
+        <w:t>— End of Document — Version 3.5 —</w:t>
       </w:r>
     </w:p>
     <w:sectPr>
